--- a/docs/manuscript/index.docx
+++ b/docs/manuscript/index.docx
@@ -47,7 +47,7 @@
         <w:pStyle w:val="Date"/>
       </w:pPr>
       <w:r>
-        <w:t xml:space="preserve">2026-04-29</w:t>
+        <w:t xml:space="preserve">2026-04-30</w:t>
       </w:r>
     </w:p>
     <w:p>
@@ -149,6 +149,192 @@
         <w:t xml:space="preserve">Abstract</w:t>
       </w:r>
     </w:p>
+    <w:p>
+      <w:pPr>
+        <w:pStyle w:val="FirstParagraph"/>
+      </w:pPr>
+      <w:r>
+        <w:t xml:space="preserve">The ankle draft model incorporated in ASHRAE Standard 55 was derived</w:t>
+      </w:r>
+      <w:r>
+        <w:t xml:space="preserve"> </w:t>
+      </w:r>
+      <w:r>
+        <w:t xml:space="preserve">from studies in which participants wore summer clothing with exposed</w:t>
+      </w:r>
+      <w:r>
+        <w:t xml:space="preserve"> </w:t>
+      </w:r>
+      <w:r>
+        <w:t xml:space="preserve">ankles (~0.5 clo), potentially leading to overly conservative perimeter</w:t>
+      </w:r>
+      <w:r>
+        <w:t xml:space="preserve"> </w:t>
+      </w:r>
+      <w:r>
+        <w:t xml:space="preserve">heating requirements in winter conditions where office occupants</w:t>
+      </w:r>
+      <w:r>
+        <w:t xml:space="preserve"> </w:t>
+      </w:r>
+      <w:r>
+        <w:t xml:space="preserve">typically wear long trousers, socks, and closed-toe shoes (~0.75 clo).</w:t>
+      </w:r>
+      <w:r>
+        <w:t xml:space="preserve"> </w:t>
+      </w:r>
+      <w:r>
+        <w:t xml:space="preserve">This study evaluated thermal comfort responses to ankle-level draft</w:t>
+      </w:r>
+      <w:r>
+        <w:t xml:space="preserve"> </w:t>
+      </w:r>
+      <w:r>
+        <w:t xml:space="preserve">under such winter clothing conditions through controlled laboratory</w:t>
+      </w:r>
+      <w:r>
+        <w:t xml:space="preserve"> </w:t>
+      </w:r>
+      <w:r>
+        <w:t xml:space="preserve">experiments with 51 participants. Using a within-subjects</w:t>
+      </w:r>
+      <w:r>
+        <w:t xml:space="preserve"> </w:t>
+      </w:r>
+      <w:r>
+        <w:t xml:space="preserve">repeated-measures design, we exposed participants to nine conditions</w:t>
+      </w:r>
+      <w:r>
+        <w:t xml:space="preserve"> </w:t>
+      </w:r>
+      <w:r>
+        <w:t xml:space="preserve">varying supply air temperature (15°C, 17°C, 19°C) and ankle-level air</w:t>
+      </w:r>
+      <w:r>
+        <w:t xml:space="preserve"> </w:t>
+      </w:r>
+      <w:r>
+        <w:t xml:space="preserve">speed (0.1–0.7 m/s) simulating window downdraft while they wore clothing</w:t>
+      </w:r>
+      <w:r>
+        <w:t xml:space="preserve"> </w:t>
+      </w:r>
+      <w:r>
+        <w:t xml:space="preserve">ensembles targeting 0.75 clo.</w:t>
+      </w:r>
+    </w:p>
+    <w:p>
+      <w:pPr>
+        <w:pStyle w:val="BodyText"/>
+      </w:pPr>
+      <w:r>
+        <w:t xml:space="preserve">The existing ankle draft model systematically overpredicted</w:t>
+      </w:r>
+      <w:r>
+        <w:t xml:space="preserve"> </w:t>
+      </w:r>
+      <w:r>
+        <w:t xml:space="preserve">dissatisfaction across all conditions. While prior studies with exposed</w:t>
+      </w:r>
+      <w:r>
+        <w:t xml:space="preserve"> </w:t>
+      </w:r>
+      <w:r>
+        <w:t xml:space="preserve">ankles reported dissatisfaction rates of 23–57%, we observed rates of</w:t>
+      </w:r>
+      <w:r>
+        <w:t xml:space="preserve"> </w:t>
+      </w:r>
+      <w:r>
+        <w:t xml:space="preserve">only 6–20%, with the existing model overestimating dissatisfaction by an</w:t>
+      </w:r>
+      <w:r>
+        <w:t xml:space="preserve"> </w:t>
+      </w:r>
+      <w:r>
+        <w:t xml:space="preserve">average of 2.8 times and by as much as 39 percentage points at high air</w:t>
+      </w:r>
+      <w:r>
+        <w:t xml:space="preserve"> </w:t>
+      </w:r>
+      <w:r>
+        <w:t xml:space="preserve">speeds. We fit generalized linear mixed-effects models to data from this</w:t>
+      </w:r>
+      <w:r>
+        <w:t xml:space="preserve"> </w:t>
+      </w:r>
+      <w:r>
+        <w:t xml:space="preserve">study and prior research, developing separate prediction equations for</w:t>
+      </w:r>
+      <w:r>
+        <w:t xml:space="preserve"> </w:t>
+      </w:r>
+      <w:r>
+        <w:t xml:space="preserve">ankle-covered and ankle-uncovered conditions. The covered-ankle model</w:t>
+      </w:r>
+      <w:r>
+        <w:t xml:space="preserve"> </w:t>
+      </w:r>
+      <w:r>
+        <w:t xml:space="preserve">exhibited both a lower baseline dissatisfaction risk and reduced</w:t>
+      </w:r>
+      <w:r>
+        <w:t xml:space="preserve"> </w:t>
+      </w:r>
+      <w:r>
+        <w:t xml:space="preserve">sensitivity to air speed. Whole-body thermal sensation and ankle-level</w:t>
+      </w:r>
+      <w:r>
+        <w:t xml:space="preserve"> </w:t>
+      </w:r>
+      <w:r>
+        <w:t xml:space="preserve">air speed were the only significant predictors; ankle air temperature</w:t>
+      </w:r>
+      <w:r>
+        <w:t xml:space="preserve"> </w:t>
+      </w:r>
+      <w:r>
+        <w:t xml:space="preserve">and room temperature were not significant within the tested ranges.</w:t>
+      </w:r>
+    </w:p>
+    <w:p>
+      <w:pPr>
+        <w:pStyle w:val="BodyText"/>
+      </w:pPr>
+      <w:r>
+        <w:t xml:space="preserve">These findings support differentiating ASHRAE Standard 55 ankle draft</w:t>
+      </w:r>
+      <w:r>
+        <w:t xml:space="preserve"> </w:t>
+      </w:r>
+      <w:r>
+        <w:t xml:space="preserve">criteria by clothing insulation level. Adopting a covered-ankle</w:t>
+      </w:r>
+      <w:r>
+        <w:t xml:space="preserve"> </w:t>
+      </w:r>
+      <w:r>
+        <w:t xml:space="preserve">criterion for winter heating scenarios will enable meaningful reductions</w:t>
+      </w:r>
+      <w:r>
+        <w:t xml:space="preserve"> </w:t>
+      </w:r>
+      <w:r>
+        <w:t xml:space="preserve">in perimeter heating requirements without compromising occupant comfort,</w:t>
+      </w:r>
+      <w:r>
+        <w:t xml:space="preserve"> </w:t>
+      </w:r>
+      <w:r>
+        <w:t xml:space="preserve">with associated benefits for installation costs, energy consumption, and</w:t>
+      </w:r>
+      <w:r>
+        <w:t xml:space="preserve"> </w:t>
+      </w:r>
+      <w:r>
+        <w:t xml:space="preserve">carbon emissions.</w:t>
+      </w:r>
+    </w:p>
     <w:bookmarkEnd w:id="21"/>
     <w:bookmarkStart w:id="22" w:name="introduction"/>
     <w:p>
@@ -582,7 +768,7 @@
       </w:r>
     </w:p>
     <w:bookmarkEnd w:id="22"/>
-    <w:bookmarkStart w:id="38" w:name="sec-methods"/>
+    <w:bookmarkStart w:id="42" w:name="sec-methods"/>
     <w:p>
       <w:pPr>
         <w:pStyle w:val="Heading1"/>
@@ -661,14 +847,6 @@
         <w:pStyle w:val="BodyText"/>
       </w:pPr>
       <w:r>
-        <w:t xml:space="preserve">PLACEHOLDER EXPERIMENTAL PROTOCOL GRAPHIC</w:t>
-      </w:r>
-    </w:p>
-    <w:p>
-      <w:pPr>
-        <w:pStyle w:val="BodyText"/>
-      </w:pPr>
-      <w:r>
         <w:t xml:space="preserve">Participants attended four sessions: an introductory session for</w:t>
       </w:r>
       <w:r>
@@ -699,7 +877,7 @@
         <w:t xml:space="preserve"> </w:t>
       </w:r>
       <w:r>
-        <w:t xml:space="preserve">order. Sessions were scheduled on separate days to minimize carryover</w:t>
+        <w:t xml:space="preserve">order. We scheduled sessions on separate days to minimize carryover</w:t>
       </w:r>
       <w:r>
         <w:t xml:space="preserve"> </w:t>
@@ -715,7 +893,7 @@
       </w:r>
     </w:p>
     <w:bookmarkEnd w:id="23"/>
-    <w:bookmarkStart w:id="24" w:name="climate-chamber-and-apparatus"/>
+    <w:bookmarkStart w:id="28" w:name="climate-chamber-and-apparatus"/>
     <w:p>
       <w:pPr>
         <w:pStyle w:val="Heading2"/>
@@ -729,7 +907,7 @@
         <w:pStyle w:val="FirstParagraph"/>
       </w:pPr>
       <w:r>
-        <w:t xml:space="preserve">The experiment was conducted in a climate-controlled chamber at the</w:t>
+        <w:t xml:space="preserve">We conducted the experiment in a climate-controlled chamber at the</w:t>
       </w:r>
       <w:r>
         <w:t xml:space="preserve"> </w:t>
@@ -798,494 +976,6 @@
       </w:r>
       <w:r>
         <w:t xml:space="preserve">.</w:t>
-      </w:r>
-    </w:p>
-    <w:p>
-      <w:pPr>
-        <w:pStyle w:val="BodyText"/>
-      </w:pPr>
-      <w:r>
-        <w:t xml:space="preserve">PLACEHOLDER CHAMBER SETUP GRAPHIC</w:t>
-      </w:r>
-    </w:p>
-    <w:p>
-      <w:pPr>
-        <w:pStyle w:val="BodyText"/>
-      </w:pPr>
-      <w:r>
-        <w:t xml:space="preserve">A custom displacement diffuser was used to deliver conditioned air to</w:t>
-      </w:r>
-      <w:r>
-        <w:t xml:space="preserve"> </w:t>
-      </w:r>
-      <w:r>
-        <w:t xml:space="preserve">the ankle region of participants seated at the three workstations. The</w:t>
-      </w:r>
-      <w:r>
-        <w:t xml:space="preserve"> </w:t>
-      </w:r>
-      <w:r>
-        <w:t xml:space="preserve">diffuser was positioned 0.7 m behind each workstation, directing airflow</w:t>
-      </w:r>
-      <w:r>
-        <w:t xml:space="preserve"> </w:t>
-      </w:r>
-      <w:r>
-        <w:t xml:space="preserve">toward the participants’ lower legs from behind and simulating the</w:t>
-      </w:r>
-      <w:r>
-        <w:t xml:space="preserve"> </w:t>
-      </w:r>
-      <w:r>
-        <w:t xml:space="preserve">approach direction of window downdraft. The diffuser was connected to an</w:t>
-      </w:r>
-      <w:r>
-        <w:t xml:space="preserve"> </w:t>
-      </w:r>
-      <w:r>
-        <w:t xml:space="preserve">independent air handling unit capable of delivering supply air at the</w:t>
-      </w:r>
-      <w:r>
-        <w:t xml:space="preserve"> </w:t>
-      </w:r>
-      <w:r>
-        <w:t xml:space="preserve">target temperatures and flow rates. The three supply air temperatures</w:t>
-      </w:r>
-      <w:r>
-        <w:t xml:space="preserve"> </w:t>
-      </w:r>
-      <w:r>
-        <w:t xml:space="preserve">(15°C, 17°C, 19°C) represent temperatures at the VAV outlet and air flow</w:t>
-      </w:r>
-      <w:r>
-        <w:t xml:space="preserve"> </w:t>
-      </w:r>
-      <w:r>
-        <w:t xml:space="preserve">rates were controlled by damper adjustment. Turbulence intensity at the</w:t>
-      </w:r>
-      <w:r>
-        <w:t xml:space="preserve"> </w:t>
-      </w:r>
-      <w:r>
-        <w:t xml:space="preserve">measurement location was approximately 30% (see</w:t>
-      </w:r>
-      <w:r>
-        <w:t xml:space="preserve"> </w:t>
-      </w:r>
-      <w:hyperlink w:anchor="tbl-env">
-        <w:r>
-          <w:rPr>
-            <w:rStyle w:val="Hyperlink"/>
-          </w:rPr>
-          <w:t xml:space="preserve">Table 3</w:t>
-        </w:r>
-      </w:hyperlink>
-      <w:r>
-        <w:t xml:space="preserve">), consistent</w:t>
-      </w:r>
-      <w:r>
-        <w:t xml:space="preserve"> </w:t>
-      </w:r>
-      <w:r>
-        <w:t xml:space="preserve">with values reported in prior ankle draft studies</w:t>
-      </w:r>
-      <w:r>
-        <w:t xml:space="preserve"> </w:t>
-      </w:r>
-      <w:r>
-        <w:t xml:space="preserve">(</w:t>
-      </w:r>
-      <w:hyperlink w:anchor="X0e41857b9754d3f46055296e8711d0a459bcc8a">
-        <w:r>
-          <w:rPr>
-            <w:rStyle w:val="Hyperlink"/>
-          </w:rPr>
-          <w:t xml:space="preserve">Liu et al., 2017</w:t>
-        </w:r>
-      </w:hyperlink>
-      <w:r>
-        <w:t xml:space="preserve">)</w:t>
-      </w:r>
-      <w:r>
-        <w:t xml:space="preserve">. The three seats in the back</w:t>
-      </w:r>
-      <w:r>
-        <w:t xml:space="preserve"> </w:t>
-      </w:r>
-      <w:r>
-        <w:t xml:space="preserve">of the room were not affected by the diffusors targeting the three</w:t>
-      </w:r>
-      <w:r>
-        <w:t xml:space="preserve"> </w:t>
-      </w:r>
-      <w:r>
-        <w:t xml:space="preserve">workstations only.</w:t>
-      </w:r>
-    </w:p>
-    <w:bookmarkEnd w:id="24"/>
-    <w:bookmarkStart w:id="25" w:name="environmental-monitoring"/>
-    <w:p>
-      <w:pPr>
-        <w:pStyle w:val="Heading2"/>
-      </w:pPr>
-      <w:r>
-        <w:t xml:space="preserve">2.3 Environmental monitoring</w:t>
-      </w:r>
-    </w:p>
-    <w:p>
-      <w:pPr>
-        <w:pStyle w:val="FirstParagraph"/>
-      </w:pPr>
-      <w:r>
-        <w:t xml:space="preserve">Air temperature was measured at head-height at each workstation using</w:t>
-      </w:r>
-      <w:r>
-        <w:t xml:space="preserve"> </w:t>
-      </w:r>
-      <w:r>
-        <w:t xml:space="preserve">calibrated Atmocube monitors (Atmotech Inc., United States; air</w:t>
-      </w:r>
-      <w:r>
-        <w:t xml:space="preserve"> </w:t>
-      </w:r>
-      <w:r>
-        <w:t xml:space="preserve">temperature: -40 to +125°C, ± 0.5°C, relative humidity: 0 to 100%RH, ± 2</w:t>
-      </w:r>
-      <w:r>
-        <w:t xml:space="preserve"> </w:t>
-      </w:r>
-      <w:r>
-        <w:t xml:space="preserve">%RH, CO</w:t>
-      </w:r>
-      <w:r>
-        <w:rPr>
-          <w:vertAlign w:val="subscript"/>
-        </w:rPr>
-        <w:t xml:space="preserve">2</w:t>
-      </w:r>
-      <w:r>
-        <w:t xml:space="preserve">: 0 to 5000 ppm, ± 50 ppm + 2.5% of reading at standard room</w:t>
-      </w:r>
-      <w:r>
-        <w:t xml:space="preserve"> </w:t>
-      </w:r>
-      <w:r>
-        <w:t xml:space="preserve">levels) positioned within 0.5 m of participants. Air velocity at ankle</w:t>
-      </w:r>
-      <w:r>
-        <w:t xml:space="preserve"> </w:t>
-      </w:r>
-      <w:r>
-        <w:t xml:space="preserve">level (0.1 m) was measured using AirDistSys 5000 omnidirectional</w:t>
-      </w:r>
-      <w:r>
-        <w:t xml:space="preserve"> </w:t>
-      </w:r>
-      <w:r>
-        <w:t xml:space="preserve">hot-wire anemometers (Sensor Electronic, Poland, air velocity: 0.05-5</w:t>
-      </w:r>
-      <w:r>
-        <w:t xml:space="preserve"> </w:t>
-      </w:r>
-      <w:r>
-        <w:t xml:space="preserve">m/s, accuracy: ±0.02 m/s ±2% of reading; temperature: -10 to +50°C,</w:t>
-      </w:r>
-      <w:r>
-        <w:t xml:space="preserve"> </w:t>
-      </w:r>
-      <w:r>
-        <w:t xml:space="preserve">accuracy: ±0.2°C, sampling interval: 1 s). Supply air temperature was</w:t>
-      </w:r>
-      <w:r>
-        <w:t xml:space="preserve"> </w:t>
-      </w:r>
-      <w:r>
-        <w:t xml:space="preserve">monitored continuously at the diffuser outlet. Room-level measurements</w:t>
-      </w:r>
-      <w:r>
-        <w:t xml:space="preserve"> </w:t>
-      </w:r>
-      <w:r>
-        <w:t xml:space="preserve">of relative humidity and CO</w:t>
-      </w:r>
-      <w:r>
-        <w:rPr>
-          <w:vertAlign w:val="subscript"/>
-        </w:rPr>
-        <w:t xml:space="preserve">2</w:t>
-      </w:r>
-      <w:r>
-        <w:t xml:space="preserve"> </w:t>
-      </w:r>
-      <w:r>
-        <w:t xml:space="preserve">concentration were recorded throughout</w:t>
-      </w:r>
-      <w:r>
-        <w:t xml:space="preserve"> </w:t>
-      </w:r>
-      <w:r>
-        <w:t xml:space="preserve">each session.</w:t>
-      </w:r>
-    </w:p>
-    <w:bookmarkEnd w:id="25"/>
-    <w:bookmarkStart w:id="26" w:name="participants"/>
-    <w:p>
-      <w:pPr>
-        <w:pStyle w:val="Heading2"/>
-      </w:pPr>
-      <w:r>
-        <w:t xml:space="preserve">2.4 Participants</w:t>
-      </w:r>
-    </w:p>
-    <w:p>
-      <w:pPr>
-        <w:pStyle w:val="FirstParagraph"/>
-      </w:pPr>
-      <w:r>
-        <w:t xml:space="preserve">We recruited participants from the university community and local area</w:t>
-      </w:r>
-      <w:r>
-        <w:t xml:space="preserve"> </w:t>
-      </w:r>
-      <w:r>
-        <w:t xml:space="preserve">through the Experimental Social Science Laboratory (Xlab) platform and</w:t>
-      </w:r>
-      <w:r>
-        <w:t xml:space="preserve"> </w:t>
-      </w:r>
-      <w:r>
-        <w:t xml:space="preserve">email outreach to individuals who had participated in previous studies</w:t>
-      </w:r>
-      <w:r>
-        <w:t xml:space="preserve"> </w:t>
-      </w:r>
-      <w:r>
-        <w:t xml:space="preserve">and consented to future contact. Eligible participants were between 21</w:t>
-      </w:r>
-      <w:r>
-        <w:t xml:space="preserve"> </w:t>
-      </w:r>
-      <w:r>
-        <w:t xml:space="preserve">and 55 years of age, fluent in English, and free from chronic</w:t>
-      </w:r>
-      <w:r>
-        <w:t xml:space="preserve"> </w:t>
-      </w:r>
-      <w:r>
-        <w:t xml:space="preserve">cardiorespiratory conditions or recent major surgery. Pregnant</w:t>
-      </w:r>
-      <w:r>
-        <w:t xml:space="preserve"> </w:t>
-      </w:r>
-      <w:r>
-        <w:t xml:space="preserve">individuals were excluded.</w:t>
-      </w:r>
-    </w:p>
-    <w:bookmarkEnd w:id="26"/>
-    <w:bookmarkStart w:id="27" w:name="clothing-protocol"/>
-    <w:p>
-      <w:pPr>
-        <w:pStyle w:val="Heading2"/>
-      </w:pPr>
-      <w:r>
-        <w:t xml:space="preserve">2.5 Clothing protocol</w:t>
-      </w:r>
-    </w:p>
-    <w:p>
-      <w:pPr>
-        <w:pStyle w:val="FirstParagraph"/>
-      </w:pPr>
-      <w:r>
-        <w:t xml:space="preserve">To simulate typical winter office attire, participants were instructed</w:t>
-      </w:r>
-      <w:r>
-        <w:t xml:space="preserve"> </w:t>
-      </w:r>
-      <w:r>
-        <w:t xml:space="preserve">to wear a long-sleeve top, long trousers (ending just above the ankle),</w:t>
-      </w:r>
-      <w:r>
-        <w:t xml:space="preserve"> </w:t>
-      </w:r>
-      <w:r>
-        <w:t xml:space="preserve">thin socks, and closed-toe shoes. This ensemble targets a clothing</w:t>
-      </w:r>
-      <w:r>
-        <w:t xml:space="preserve"> </w:t>
-      </w:r>
-      <w:r>
-        <w:t xml:space="preserve">insulation of approximately 0.75 clo, consistent with the median value</w:t>
-      </w:r>
-      <w:r>
-        <w:t xml:space="preserve"> </w:t>
-      </w:r>
-      <w:r>
-        <w:t xml:space="preserve">observed in office buildings during heating seasons</w:t>
-      </w:r>
-      <w:r>
-        <w:t xml:space="preserve"> </w:t>
-      </w:r>
-      <w:r>
-        <w:t xml:space="preserve">(</w:t>
-      </w:r>
-      <w:hyperlink w:anchor="X9df5917af8f84de39d37f25bb914b381b4d01ad">
-        <w:r>
-          <w:rPr>
-            <w:rStyle w:val="Hyperlink"/>
-          </w:rPr>
-          <w:t xml:space="preserve">Földváry Ličina et al., 2018</w:t>
-        </w:r>
-      </w:hyperlink>
-      <w:r>
-        <w:t xml:space="preserve">)</w:t>
-      </w:r>
-      <w:r>
-        <w:t xml:space="preserve">. Participants were</w:t>
-      </w:r>
-      <w:r>
-        <w:t xml:space="preserve"> </w:t>
-      </w:r>
-      <w:r>
-        <w:t xml:space="preserve">permitted to make minor clothing adjustments during sessions (e.g.,</w:t>
-      </w:r>
-      <w:r>
-        <w:t xml:space="preserve"> </w:t>
-      </w:r>
-      <w:r>
-        <w:t xml:space="preserve">rolling sleeves), and any changes were recorded.</w:t>
-      </w:r>
-    </w:p>
-    <w:bookmarkEnd w:id="27"/>
-    <w:bookmarkStart w:id="28" w:name="experimental-protocol"/>
-    <w:p>
-      <w:pPr>
-        <w:pStyle w:val="Heading2"/>
-      </w:pPr>
-      <w:r>
-        <w:t xml:space="preserve">2.6 Experimental protocol</w:t>
-      </w:r>
-    </w:p>
-    <w:p>
-      <w:pPr>
-        <w:pStyle w:val="FirstParagraph"/>
-      </w:pPr>
-      <w:r>
-        <w:t xml:space="preserve">Upon arrival for each experimental session, participants were checked</w:t>
-      </w:r>
-      <w:r>
-        <w:t xml:space="preserve"> </w:t>
-      </w:r>
-      <w:r>
-        <w:t xml:space="preserve">for elevated temperature and fitted with skin temperature sensors.</w:t>
-      </w:r>
-      <w:r>
-        <w:t xml:space="preserve"> </w:t>
-      </w:r>
-      <w:r>
-        <w:t xml:space="preserve">Participants then entered the climate chamber and completed a 20-minute</w:t>
-      </w:r>
-      <w:r>
-        <w:t xml:space="preserve"> </w:t>
-      </w:r>
-      <w:r>
-        <w:t xml:space="preserve">adaptation period at their assigned workstation under baseline</w:t>
-      </w:r>
-      <w:r>
-        <w:t xml:space="preserve"> </w:t>
-      </w:r>
-      <w:r>
-        <w:t xml:space="preserve">conditions.</w:t>
-      </w:r>
-    </w:p>
-    <w:p>
-      <w:pPr>
-        <w:pStyle w:val="BodyText"/>
-      </w:pPr>
-      <w:r>
-        <w:t xml:space="preserve">Following adaptation, participants were exposed to three consecutive</w:t>
-      </w:r>
-      <w:r>
-        <w:t xml:space="preserve"> </w:t>
-      </w:r>
-      <w:r>
-        <w:t xml:space="preserve">20-minute conditions at different air speed levels, with 20-minute rest</w:t>
-      </w:r>
-      <w:r>
-        <w:t xml:space="preserve"> </w:t>
-      </w:r>
-      <w:r>
-        <w:t xml:space="preserve">periods between conditions. The sequence of air speed conditions was</w:t>
-      </w:r>
-      <w:r>
-        <w:t xml:space="preserve"> </w:t>
-      </w:r>
-      <w:r>
-        <w:t xml:space="preserve">counterbalanced across participants and sessions. During each exposure</w:t>
-      </w:r>
-      <w:r>
-        <w:t xml:space="preserve"> </w:t>
-      </w:r>
-      <w:r>
-        <w:t xml:space="preserve">period, participants completed standardized questionnaires at the end of</w:t>
-      </w:r>
-      <w:r>
-        <w:t xml:space="preserve"> </w:t>
-      </w:r>
-      <w:r>
-        <w:t xml:space="preserve">each interval.</w:t>
-      </w:r>
-    </w:p>
-    <w:bookmarkEnd w:id="28"/>
-    <w:bookmarkStart w:id="30" w:name="subjective-measurements"/>
-    <w:p>
-      <w:pPr>
-        <w:pStyle w:val="Heading2"/>
-      </w:pPr>
-      <w:r>
-        <w:t xml:space="preserve">2.7 Subjective measurements</w:t>
-      </w:r>
-    </w:p>
-    <w:p>
-      <w:pPr>
-        <w:pStyle w:val="FirstParagraph"/>
-      </w:pPr>
-      <w:r>
-        <w:t xml:space="preserve">The perception of the thermal environment was assessed using validated</w:t>
-      </w:r>
-      <w:r>
-        <w:t xml:space="preserve"> </w:t>
-      </w:r>
-      <w:r>
-        <w:t xml:space="preserve">scales consistent with prior ankle draft research and ASHRAE Standard 55</w:t>
-      </w:r>
-      <w:r>
-        <w:t xml:space="preserve"> </w:t>
-      </w:r>
-      <w:r>
-        <w:t xml:space="preserve">requirements. Constructs and their scales used in the questionnaires are</w:t>
-      </w:r>
-      <w:r>
-        <w:t xml:space="preserve"> </w:t>
-      </w:r>
-      <w:r>
-        <w:t xml:space="preserve">summarized in</w:t>
-      </w:r>
-      <w:r>
-        <w:t xml:space="preserve"> </w:t>
-      </w:r>
-      <w:hyperlink w:anchor="tbl-scales">
-        <w:r>
-          <w:rPr>
-            <w:rStyle w:val="Hyperlink"/>
-          </w:rPr>
-          <w:t xml:space="preserve">Table 1</w:t>
-        </w:r>
-      </w:hyperlink>
-      <w:r>
-        <w:t xml:space="preserve"> </w:t>
-      </w:r>
-      <w:r>
-        <w:t xml:space="preserve">below.</w:t>
       </w:r>
     </w:p>
     <w:tbl>
@@ -1301,7 +991,469 @@
       <w:tr>
         <w:tc>
           <w:tcPr/>
-          <w:bookmarkStart w:id="29" w:name="tbl-scales"/>
+          <w:bookmarkStart w:id="27" w:name="fig-setup"/>
+          <w:p>
+            <w:pPr>
+              <w:pStyle w:val="Compact"/>
+              <w:jc w:val="center"/>
+            </w:pPr>
+            <w:r>
+              <w:drawing>
+                <wp:inline>
+                  <wp:extent cx="3212311" cy="4714932"/>
+                  <wp:effectExtent b="0" l="0" r="0" t="0"/>
+                  <wp:docPr descr="" title="" id="25" name="Picture"/>
+                  <a:graphic>
+                    <a:graphicData uri="http://schemas.openxmlformats.org/drawingml/2006/picture">
+                      <pic:pic>
+                        <pic:nvPicPr>
+                          <pic:cNvPr descr="figs/experimental_setup.png" id="26" name="Picture"/>
+                          <pic:cNvPicPr>
+                            <a:picLocks noChangeArrowheads="1" noChangeAspect="1"/>
+                          </pic:cNvPicPr>
+                        </pic:nvPicPr>
+                        <pic:blipFill>
+                          <a:blip r:embed="rId24"/>
+                          <a:stretch>
+                            <a:fillRect/>
+                          </a:stretch>
+                        </pic:blipFill>
+                        <pic:spPr bwMode="auto">
+                          <a:xfrm>
+                            <a:off x="0" y="0"/>
+                            <a:ext cx="3212311" cy="4714932"/>
+                          </a:xfrm>
+                          <a:prstGeom prst="rect">
+                            <a:avLst/>
+                          </a:prstGeom>
+                          <a:noFill/>
+                          <a:ln w="9525">
+                            <a:noFill/>
+                            <a:headEnd/>
+                            <a:tailEnd/>
+                          </a:ln>
+                        </pic:spPr>
+                      </pic:pic>
+                    </a:graphicData>
+                  </a:graphic>
+                </wp:inline>
+              </w:drawing>
+            </w:r>
+          </w:p>
+          <w:p>
+            <w:pPr>
+              <w:jc w:val="center"/>
+            </w:pPr>
+            <w:pPr>
+              <w:jc w:val="left"/>
+              <w:spacing w:before="200"/>
+              <w:pStyle w:val="ImageCaption"/>
+            </w:pPr>
+            <w:r>
+              <w:t xml:space="preserve">Figure 1: Experimental configuration and temporal protocol: (a) Seated occupant</w:t>
+            </w:r>
+            <w:r>
+              <w:t xml:space="preserve"> </w:t>
+            </w:r>
+            <w:r>
+              <w:t xml:space="preserve">positioned 0.7 m from the custom displacement diffuser, which simulates</w:t>
+            </w:r>
+            <w:r>
+              <w:t xml:space="preserve"> </w:t>
+            </w:r>
+            <w:r>
+              <w:t xml:space="preserve">window downdraft by directing conditioned air toward the ankle region</w:t>
+            </w:r>
+            <w:r>
+              <w:t xml:space="preserve"> </w:t>
+            </w:r>
+            <w:r>
+              <w:t xml:space="preserve">from behind; (b) Timeline of the 120-minute experimental sessions</w:t>
+            </w:r>
+            <w:r>
+              <w:t xml:space="preserve"> </w:t>
+            </w:r>
+            <w:r>
+              <w:t xml:space="preserve">featuring overlapping participant groups and synchronized questionnaire</w:t>
+            </w:r>
+            <w:r>
+              <w:t xml:space="preserve"> </w:t>
+            </w:r>
+            <w:r>
+              <w:t xml:space="preserve">intervals to characterize the progression of local and whole-body</w:t>
+            </w:r>
+            <w:r>
+              <w:t xml:space="preserve"> </w:t>
+            </w:r>
+            <w:r>
+              <w:t xml:space="preserve">thermal perception.</w:t>
+            </w:r>
+          </w:p>
+          <w:bookmarkEnd w:id="27"/>
+        </w:tc>
+      </w:tr>
+    </w:tbl>
+    <w:p>
+      <w:pPr>
+        <w:pStyle w:val="BodyText"/>
+      </w:pPr>
+      <w:r>
+        <w:t xml:space="preserve">We used custom displacement diffusers to deliver conditioned air to the</w:t>
+      </w:r>
+      <w:r>
+        <w:t xml:space="preserve"> </w:t>
+      </w:r>
+      <w:r>
+        <w:t xml:space="preserve">ankle region of participants seated at the three workstations. The</w:t>
+      </w:r>
+      <w:r>
+        <w:t xml:space="preserve"> </w:t>
+      </w:r>
+      <w:r>
+        <w:t xml:space="preserve">diffuser was positioned 0.7 m behind each workstation, directing airflow</w:t>
+      </w:r>
+      <w:r>
+        <w:t xml:space="preserve"> </w:t>
+      </w:r>
+      <w:r>
+        <w:t xml:space="preserve">toward the participants’ lower legs from behind and simulating the</w:t>
+      </w:r>
+      <w:r>
+        <w:t xml:space="preserve"> </w:t>
+      </w:r>
+      <w:r>
+        <w:t xml:space="preserve">approach direction of window downdraft. The diffuser was connected to an</w:t>
+      </w:r>
+      <w:r>
+        <w:t xml:space="preserve"> </w:t>
+      </w:r>
+      <w:r>
+        <w:t xml:space="preserve">independent air handling unit capable of delivering supply air at the</w:t>
+      </w:r>
+      <w:r>
+        <w:t xml:space="preserve"> </w:t>
+      </w:r>
+      <w:r>
+        <w:t xml:space="preserve">target temperatures and flow rates. The three supply air temperatures</w:t>
+      </w:r>
+      <w:r>
+        <w:t xml:space="preserve"> </w:t>
+      </w:r>
+      <w:r>
+        <w:t xml:space="preserve">(15°C, 17°C, 19°C) represent temperatures at the VAV outlet and we</w:t>
+      </w:r>
+      <w:r>
+        <w:t xml:space="preserve"> </w:t>
+      </w:r>
+      <w:r>
+        <w:t xml:space="preserve">controlled air flow rates by damper adjustment. Turbulence intensity at</w:t>
+      </w:r>
+      <w:r>
+        <w:t xml:space="preserve"> </w:t>
+      </w:r>
+      <w:r>
+        <w:t xml:space="preserve">the measurement location was approximately 30% (see</w:t>
+      </w:r>
+      <w:r>
+        <w:t xml:space="preserve"> </w:t>
+      </w:r>
+      <w:hyperlink w:anchor="tbl-env">
+        <w:r>
+          <w:rPr>
+            <w:rStyle w:val="Hyperlink"/>
+          </w:rPr>
+          <w:t xml:space="preserve">Table 3</w:t>
+        </w:r>
+      </w:hyperlink>
+      <w:r>
+        <w:t xml:space="preserve">),</w:t>
+      </w:r>
+      <w:r>
+        <w:t xml:space="preserve"> </w:t>
+      </w:r>
+      <w:r>
+        <w:t xml:space="preserve">consistent with values reported in prior ankle draft studies</w:t>
+      </w:r>
+      <w:r>
+        <w:t xml:space="preserve"> </w:t>
+      </w:r>
+      <w:r>
+        <w:t xml:space="preserve">(</w:t>
+      </w:r>
+      <w:hyperlink w:anchor="X0e41857b9754d3f46055296e8711d0a459bcc8a">
+        <w:r>
+          <w:rPr>
+            <w:rStyle w:val="Hyperlink"/>
+          </w:rPr>
+          <w:t xml:space="preserve">Liu et al., 2017</w:t>
+        </w:r>
+      </w:hyperlink>
+      <w:r>
+        <w:t xml:space="preserve">)</w:t>
+      </w:r>
+      <w:r>
+        <w:t xml:space="preserve">. The three seats in the back</w:t>
+      </w:r>
+      <w:r>
+        <w:t xml:space="preserve"> </w:t>
+      </w:r>
+      <w:r>
+        <w:t xml:space="preserve">of the room were not affected by the diffusers targeting the three</w:t>
+      </w:r>
+      <w:r>
+        <w:t xml:space="preserve"> </w:t>
+      </w:r>
+      <w:r>
+        <w:t xml:space="preserve">workstations only.</w:t>
+      </w:r>
+    </w:p>
+    <w:bookmarkEnd w:id="28"/>
+    <w:bookmarkStart w:id="33" w:name="monitoring"/>
+    <w:p>
+      <w:pPr>
+        <w:pStyle w:val="Heading2"/>
+      </w:pPr>
+      <w:r>
+        <w:t xml:space="preserve">2.3 Monitoring</w:t>
+      </w:r>
+    </w:p>
+    <w:bookmarkStart w:id="29" w:name="environmental"/>
+    <w:p>
+      <w:pPr>
+        <w:pStyle w:val="Heading3"/>
+      </w:pPr>
+      <w:r>
+        <w:t xml:space="preserve">2.3.1 Environmental</w:t>
+      </w:r>
+    </w:p>
+    <w:p>
+      <w:pPr>
+        <w:pStyle w:val="FirstParagraph"/>
+      </w:pPr>
+      <w:r>
+        <w:t xml:space="preserve">We measured head-level air temperature (1.1 m) at each workstation using</w:t>
+      </w:r>
+      <w:r>
+        <w:t xml:space="preserve"> </w:t>
+      </w:r>
+      <w:r>
+        <w:t xml:space="preserve">calibrated Atmocube monitors (Atmotech Inc., United States; air</w:t>
+      </w:r>
+      <w:r>
+        <w:t xml:space="preserve"> </w:t>
+      </w:r>
+      <w:r>
+        <w:t xml:space="preserve">temperature: -40 to +125°C, ± 0.5°C, relative humidity: 0 to 100%RH, ± 2</w:t>
+      </w:r>
+      <w:r>
+        <w:t xml:space="preserve"> </w:t>
+      </w:r>
+      <w:r>
+        <w:t xml:space="preserve">%RH, CO</w:t>
+      </w:r>
+      <w:r>
+        <w:rPr>
+          <w:vertAlign w:val="subscript"/>
+        </w:rPr>
+        <w:t xml:space="preserve">2</w:t>
+      </w:r>
+      <w:r>
+        <w:t xml:space="preserve">: 0 to 5000 ppm, ± 50 ppm + 2.5% of reading at standard room</w:t>
+      </w:r>
+      <w:r>
+        <w:t xml:space="preserve"> </w:t>
+      </w:r>
+      <w:r>
+        <w:t xml:space="preserve">levels) positioned within 0.5 m of participants. To measure air velocity</w:t>
+      </w:r>
+      <w:r>
+        <w:t xml:space="preserve"> </w:t>
+      </w:r>
+      <w:r>
+        <w:t xml:space="preserve">and air temperature at ankle level (0.1 m) we used the AirDistSys 5000</w:t>
+      </w:r>
+      <w:r>
+        <w:t xml:space="preserve"> </w:t>
+      </w:r>
+      <w:r>
+        <w:t xml:space="preserve">omnidirectional hot-wire anemometers (Sensor Electronic, Poland, air</w:t>
+      </w:r>
+      <w:r>
+        <w:t xml:space="preserve"> </w:t>
+      </w:r>
+      <w:r>
+        <w:t xml:space="preserve">velocity: 0.05-5 m/s, accuracy: ±0.02 m/s ±2% of reading; temperature:</w:t>
+      </w:r>
+      <w:r>
+        <w:t xml:space="preserve"> </w:t>
+      </w:r>
+      <w:r>
+        <w:t xml:space="preserve">-10 to +50°C, accuracy: ±0.2°C, sampling interval: 1 s). Room-level</w:t>
+      </w:r>
+      <w:r>
+        <w:t xml:space="preserve"> </w:t>
+      </w:r>
+      <w:r>
+        <w:t xml:space="preserve">measurements of relative humidity and CO</w:t>
+      </w:r>
+      <w:r>
+        <w:rPr>
+          <w:vertAlign w:val="subscript"/>
+        </w:rPr>
+        <w:t xml:space="preserve">2</w:t>
+      </w:r>
+      <w:r>
+        <w:t xml:space="preserve"> </w:t>
+      </w:r>
+      <w:r>
+        <w:t xml:space="preserve">concentration were recorded</w:t>
+      </w:r>
+      <w:r>
+        <w:t xml:space="preserve"> </w:t>
+      </w:r>
+      <w:r>
+        <w:t xml:space="preserve">throughout each session.</w:t>
+      </w:r>
+    </w:p>
+    <w:bookmarkEnd w:id="29"/>
+    <w:bookmarkStart w:id="30" w:name="physiological"/>
+    <w:p>
+      <w:pPr>
+        <w:pStyle w:val="Heading3"/>
+      </w:pPr>
+      <w:r>
+        <w:t xml:space="preserve">2.3.2 Physiological</w:t>
+      </w:r>
+    </w:p>
+    <w:p>
+      <w:pPr>
+        <w:pStyle w:val="FirstParagraph"/>
+      </w:pPr>
+      <w:r>
+        <w:t xml:space="preserve">In addition, we recorded continuously participants skin temperature on</w:t>
+      </w:r>
+      <w:r>
+        <w:t xml:space="preserve"> </w:t>
+      </w:r>
+      <w:r>
+        <w:t xml:space="preserve">the lateral lower leg (mid-calf) and feet using iButton sensors</w:t>
+      </w:r>
+      <w:r>
+        <w:t xml:space="preserve"> </w:t>
+      </w:r>
+      <w:r>
+        <w:t xml:space="preserve">(Thermochron, Maxim Integrated, USA, Type DS1923; measurement range:</w:t>
+      </w:r>
+      <w:r>
+        <w:t xml:space="preserve"> </w:t>
+      </w:r>
+      <w:r>
+        <w:t xml:space="preserve">20°C to 85°C; accuracy: ±0.5°C; resolution: 0.0625°C) attached with</w:t>
+      </w:r>
+      <w:r>
+        <w:t xml:space="preserve"> </w:t>
+      </w:r>
+      <w:r>
+        <w:t xml:space="preserve">medical-grade hypoallergenic tape. We used the skin temperature data to</w:t>
+      </w:r>
+      <w:r>
+        <w:t xml:space="preserve"> </w:t>
+      </w:r>
+      <w:r>
+        <w:t xml:space="preserve">assess local cooling responses and as physiological correlates of</w:t>
+      </w:r>
+      <w:r>
+        <w:t xml:space="preserve"> </w:t>
+      </w:r>
+      <w:r>
+        <w:t xml:space="preserve">subjective thermal sensation.</w:t>
+      </w:r>
+    </w:p>
+    <w:bookmarkEnd w:id="30"/>
+    <w:bookmarkStart w:id="32" w:name="subjective-feedback"/>
+    <w:p>
+      <w:pPr>
+        <w:pStyle w:val="Heading3"/>
+      </w:pPr>
+      <w:r>
+        <w:t xml:space="preserve">2.3.3 Subjective feedback</w:t>
+      </w:r>
+    </w:p>
+    <w:p>
+      <w:pPr>
+        <w:pStyle w:val="FirstParagraph"/>
+      </w:pPr>
+      <w:r>
+        <w:t xml:space="preserve">To assess the perception of the thermal environment we used validated</w:t>
+      </w:r>
+      <w:r>
+        <w:t xml:space="preserve"> </w:t>
+      </w:r>
+      <w:r>
+        <w:t xml:space="preserve">scales consistent with prior ankle draft research and ASHRAE Standard 55</w:t>
+      </w:r>
+      <w:r>
+        <w:t xml:space="preserve"> </w:t>
+      </w:r>
+      <w:r>
+        <w:t xml:space="preserve">requirements. Constructs and their scales used in the questionnaires are</w:t>
+      </w:r>
+      <w:r>
+        <w:t xml:space="preserve"> </w:t>
+      </w:r>
+      <w:r>
+        <w:t xml:space="preserve">summarized in</w:t>
+      </w:r>
+      <w:r>
+        <w:t xml:space="preserve"> </w:t>
+      </w:r>
+      <w:hyperlink w:anchor="tbl-scales">
+        <w:r>
+          <w:rPr>
+            <w:rStyle w:val="Hyperlink"/>
+          </w:rPr>
+          <w:t xml:space="preserve">Table 1</w:t>
+        </w:r>
+      </w:hyperlink>
+      <w:r>
+        <w:t xml:space="preserve"> </w:t>
+      </w:r>
+      <w:r>
+        <w:t xml:space="preserve">below. We administered the questions</w:t>
+      </w:r>
+      <w:r>
+        <w:t xml:space="preserve"> </w:t>
+      </w:r>
+      <w:r>
+        <w:t xml:space="preserve">electronically via a custom survey tool written in Java. Participants</w:t>
+      </w:r>
+      <w:r>
+        <w:t xml:space="preserve"> </w:t>
+      </w:r>
+      <w:r>
+        <w:t xml:space="preserve">were not required to respond to any individual question, though</w:t>
+      </w:r>
+      <w:r>
+        <w:t xml:space="preserve"> </w:t>
+      </w:r>
+      <w:r>
+        <w:t xml:space="preserve">completion rates were monitored.</w:t>
+      </w:r>
+    </w:p>
+    <w:tbl>
+      <w:tblPr>
+        <w:tblStyle w:val="Table"/>
+        <w:tblW w:type="pct" w:w="5000"/>
+        <w:tblLayout w:type="fixed"/>
+        <w:tblLook w:firstRow="0" w:lastRow="0" w:firstColumn="0" w:lastColumn="0" w:noHBand="0" w:noVBand="0" w:val="0000"/>
+      </w:tblPr>
+      <w:tblGrid>
+        <w:gridCol w:w="7920"/>
+      </w:tblGrid>
+      <w:tr>
+        <w:tc>
+          <w:tcPr/>
+          <w:bookmarkStart w:id="31" w:name="tbl-scales"/>
           <w:p>
             <w:pPr>
               <w:jc w:val="center"/>
@@ -1611,46 +1763,46 @@
                     <w:jc w:val="center"/>
                   </w:pPr>
                   <w:r>
-                    <w:t xml:space="preserve">Thermal satisfaction</w:t>
-                  </w:r>
-                </w:p>
-              </w:tc>
-              <w:tc>
-                <w:tcPr/>
-                <w:p>
-                  <w:pPr>
-                    <w:pStyle w:val="Compact"/>
-                    <w:jc w:val="left"/>
-                    <w:jc w:val="center"/>
-                  </w:pPr>
-                  <w:r>
-                    <w:t xml:space="preserve">How satisfied are you with the thermal environment right now?</w:t>
-                  </w:r>
-                </w:p>
-              </w:tc>
-              <w:tc>
-                <w:tcPr/>
-                <w:p>
-                  <w:pPr>
-                    <w:pStyle w:val="Compact"/>
-                    <w:jc w:val="left"/>
-                    <w:jc w:val="center"/>
-                  </w:pPr>
-                  <w:r>
-                    <w:t xml:space="preserve">7-point continuous</w:t>
-                  </w:r>
-                </w:p>
-              </w:tc>
-              <w:tc>
-                <w:tcPr/>
-                <w:p>
-                  <w:pPr>
-                    <w:pStyle w:val="Compact"/>
-                    <w:jc w:val="left"/>
-                    <w:jc w:val="center"/>
-                  </w:pPr>
-                  <w:r>
-                    <w:t xml:space="preserve">−3 (very dissatisfied) −2 (dissatisfied) −1 (slightly dissatisfied) 0 (neither nor) +1 (slightly satisfied) +2 (satisfied) +3 (very satisfied)</w:t>
+                    <w:t xml:space="preserve">Air movement acceptability at ankles</w:t>
+                  </w:r>
+                </w:p>
+              </w:tc>
+              <w:tc>
+                <w:tcPr/>
+                <w:p>
+                  <w:pPr>
+                    <w:pStyle w:val="Compact"/>
+                    <w:jc w:val="left"/>
+                    <w:jc w:val="center"/>
+                  </w:pPr>
+                  <w:r>
+                    <w:t xml:space="preserve">Please rate your acceptance of air movement at your ankles</w:t>
+                  </w:r>
+                </w:p>
+              </w:tc>
+              <w:tc>
+                <w:tcPr/>
+                <w:p>
+                  <w:pPr>
+                    <w:pStyle w:val="Compact"/>
+                    <w:jc w:val="left"/>
+                    <w:jc w:val="center"/>
+                  </w:pPr>
+                  <w:r>
+                    <w:t xml:space="preserve">4-point continuous</w:t>
+                  </w:r>
+                </w:p>
+              </w:tc>
+              <w:tc>
+                <w:tcPr/>
+                <w:p>
+                  <w:pPr>
+                    <w:pStyle w:val="Compact"/>
+                    <w:jc w:val="left"/>
+                    <w:jc w:val="center"/>
+                  </w:pPr>
+                  <w:r>
+                    <w:t xml:space="preserve">−2 (clearly unacceptable) −1 (just unacceptable) +1 (just acceptable) +2 (clearly acceptable)</w:t>
                   </w:r>
                 </w:p>
               </w:tc>
@@ -1665,46 +1817,46 @@
                     <w:jc w:val="center"/>
                   </w:pPr>
                   <w:r>
-                    <w:t xml:space="preserve">Thermal pleasantness</w:t>
-                  </w:r>
-                </w:p>
-              </w:tc>
-              <w:tc>
-                <w:tcPr/>
-                <w:p>
-                  <w:pPr>
-                    <w:pStyle w:val="Compact"/>
-                    <w:jc w:val="left"/>
-                    <w:jc w:val="center"/>
-                  </w:pPr>
-                  <w:r>
-                    <w:t xml:space="preserve">Right now do you find this thermal environment…?</w:t>
-                  </w:r>
-                </w:p>
-              </w:tc>
-              <w:tc>
-                <w:tcPr/>
-                <w:p>
-                  <w:pPr>
-                    <w:pStyle w:val="Compact"/>
-                    <w:jc w:val="left"/>
-                    <w:jc w:val="center"/>
-                  </w:pPr>
-                  <w:r>
-                    <w:t xml:space="preserve">7-point continuous</w:t>
-                  </w:r>
-                </w:p>
-              </w:tc>
-              <w:tc>
-                <w:tcPr/>
-                <w:p>
-                  <w:pPr>
-                    <w:pStyle w:val="Compact"/>
-                    <w:jc w:val="left"/>
-                    <w:jc w:val="center"/>
-                  </w:pPr>
-                  <w:r>
-                    <w:t xml:space="preserve">−3 (very unpleasant) −2 (unpleasant) −1 (slightly unpleasant) 0 (neutral) +1 (slightly pleasant) +2 (pleasant) +3 (very pleasant)</w:t>
+                    <w:t xml:space="preserve">Air movement preference at ankles</w:t>
+                  </w:r>
+                </w:p>
+              </w:tc>
+              <w:tc>
+                <w:tcPr/>
+                <w:p>
+                  <w:pPr>
+                    <w:pStyle w:val="Compact"/>
+                    <w:jc w:val="left"/>
+                    <w:jc w:val="center"/>
+                  </w:pPr>
+                  <w:r>
+                    <w:t xml:space="preserve">Right now around my ankles I would prefer…?</w:t>
+                  </w:r>
+                </w:p>
+              </w:tc>
+              <w:tc>
+                <w:tcPr/>
+                <w:p>
+                  <w:pPr>
+                    <w:pStyle w:val="Compact"/>
+                    <w:jc w:val="left"/>
+                    <w:jc w:val="center"/>
+                  </w:pPr>
+                  <w:r>
+                    <w:t xml:space="preserve">3-point ordinal</w:t>
+                  </w:r>
+                </w:p>
+              </w:tc>
+              <w:tc>
+                <w:tcPr/>
+                <w:p>
+                  <w:pPr>
+                    <w:pStyle w:val="Compact"/>
+                    <w:jc w:val="left"/>
+                    <w:jc w:val="center"/>
+                  </w:pPr>
+                  <w:r>
+                    <w:t xml:space="preserve">−1 (less air movement) | 0 (no change) | +1 (more air movement)</w:t>
                   </w:r>
                 </w:p>
               </w:tc>
@@ -1719,168 +1871,6 @@
                     <w:jc w:val="center"/>
                   </w:pPr>
                   <w:r>
-                    <w:t xml:space="preserve">Air movement acceptability at ankles</w:t>
-                  </w:r>
-                </w:p>
-              </w:tc>
-              <w:tc>
-                <w:tcPr/>
-                <w:p>
-                  <w:pPr>
-                    <w:pStyle w:val="Compact"/>
-                    <w:jc w:val="left"/>
-                    <w:jc w:val="center"/>
-                  </w:pPr>
-                  <w:r>
-                    <w:t xml:space="preserve">Please rate your acceptance of air movement at your ankles</w:t>
-                  </w:r>
-                </w:p>
-              </w:tc>
-              <w:tc>
-                <w:tcPr/>
-                <w:p>
-                  <w:pPr>
-                    <w:pStyle w:val="Compact"/>
-                    <w:jc w:val="left"/>
-                    <w:jc w:val="center"/>
-                  </w:pPr>
-                  <w:r>
-                    <w:t xml:space="preserve">4-point continuous</w:t>
-                  </w:r>
-                </w:p>
-              </w:tc>
-              <w:tc>
-                <w:tcPr/>
-                <w:p>
-                  <w:pPr>
-                    <w:pStyle w:val="Compact"/>
-                    <w:jc w:val="left"/>
-                    <w:jc w:val="center"/>
-                  </w:pPr>
-                  <w:r>
-                    <w:t xml:space="preserve">−2 (clearly unacceptable) −1 (just unacceptable) +1 (just acceptable) +2 (clearly acceptable)</w:t>
-                  </w:r>
-                </w:p>
-              </w:tc>
-            </w:tr>
-            <w:tr>
-              <w:tc>
-                <w:tcPr/>
-                <w:p>
-                  <w:pPr>
-                    <w:pStyle w:val="Compact"/>
-                    <w:jc w:val="left"/>
-                    <w:jc w:val="center"/>
-                  </w:pPr>
-                  <w:r>
-                    <w:t xml:space="preserve">Air movement preference at ankles</w:t>
-                  </w:r>
-                </w:p>
-              </w:tc>
-              <w:tc>
-                <w:tcPr/>
-                <w:p>
-                  <w:pPr>
-                    <w:pStyle w:val="Compact"/>
-                    <w:jc w:val="left"/>
-                    <w:jc w:val="center"/>
-                  </w:pPr>
-                  <w:r>
-                    <w:t xml:space="preserve">Right now around my ankles I would prefer…?</w:t>
-                  </w:r>
-                </w:p>
-              </w:tc>
-              <w:tc>
-                <w:tcPr/>
-                <w:p>
-                  <w:pPr>
-                    <w:pStyle w:val="Compact"/>
-                    <w:jc w:val="left"/>
-                    <w:jc w:val="center"/>
-                  </w:pPr>
-                  <w:r>
-                    <w:t xml:space="preserve">3-point ordinal</w:t>
-                  </w:r>
-                </w:p>
-              </w:tc>
-              <w:tc>
-                <w:tcPr/>
-                <w:p>
-                  <w:pPr>
-                    <w:pStyle w:val="Compact"/>
-                    <w:jc w:val="left"/>
-                    <w:jc w:val="center"/>
-                  </w:pPr>
-                  <w:r>
-                    <w:t xml:space="preserve">−1 (less air movement) | 0 (no change) | +1 (more air movement)</w:t>
-                  </w:r>
-                </w:p>
-              </w:tc>
-            </w:tr>
-            <w:tr>
-              <w:tc>
-                <w:tcPr/>
-                <w:p>
-                  <w:pPr>
-                    <w:pStyle w:val="Compact"/>
-                    <w:jc w:val="left"/>
-                    <w:jc w:val="center"/>
-                  </w:pPr>
-                  <w:r>
-                    <w:t xml:space="preserve">Air quality preference</w:t>
-                  </w:r>
-                </w:p>
-              </w:tc>
-              <w:tc>
-                <w:tcPr/>
-                <w:p>
-                  <w:pPr>
-                    <w:pStyle w:val="Compact"/>
-                    <w:jc w:val="left"/>
-                    <w:jc w:val="center"/>
-                  </w:pPr>
-                  <w:r>
-                    <w:t xml:space="preserve">Please rate your acceptance of the current air quality in the room</w:t>
-                  </w:r>
-                </w:p>
-              </w:tc>
-              <w:tc>
-                <w:tcPr/>
-                <w:p>
-                  <w:pPr>
-                    <w:pStyle w:val="Compact"/>
-                    <w:jc w:val="left"/>
-                    <w:jc w:val="center"/>
-                  </w:pPr>
-                  <w:r>
-                    <w:t xml:space="preserve">4-point continuous</w:t>
-                  </w:r>
-                </w:p>
-              </w:tc>
-              <w:tc>
-                <w:tcPr/>
-                <w:p>
-                  <w:pPr>
-                    <w:pStyle w:val="Compact"/>
-                    <w:jc w:val="left"/>
-                    <w:jc w:val="center"/>
-                  </w:pPr>
-                  <w:r>
-                    <w:t xml:space="preserve">−2 (clearly unacceptable) −1 (just unacceptable) +1 (just acceptable) +2 (clearly acceptable)</w:t>
-                  </w:r>
-                </w:p>
-              </w:tc>
-            </w:tr>
-            <w:tr>
-              <w:tc>
-                <w:tcPr/>
-                <w:p>
-                  <w:pPr>
-                    <w:pStyle w:val="Compact"/>
-                    <w:jc w:val="left"/>
-                    <w:jc w:val="center"/>
-                  </w:pPr>
-                  <w:r>
                     <w:t xml:space="preserve">Clothing change</w:t>
                   </w:r>
                 </w:p>
@@ -1926,39 +1916,253 @@
               </w:tc>
             </w:tr>
           </w:tbl>
-          <w:bookmarkEnd w:id="29"/>
+          <w:bookmarkEnd w:id="31"/>
           <w:p/>
         </w:tc>
       </w:tr>
     </w:tbl>
+    <w:bookmarkEnd w:id="32"/>
+    <w:bookmarkEnd w:id="33"/>
+    <w:bookmarkStart w:id="34" w:name="participants"/>
+    <w:p>
+      <w:pPr>
+        <w:pStyle w:val="Heading2"/>
+      </w:pPr>
+      <w:r>
+        <w:t xml:space="preserve">2.4 Participants</w:t>
+      </w:r>
+    </w:p>
+    <w:p>
+      <w:pPr>
+        <w:pStyle w:val="FirstParagraph"/>
+      </w:pPr>
+      <w:r>
+        <w:t xml:space="preserve">We recruited</w:t>
+      </w:r>
+      <w:r>
+        <w:t xml:space="preserve"> </w:t>
+      </w:r>
+      <w:r>
+        <w:t xml:space="preserve">51</w:t>
+      </w:r>
+      <w:r>
+        <w:t xml:space="preserve"> </w:t>
+      </w:r>
+      <w:r>
+        <w:t xml:space="preserve">participants from the university community and local area through the</w:t>
+      </w:r>
+      <w:r>
+        <w:t xml:space="preserve"> </w:t>
+      </w:r>
+      <w:r>
+        <w:t xml:space="preserve">Experimental Social Science Laboratory (Xlab) platform and email</w:t>
+      </w:r>
+      <w:r>
+        <w:t xml:space="preserve"> </w:t>
+      </w:r>
+      <w:r>
+        <w:t xml:space="preserve">outreach to individuals who had participated in previous studies and</w:t>
+      </w:r>
+      <w:r>
+        <w:t xml:space="preserve"> </w:t>
+      </w:r>
+      <w:r>
+        <w:t xml:space="preserve">consented to future contact. Eligible participants were between 21 and</w:t>
+      </w:r>
+      <w:r>
+        <w:t xml:space="preserve"> </w:t>
+      </w:r>
+      <w:r>
+        <w:t xml:space="preserve">55 years of age, fluent in English, and free from chronic</w:t>
+      </w:r>
+      <w:r>
+        <w:t xml:space="preserve"> </w:t>
+      </w:r>
+      <w:r>
+        <w:t xml:space="preserve">cardiorespiratory conditions or recent major surgery. Pregnant</w:t>
+      </w:r>
+      <w:r>
+        <w:t xml:space="preserve"> </w:t>
+      </w:r>
+      <w:r>
+        <w:t xml:space="preserve">individuals were excluded. Demographic details of the cohort are</w:t>
+      </w:r>
+      <w:r>
+        <w:t xml:space="preserve"> </w:t>
+      </w:r>
+      <w:r>
+        <w:t xml:space="preserve">summarized in</w:t>
+      </w:r>
+      <w:r>
+        <w:t xml:space="preserve"> </w:t>
+      </w:r>
+      <w:hyperlink w:anchor="tbl-demographics">
+        <w:r>
+          <w:rPr>
+            <w:rStyle w:val="Hyperlink"/>
+          </w:rPr>
+          <w:t xml:space="preserve">Table 2</w:t>
+        </w:r>
+      </w:hyperlink>
+      <w:r>
+        <w:t xml:space="preserve">.</w:t>
+      </w:r>
+    </w:p>
+    <w:bookmarkEnd w:id="34"/>
+    <w:bookmarkStart w:id="35" w:name="experimental-protocol"/>
+    <w:p>
+      <w:pPr>
+        <w:pStyle w:val="Heading2"/>
+      </w:pPr>
+      <w:r>
+        <w:t xml:space="preserve">2.5 Experimental protocol</w:t>
+      </w:r>
+    </w:p>
+    <w:p>
+      <w:pPr>
+        <w:pStyle w:val="FirstParagraph"/>
+      </w:pPr>
+      <w:r>
+        <w:t xml:space="preserve">Upon arrival for each experimental session, we checked participants for</w:t>
+      </w:r>
+      <w:r>
+        <w:t xml:space="preserve"> </w:t>
+      </w:r>
+      <w:r>
+        <w:t xml:space="preserve">elevated temperature and fitted them with skin temperature sensors.</w:t>
+      </w:r>
+      <w:r>
+        <w:t xml:space="preserve"> </w:t>
+      </w:r>
+      <w:r>
+        <w:t xml:space="preserve">Participants then entered the climate chamber and completed a 20-minute</w:t>
+      </w:r>
+      <w:r>
+        <w:t xml:space="preserve"> </w:t>
+      </w:r>
+      <w:r>
+        <w:t xml:space="preserve">adaptation period in the acclimatization zone under baseline conditions.</w:t>
+      </w:r>
+    </w:p>
     <w:p>
       <w:pPr>
         <w:pStyle w:val="BodyText"/>
       </w:pPr>
       <w:r>
-        <w:t xml:space="preserve">Surveys were administered electronically via Qualtrics. Participants</w:t>
-      </w:r>
-      <w:r>
-        <w:t xml:space="preserve"> </w:t>
-      </w:r>
-      <w:r>
-        <w:t xml:space="preserve">were not required to respond to any individual question, though</w:t>
-      </w:r>
-      <w:r>
-        <w:t xml:space="preserve"> </w:t>
-      </w:r>
-      <w:r>
-        <w:t xml:space="preserve">completion rates were monitored.</w:t>
-      </w:r>
-    </w:p>
-    <w:bookmarkEnd w:id="30"/>
-    <w:bookmarkStart w:id="31" w:name="physiological-measurements"/>
+        <w:t xml:space="preserve">To simulate typical winter office attire, we instructed participants to</w:t>
+      </w:r>
+      <w:r>
+        <w:t xml:space="preserve"> </w:t>
+      </w:r>
+      <w:r>
+        <w:t xml:space="preserve">wear a long-sleeve top, long trousers (ending just above the ankle),</w:t>
+      </w:r>
+      <w:r>
+        <w:t xml:space="preserve"> </w:t>
+      </w:r>
+      <w:r>
+        <w:t xml:space="preserve">thin socks, and closed-toe shoes. This ensemble targets a clothing</w:t>
+      </w:r>
+      <w:r>
+        <w:t xml:space="preserve"> </w:t>
+      </w:r>
+      <w:r>
+        <w:t xml:space="preserve">insulation of approximately 0.75 clo, consistent with the median value</w:t>
+      </w:r>
+      <w:r>
+        <w:t xml:space="preserve"> </w:t>
+      </w:r>
+      <w:r>
+        <w:t xml:space="preserve">observed in office buildings during heating seasons</w:t>
+      </w:r>
+      <w:r>
+        <w:t xml:space="preserve"> </w:t>
+      </w:r>
+      <w:r>
+        <w:t xml:space="preserve">(</w:t>
+      </w:r>
+      <w:hyperlink w:anchor="X9df5917af8f84de39d37f25bb914b381b4d01ad">
+        <w:r>
+          <w:rPr>
+            <w:rStyle w:val="Hyperlink"/>
+          </w:rPr>
+          <w:t xml:space="preserve">Földváry Ličina et al., 2018</w:t>
+        </w:r>
+      </w:hyperlink>
+      <w:r>
+        <w:t xml:space="preserve">)</w:t>
+      </w:r>
+      <w:r>
+        <w:t xml:space="preserve">. Participants were</w:t>
+      </w:r>
+      <w:r>
+        <w:t xml:space="preserve"> </w:t>
+      </w:r>
+      <w:r>
+        <w:t xml:space="preserve">permitted to make minor clothing adjustments during sessions (e.g.,</w:t>
+      </w:r>
+      <w:r>
+        <w:t xml:space="preserve"> </w:t>
+      </w:r>
+      <w:r>
+        <w:t xml:space="preserve">rolling sleeves), and any changes were recorded.</w:t>
+      </w:r>
+    </w:p>
+    <w:p>
+      <w:pPr>
+        <w:pStyle w:val="BodyText"/>
+      </w:pPr>
+      <w:r>
+        <w:t xml:space="preserve">Following adaptation, participants were exposed to three consecutive</w:t>
+      </w:r>
+      <w:r>
+        <w:t xml:space="preserve"> </w:t>
+      </w:r>
+      <w:r>
+        <w:t xml:space="preserve">20-minute conditions at different air speed levels, with 20-minute rest</w:t>
+      </w:r>
+      <w:r>
+        <w:t xml:space="preserve"> </w:t>
+      </w:r>
+      <w:r>
+        <w:t xml:space="preserve">periods between conditions (see PROTOCOL GRAPHIC REFERENCE). The</w:t>
+      </w:r>
+      <w:r>
+        <w:t xml:space="preserve"> </w:t>
+      </w:r>
+      <w:r>
+        <w:t xml:space="preserve">sequence of air speed conditions was counterbalanced across participants</w:t>
+      </w:r>
+      <w:r>
+        <w:t xml:space="preserve"> </w:t>
+      </w:r>
+      <w:r>
+        <w:t xml:space="preserve">and sessions. During each exposure period, participants completed</w:t>
+      </w:r>
+      <w:r>
+        <w:t xml:space="preserve"> </w:t>
+      </w:r>
+      <w:r>
+        <w:t xml:space="preserve">standardized questionnaires at the end of each interval.</w:t>
+      </w:r>
+    </w:p>
+    <w:bookmarkEnd w:id="35"/>
+    <w:bookmarkStart w:id="40" w:name="statistical-analysis"/>
     <w:p>
       <w:pPr>
         <w:pStyle w:val="Heading2"/>
       </w:pPr>
       <w:r>
-        <w:t xml:space="preserve">2.8 Physiological measurements</w:t>
+        <w:t xml:space="preserve">2.6 Statistical analysis</w:t>
+      </w:r>
+    </w:p>
+    <w:bookmarkStart w:id="36" w:name="variable-processing"/>
+    <w:p>
+      <w:pPr>
+        <w:pStyle w:val="Heading3"/>
+      </w:pPr>
+      <w:r>
+        <w:t xml:space="preserve">2.6.1 Variable processing</w:t>
       </w:r>
     </w:p>
     <w:p>
@@ -1966,76 +2170,13 @@
         <w:pStyle w:val="FirstParagraph"/>
       </w:pPr>
       <w:r>
-        <w:t xml:space="preserve">Skin temperature was recorded continuously using iButton sensors</w:t>
-      </w:r>
-      <w:r>
-        <w:t xml:space="preserve"> </w:t>
-      </w:r>
-      <w:r>
-        <w:t xml:space="preserve">(Thermochron, Maxim Integrated, USA, Type DS1923; measurement range:</w:t>
-      </w:r>
-      <w:r>
-        <w:t xml:space="preserve"> </w:t>
-      </w:r>
-      <w:r>
-        <w:t xml:space="preserve">20°C to 85°C; accuracy: ±0.5°C; resolution: 0.0625°C) attached with</w:t>
-      </w:r>
-      <w:r>
-        <w:t xml:space="preserve"> </w:t>
-      </w:r>
-      <w:r>
-        <w:t xml:space="preserve">medical-grade hypoallergenic tape. Sensor was placed on the lateral</w:t>
-      </w:r>
-      <w:r>
-        <w:t xml:space="preserve"> </w:t>
-      </w:r>
-      <w:r>
-        <w:t xml:space="preserve">lower leg (mid-calf). Skin temperature data were used to assess local</w:t>
-      </w:r>
-      <w:r>
-        <w:t xml:space="preserve"> </w:t>
-      </w:r>
-      <w:r>
-        <w:t xml:space="preserve">cooling responses and as physiological correlates of subjective thermal</w:t>
-      </w:r>
-      <w:r>
-        <w:t xml:space="preserve"> </w:t>
-      </w:r>
-      <w:r>
-        <w:t xml:space="preserve">sensation.</w:t>
-      </w:r>
-    </w:p>
-    <w:bookmarkEnd w:id="31"/>
-    <w:bookmarkStart w:id="36" w:name="statistical-analysis"/>
-    <w:p>
-      <w:pPr>
-        <w:pStyle w:val="Heading2"/>
-      </w:pPr>
-      <w:r>
-        <w:t xml:space="preserve">2.9 Statistical analysis</w:t>
-      </w:r>
-    </w:p>
-    <w:bookmarkStart w:id="32" w:name="variable-processing"/>
-    <w:p>
-      <w:pPr>
-        <w:pStyle w:val="Heading3"/>
-      </w:pPr>
-      <w:r>
-        <w:t xml:space="preserve">2.9.1 Variable processing</w:t>
-      </w:r>
-    </w:p>
-    <w:p>
-      <w:pPr>
-        <w:pStyle w:val="FirstParagraph"/>
-      </w:pPr>
-      <w:r>
         <w:t xml:space="preserve">Thermal sensation votes were collected on a continuous scale. For</w:t>
       </w:r>
       <w:r>
         <w:t xml:space="preserve"> </w:t>
       </w:r>
       <w:r>
-        <w:t xml:space="preserve">descriptive analyses, these values were mapped to the corresponding</w:t>
+        <w:t xml:space="preserve">descriptive analyses, we mapped these values to the corresponding</w:t>
       </w:r>
       <w:r>
         <w:t xml:space="preserve"> </w:t>
@@ -2047,13 +2188,13 @@
         <w:t xml:space="preserve"> </w:t>
       </w:r>
       <w:r>
-        <w:t xml:space="preserve">were retained for statistical modeling. Ankle airflow acceptability was</w:t>
-      </w:r>
-      <w:r>
-        <w:t xml:space="preserve"> </w:t>
-      </w:r>
-      <w:r>
-        <w:t xml:space="preserve">dichotomized as acceptable or unacceptable for subsequent analyses. The</w:t>
+        <w:t xml:space="preserve">were retained for statistical modeling. We dichotomized ankle airflow</w:t>
+      </w:r>
+      <w:r>
+        <w:t xml:space="preserve"> </w:t>
+      </w:r>
+      <w:r>
+        <w:t xml:space="preserve">acceptability as acceptable or unacceptable for subsequent analyses. The</w:t>
       </w:r>
       <w:r>
         <w:t xml:space="preserve"> </w:t>
@@ -2091,29 +2232,29 @@
         <w:t xml:space="preserve">)</w:t>
       </w:r>
       <w:r>
-        <w:t xml:space="preserve">, ankle draft dissatisfaction was</w:t>
-      </w:r>
-      <w:r>
-        <w:t xml:space="preserve"> </w:t>
-      </w:r>
-      <w:r>
-        <w:t xml:space="preserve">defined as an ankle thermal sensation vote below 0 together with an</w:t>
-      </w:r>
-      <w:r>
-        <w:t xml:space="preserve"> </w:t>
-      </w:r>
-      <w:r>
-        <w:t xml:space="preserve">ankle airflow acceptability vote below 0.</w:t>
-      </w:r>
-    </w:p>
-    <w:bookmarkEnd w:id="32"/>
-    <w:bookmarkStart w:id="33" w:name="within-subject-comparisons"/>
+        <w:t xml:space="preserve">, we defined ankle draft</w:t>
+      </w:r>
+      <w:r>
+        <w:t xml:space="preserve"> </w:t>
+      </w:r>
+      <w:r>
+        <w:t xml:space="preserve">dissatisfaction as an ankle thermal sensation vote below 0 (neutral)</w:t>
+      </w:r>
+      <w:r>
+        <w:t xml:space="preserve"> </w:t>
+      </w:r>
+      <w:r>
+        <w:t xml:space="preserve">together with an ankle airflow acceptability vote below 0.</w:t>
+      </w:r>
+    </w:p>
+    <w:bookmarkEnd w:id="36"/>
+    <w:bookmarkStart w:id="37" w:name="within-subject-comparisons"/>
     <w:p>
       <w:pPr>
         <w:pStyle w:val="Heading3"/>
       </w:pPr>
       <w:r>
-        <w:t xml:space="preserve">2.9.2 Within-subject comparisons</w:t>
+        <w:t xml:space="preserve">2.6.2 Within-subject comparisons</w:t>
       </w:r>
     </w:p>
     <w:p>
@@ -2121,49 +2262,49 @@
         <w:pStyle w:val="FirstParagraph"/>
       </w:pPr>
       <w:r>
-        <w:t xml:space="preserve">This study used a within-subject repeated-measures design, comparisons</w:t>
-      </w:r>
-      <w:r>
-        <w:t xml:space="preserve"> </w:t>
-      </w:r>
-      <w:r>
-        <w:t xml:space="preserve">between experimental conditions were conducted within participants.</w:t>
-      </w:r>
-      <w:r>
-        <w:t xml:space="preserve"> </w:t>
-      </w:r>
-      <w:r>
-        <w:t xml:space="preserve">Continuous variables were analyzed using paired-samples t-tests, with</w:t>
-      </w:r>
-      <w:r>
-        <w:t xml:space="preserve"> </w:t>
-      </w:r>
-      <w:r>
-        <w:t xml:space="preserve">paired Cohen’s d reported as the effect size. Ordinal variables were</w:t>
-      </w:r>
-      <w:r>
-        <w:t xml:space="preserve"> </w:t>
-      </w:r>
-      <w:r>
-        <w:t xml:space="preserve">analyzed using the paired Wilcoxon signed-rank test, with the test</w:t>
-      </w:r>
-      <w:r>
-        <w:t xml:space="preserve"> </w:t>
-      </w:r>
-      <w:r>
-        <w:t xml:space="preserve">statistic based on the normal approximation and effect size r reported.</w:t>
-      </w:r>
-      <w:r>
-        <w:t xml:space="preserve"> </w:t>
-      </w:r>
-      <w:r>
-        <w:t xml:space="preserve">For multiple pairwise comparisons within each family of tests, p-values</w:t>
-      </w:r>
-      <w:r>
-        <w:t xml:space="preserve"> </w:t>
-      </w:r>
-      <w:r>
-        <w:t xml:space="preserve">were adjusted using the Benjamini-Hochberg method</w:t>
+        <w:t xml:space="preserve">We used a within-subject repeated-measures design and conducted</w:t>
+      </w:r>
+      <w:r>
+        <w:t xml:space="preserve"> </w:t>
+      </w:r>
+      <w:r>
+        <w:t xml:space="preserve">comparisons between experimental conditions within participants. We</w:t>
+      </w:r>
+      <w:r>
+        <w:t xml:space="preserve"> </w:t>
+      </w:r>
+      <w:r>
+        <w:t xml:space="preserve">analyzed continuous variables using paired-samples t-tests and reported</w:t>
+      </w:r>
+      <w:r>
+        <w:t xml:space="preserve"> </w:t>
+      </w:r>
+      <w:r>
+        <w:t xml:space="preserve">paired Cohen’s d as the effect size. We analyzed ordinal variables using</w:t>
+      </w:r>
+      <w:r>
+        <w:t xml:space="preserve"> </w:t>
+      </w:r>
+      <w:r>
+        <w:t xml:space="preserve">the paired Wilcoxon signed-rank test, reporting the test statistic based</w:t>
+      </w:r>
+      <w:r>
+        <w:t xml:space="preserve"> </w:t>
+      </w:r>
+      <w:r>
+        <w:t xml:space="preserve">on the normal approximation and the effect size r. For multiple pairwise</w:t>
+      </w:r>
+      <w:r>
+        <w:t xml:space="preserve"> </w:t>
+      </w:r>
+      <w:r>
+        <w:t xml:space="preserve">comparisons within each family of tests, we adjusted p-values using the</w:t>
+      </w:r>
+      <w:r>
+        <w:t xml:space="preserve"> </w:t>
+      </w:r>
+      <w:r>
+        <w:t xml:space="preserve">Benjamini-Hochberg method</w:t>
       </w:r>
       <w:r>
         <w:t xml:space="preserve"> </w:t>
@@ -2186,14 +2327,14 @@
         <w:t xml:space="preserve">.</w:t>
       </w:r>
     </w:p>
-    <w:bookmarkEnd w:id="33"/>
-    <w:bookmarkStart w:id="34" w:name="X2acb978ebcf08cf54083d7a11183751fcd1e0a3"/>
+    <w:bookmarkEnd w:id="37"/>
+    <w:bookmarkStart w:id="38" w:name="X2acb978ebcf08cf54083d7a11183751fcd1e0a3"/>
     <w:p>
       <w:pPr>
         <w:pStyle w:val="Heading3"/>
       </w:pPr>
       <w:r>
-        <w:t xml:space="preserve">2.9.3 Evaluation of the existing ankle draft model</w:t>
+        <w:t xml:space="preserve">2.6.3 Evaluation of the existing ankle draft model</w:t>
       </w:r>
     </w:p>
     <w:p>
@@ -2201,49 +2342,37 @@
         <w:pStyle w:val="FirstParagraph"/>
       </w:pPr>
       <w:r>
-        <w:t xml:space="preserve">To evaluate the performance of the existing ankle draft model under the</w:t>
-      </w:r>
-      <w:r>
-        <w:t xml:space="preserve"> </w:t>
-      </w:r>
-      <w:r>
-        <w:t xml:space="preserve">conditions of this study, the existing model was applied to the</w:t>
-      </w:r>
-      <w:r>
-        <w:t xml:space="preserve"> </w:t>
-      </w:r>
-      <w:r>
-        <w:t xml:space="preserve">experimental data to calculate the predicted percentage of</w:t>
-      </w:r>
-      <w:r>
-        <w:t xml:space="preserve"> </w:t>
-      </w:r>
-      <w:r>
-        <w:t xml:space="preserve">dissatisfaction with ankle draft at each observation point. The</w:t>
-      </w:r>
-      <w:r>
-        <w:t xml:space="preserve"> </w:t>
-      </w:r>
-      <w:r>
-        <w:t xml:space="preserve">predictions were then averaged by experimental condition and compared</w:t>
-      </w:r>
-      <w:r>
-        <w:t xml:space="preserve"> </w:t>
-      </w:r>
-      <w:r>
-        <w:t xml:space="preserve">with the observed dissatisfaction percentages. In addition, calibration</w:t>
-      </w:r>
-      <w:r>
-        <w:t xml:space="preserve"> </w:t>
-      </w:r>
-      <w:r>
-        <w:t xml:space="preserve">curves were used to quantitatively assess the predictive performance of</w:t>
-      </w:r>
-      <w:r>
-        <w:t xml:space="preserve"> </w:t>
-      </w:r>
-      <w:r>
-        <w:t xml:space="preserve">the existing model in this study’s dataset</w:t>
+        <w:t xml:space="preserve">Applying it to the experimental data, we calculated the predicted</w:t>
+      </w:r>
+      <w:r>
+        <w:t xml:space="preserve"> </w:t>
+      </w:r>
+      <w:r>
+        <w:t xml:space="preserve">percentage of dissatisfaction with ankle draft at each observation</w:t>
+      </w:r>
+      <w:r>
+        <w:t xml:space="preserve"> </w:t>
+      </w:r>
+      <w:r>
+        <w:t xml:space="preserve">point. Predictions were then averaged by experimental condition and</w:t>
+      </w:r>
+      <w:r>
+        <w:t xml:space="preserve"> </w:t>
+      </w:r>
+      <w:r>
+        <w:t xml:space="preserve">compared with the observed dissatisfaction percentages. We used</w:t>
+      </w:r>
+      <w:r>
+        <w:t xml:space="preserve"> </w:t>
+      </w:r>
+      <w:r>
+        <w:t xml:space="preserve">calibration curves to quantitatively assess the model’s predictive</w:t>
+      </w:r>
+      <w:r>
+        <w:t xml:space="preserve"> </w:t>
+      </w:r>
+      <w:r>
+        <w:t xml:space="preserve">performance in this study’s dataset</w:t>
       </w:r>
       <w:r>
         <w:t xml:space="preserve"> </w:t>
@@ -2263,28 +2392,22 @@
         <w:t xml:space="preserve">)</w:t>
       </w:r>
       <w:r>
-        <w:t xml:space="preserve">. The</w:t>
-      </w:r>
-      <w:r>
-        <w:t xml:space="preserve"> </w:t>
-      </w:r>
-      <w:r>
-        <w:t xml:space="preserve">calibration intercept and slope, AUC, and Brier score were reported. All</w:t>
-      </w:r>
-      <w:r>
-        <w:t xml:space="preserve"> </w:t>
-      </w:r>
-      <w:r>
-        <w:t xml:space="preserve">analyses were implemented using the R package</w:t>
-      </w:r>
-      <w:r>
-        <w:t xml:space="preserve"> </w:t>
-      </w:r>
-      <w:r>
-        <w:rPr>
-          <w:rStyle w:val="VerbatimChar"/>
-        </w:rPr>
-        <w:t xml:space="preserve">CalibrationCurves</w:t>
+        <w:t xml:space="preserve"> </w:t>
+      </w:r>
+      <w:r>
+        <w:t xml:space="preserve">and report the</w:t>
+      </w:r>
+      <w:r>
+        <w:t xml:space="preserve"> </w:t>
+      </w:r>
+      <w:r>
+        <w:t xml:space="preserve">calibration intercept and slope, AUC, and Brier score. All analyses were</w:t>
+      </w:r>
+      <w:r>
+        <w:t xml:space="preserve"> </w:t>
+      </w:r>
+      <w:r>
+        <w:t xml:space="preserve">implemented using the R package CalibrationCurves</w:t>
       </w:r>
       <w:r>
         <w:t xml:space="preserve"> </w:t>
@@ -2307,14 +2430,14 @@
         <w:t xml:space="preserve">.</w:t>
       </w:r>
     </w:p>
-    <w:bookmarkEnd w:id="34"/>
-    <w:bookmarkStart w:id="35" w:name="development-of-the-new-ankle-draft-model"/>
+    <w:bookmarkEnd w:id="38"/>
+    <w:bookmarkStart w:id="39" w:name="sec-method-new-model"/>
     <w:p>
       <w:pPr>
         <w:pStyle w:val="Heading3"/>
       </w:pPr>
       <w:r>
-        <w:t xml:space="preserve">2.9.4 Development of the new ankle draft model</w:t>
+        <w:t xml:space="preserve">2.6.4 Development of the new ankle draft model</w:t>
       </w:r>
     </w:p>
     <w:p>
@@ -2322,7 +2445,7 @@
         <w:pStyle w:val="FirstParagraph"/>
       </w:pPr>
       <w:r>
-        <w:t xml:space="preserve">Ankle draft dissatisfaction was modeled using a generalized linear mixed</w:t>
+        <w:t xml:space="preserve">We modeled ankle draft dissatisfaction using a generalized linear mixed</w:t>
       </w:r>
       <w:r>
         <w:t xml:space="preserve"> </w:t>
@@ -2334,13 +2457,13 @@
         <w:t xml:space="preserve"> </w:t>
       </w:r>
       <w:r>
-        <w:t xml:space="preserve">binary and repeated observations were correlated within subjects.</w:t>
-      </w:r>
-      <w:r>
-        <w:t xml:space="preserve"> </w:t>
-      </w:r>
-      <w:r>
-        <w:t xml:space="preserve">Subject was included as a random intercept to account for</w:t>
+        <w:t xml:space="preserve">binary and repeated observations were correlated within subjects. We</w:t>
+      </w:r>
+      <w:r>
+        <w:t xml:space="preserve"> </w:t>
+      </w:r>
+      <w:r>
+        <w:t xml:space="preserve">included the subject as a random intercept to account for</w:t>
       </w:r>
       <w:r>
         <w:t xml:space="preserve"> </w:t>
@@ -2358,13 +2481,13 @@
         <w:t xml:space="preserve"> </w:t>
       </w:r>
       <w:r>
-        <w:t xml:space="preserve">of different clothing conditions on ankle draft dissatisfaction, data</w:t>
-      </w:r>
-      <w:r>
-        <w:t xml:space="preserve"> </w:t>
-      </w:r>
-      <w:r>
-        <w:t xml:space="preserve">from</w:t>
+        <w:t xml:space="preserve">of different clothing conditions on ankle draft dissatisfaction, we also</w:t>
+      </w:r>
+      <w:r>
+        <w:t xml:space="preserve"> </w:t>
+      </w:r>
+      <w:r>
+        <w:t xml:space="preserve">included data from</w:t>
       </w:r>
       <w:r>
         <w:t xml:space="preserve"> </w:t>
@@ -2387,7 +2510,7 @@
         <w:t xml:space="preserve"> </w:t>
       </w:r>
       <w:r>
-        <w:t xml:space="preserve">were also included in the</w:t>
+        <w:t xml:space="preserve">in the</w:t>
       </w:r>
       <w:r>
         <w:t xml:space="preserve"> </w:t>
@@ -2443,7 +2566,7 @@
         <w:t xml:space="preserve"> </w:t>
       </w:r>
       <w:r>
-        <w:t xml:space="preserve">level, marginal probabilities were therefore used instead of conditional</w:t>
+        <w:t xml:space="preserve">level, we therefore use marginal probabilities instead of conditional</w:t>
       </w:r>
       <w:r>
         <w:t xml:space="preserve"> </w:t>
@@ -2469,37 +2592,37 @@
         <w:t xml:space="preserve">)</w:t>
       </w:r>
       <w:r>
-        <w:t xml:space="preserve">. Specifically, fixed-effect</w:t>
-      </w:r>
-      <w:r>
-        <w:t xml:space="preserve"> </w:t>
-      </w:r>
-      <w:r>
-        <w:t xml:space="preserve">estimates and the variance of the random intercept were extracted from</w:t>
-      </w:r>
-      <w:r>
-        <w:t xml:space="preserve"> </w:t>
-      </w:r>
-      <w:r>
-        <w:t xml:space="preserve">the fitted model, assuming that the random intercept followed a normal</w:t>
-      </w:r>
-      <w:r>
-        <w:t xml:space="preserve"> </w:t>
-      </w:r>
-      <w:r>
-        <w:t xml:space="preserve">distribution with mean zero. Integration over the random effects was</w:t>
-      </w:r>
-      <w:r>
-        <w:t xml:space="preserve"> </w:t>
-      </w:r>
-      <w:r>
-        <w:t xml:space="preserve">then approximated using Monte Carlo simulation (K = 10,000, random seed</w:t>
-      </w:r>
-      <w:r>
-        <w:t xml:space="preserve"> </w:t>
-      </w:r>
-      <w:r>
-        <w:t xml:space="preserve">= 1), and the marginal predicted probability was calculated for each</w:t>
+        <w:t xml:space="preserve">. Specifically, we extracted</w:t>
+      </w:r>
+      <w:r>
+        <w:t xml:space="preserve"> </w:t>
+      </w:r>
+      <w:r>
+        <w:t xml:space="preserve">fixed-effect estimates and the variance of the random intercept from the</w:t>
+      </w:r>
+      <w:r>
+        <w:t xml:space="preserve"> </w:t>
+      </w:r>
+      <w:r>
+        <w:t xml:space="preserve">fitted model, assuming that the random intercept followed a normal</w:t>
+      </w:r>
+      <w:r>
+        <w:t xml:space="preserve"> </w:t>
+      </w:r>
+      <w:r>
+        <w:t xml:space="preserve">distribution with mean zero. We then approximated integration over the</w:t>
+      </w:r>
+      <w:r>
+        <w:t xml:space="preserve"> </w:t>
+      </w:r>
+      <w:r>
+        <w:t xml:space="preserve">random effects using Monte Carlo simulation (K = 10,000, random seed =</w:t>
+      </w:r>
+      <w:r>
+        <w:t xml:space="preserve"> </w:t>
+      </w:r>
+      <w:r>
+        <w:t xml:space="preserve">1), and calculated the marginal predicted probability for each</w:t>
       </w:r>
       <w:r>
         <w:t xml:space="preserve"> </w:t>
@@ -2519,31 +2642,31 @@
         <w:t xml:space="preserve"> </w:t>
       </w:r>
       <w:r>
-        <w:t xml:space="preserve">simple closed-form equation, the Monte Carlo-simulated marginal</w:t>
-      </w:r>
-      <w:r>
-        <w:t xml:space="preserve"> </w:t>
-      </w:r>
-      <w:r>
-        <w:t xml:space="preserve">probabilities were used to fit an approximate linear equation for</w:t>
-      </w:r>
-      <w:r>
-        <w:t xml:space="preserve"> </w:t>
-      </w:r>
-      <w:r>
-        <w:t xml:space="preserve">logit(P). Applying the inverse-logit transformation to the fitted</w:t>
-      </w:r>
-      <w:r>
-        <w:t xml:space="preserve"> </w:t>
-      </w:r>
-      <w:r>
-        <w:t xml:space="preserve">equation yielded a closed-form prediction equation. The accuracy of this</w:t>
-      </w:r>
-      <w:r>
-        <w:t xml:space="preserve"> </w:t>
-      </w:r>
-      <w:r>
-        <w:t xml:space="preserve">approximation was evaluated using coefficient of determination (R</w:t>
+        <w:t xml:space="preserve">simple closed-form equation, we used the Monte Carlo-simulated marginal</w:t>
+      </w:r>
+      <w:r>
+        <w:t xml:space="preserve"> </w:t>
+      </w:r>
+      <w:r>
+        <w:t xml:space="preserve">probabilities to fit an approximate linear equation for logit(P).</w:t>
+      </w:r>
+      <w:r>
+        <w:t xml:space="preserve"> </w:t>
+      </w:r>
+      <w:r>
+        <w:t xml:space="preserve">Applying the inverse-logit transformation to the fitted equation yielded</w:t>
+      </w:r>
+      <w:r>
+        <w:t xml:space="preserve"> </w:t>
+      </w:r>
+      <w:r>
+        <w:t xml:space="preserve">a closed-form prediction equation. We evaluated the accuracy of this</w:t>
+      </w:r>
+      <w:r>
+        <w:t xml:space="preserve"> </w:t>
+      </w:r>
+      <w:r>
+        <w:t xml:space="preserve">approximation using coefficient of determination (R</w:t>
       </w:r>
       <w:r>
         <w:rPr>
@@ -2555,15 +2678,15 @@
         <w:t xml:space="preserve">).</w:t>
       </w:r>
     </w:p>
-    <w:bookmarkEnd w:id="35"/>
-    <w:bookmarkEnd w:id="36"/>
-    <w:bookmarkStart w:id="37" w:name="software"/>
+    <w:bookmarkEnd w:id="39"/>
+    <w:bookmarkEnd w:id="40"/>
+    <w:bookmarkStart w:id="41" w:name="software"/>
     <w:p>
       <w:pPr>
         <w:pStyle w:val="Heading2"/>
       </w:pPr>
       <w:r>
-        <w:t xml:space="preserve">2.10 Software</w:t>
+        <w:t xml:space="preserve">2.7 Software</w:t>
       </w:r>
     </w:p>
     <w:p>
@@ -2571,13 +2694,13 @@
         <w:pStyle w:val="FirstParagraph"/>
       </w:pPr>
       <w:r>
-        <w:t xml:space="preserve">All data processing, statistical analyses, and model fitting were</w:t>
-      </w:r>
-      <w:r>
-        <w:t xml:space="preserve"> </w:t>
-      </w:r>
-      <w:r>
-        <w:t xml:space="preserve">performed in R (version 4.4.1). The main packages used were tidyverse</w:t>
+        <w:t xml:space="preserve">We performed all data processing, statistical analyses, and model</w:t>
+      </w:r>
+      <w:r>
+        <w:t xml:space="preserve"> </w:t>
+      </w:r>
+      <w:r>
+        <w:t xml:space="preserve">fitting in R (version 4.4.1). The main packages we used were tidyverse</w:t>
       </w:r>
       <w:r>
         <w:t xml:space="preserve"> </w:t>
@@ -2592,8 +2715,8 @@
         <w:t xml:space="preserve">CalibrationCurves (version 3.0.0).</w:t>
       </w:r>
     </w:p>
-    <w:bookmarkEnd w:id="37"/>
-    <w:bookmarkEnd w:id="38"/>
+    <w:bookmarkEnd w:id="41"/>
+    <w:bookmarkEnd w:id="42"/>
     <w:bookmarkStart w:id="83" w:name="results"/>
     <w:p>
       <w:pPr>
@@ -2603,7 +2726,7 @@
         <w:t xml:space="preserve">3. Results</w:t>
       </w:r>
     </w:p>
-    <w:bookmarkStart w:id="41" w:name="X7c2c88ad051007eed246cb0019e3320707ea507"/>
+    <w:bookmarkStart w:id="45" w:name="X7c2c88ad051007eed246cb0019e3320707ea507"/>
     <w:p>
       <w:pPr>
         <w:pStyle w:val="Heading2"/>
@@ -2625,7 +2748,7 @@
       <w:tr>
         <w:tc>
           <w:tcPr/>
-          <w:bookmarkStart w:id="39" w:name="tbl-demographics"/>
+          <w:bookmarkStart w:id="43" w:name="tbl-demographics"/>
           <w:p>
             <w:pPr>
               <w:jc w:val="center"/>
@@ -3058,7 +3181,7 @@
               </w:tc>
             </w:tr>
           </w:tbl>
-          <w:bookmarkEnd w:id="39"/>
+          <w:bookmarkEnd w:id="43"/>
           <w:p/>
         </w:tc>
       </w:tr>
@@ -3161,7 +3284,7 @@
       <w:tr>
         <w:tc>
           <w:tcPr/>
-          <w:bookmarkStart w:id="40" w:name="tbl-env"/>
+          <w:bookmarkStart w:id="44" w:name="tbl-env"/>
           <w:p>
             <w:pPr>
               <w:jc w:val="center"/>
@@ -3732,7 +3855,7 @@
               </w:tc>
             </w:tr>
           </w:tbl>
-          <w:bookmarkEnd w:id="40"/>
+          <w:bookmarkEnd w:id="44"/>
           <w:p/>
         </w:tc>
       </w:tr>
@@ -3801,7 +3924,13 @@
         <w:t xml:space="preserve"> </w:t>
       </w:r>
       <w:r>
-        <w:t xml:space="preserve">stable background thermal conditions.</w:t>
+        <w:t xml:space="preserve">stable background thermal conditions and establishing baseline in line</w:t>
+      </w:r>
+      <w:r>
+        <w:t xml:space="preserve"> </w:t>
+      </w:r>
+      <w:r>
+        <w:t xml:space="preserve">with the PMV target level of ~ -0.5 (slightly cool).</w:t>
       </w:r>
     </w:p>
     <w:p>
@@ -3866,8 +3995,8 @@
         <w:t xml:space="preserve">controlled airflow.</w:t>
       </w:r>
     </w:p>
-    <w:bookmarkEnd w:id="41"/>
-    <w:bookmarkStart w:id="50" w:name="whole-body-thermal-perception"/>
+    <w:bookmarkEnd w:id="45"/>
+    <w:bookmarkStart w:id="54" w:name="whole-body-thermal-perception"/>
     <w:p>
       <w:pPr>
         <w:pStyle w:val="Heading2"/>
@@ -3885,7 +4014,7 @@
           <w:rPr>
             <w:rStyle w:val="Hyperlink"/>
           </w:rPr>
-          <w:t xml:space="preserve">Figure 1</w:t>
+          <w:t xml:space="preserve">Figure 2</w:t>
         </w:r>
       </w:hyperlink>
       <w:r>
@@ -3904,7 +4033,33 @@
         <w:t xml:space="preserve"> </w:t>
       </w:r>
       <w:r>
-        <w:t xml:space="preserve">sensation votes were predominantly in the neutral to slightly cool</w:t>
+        <w:t xml:space="preserve">sensation votes were predominantly in the</w:t>
+      </w:r>
+      <w:r>
+        <w:t xml:space="preserve"> </w:t>
+      </w:r>
+      <w:r>
+        <w:rPr>
+          <w:i/>
+          <w:iCs/>
+        </w:rPr>
+        <w:t xml:space="preserve">Neutral</w:t>
+      </w:r>
+      <w:r>
+        <w:t xml:space="preserve"> </w:t>
+      </w:r>
+      <w:r>
+        <w:t xml:space="preserve">to</w:t>
+      </w:r>
+      <w:r>
+        <w:t xml:space="preserve"> </w:t>
+      </w:r>
+      <w:r>
+        <w:rPr>
+          <w:i/>
+          <w:iCs/>
+        </w:rPr>
+        <w:t xml:space="preserve">Slightly cool</w:t>
       </w:r>
       <w:r>
         <w:t xml:space="preserve"> </w:t>
@@ -3928,7 +4083,11 @@
         <w:t xml:space="preserve"> </w:t>
       </w:r>
       <w:r>
-        <w:t xml:space="preserve">“Cool”</w:t>
+        <w:rPr>
+          <w:i/>
+          <w:iCs/>
+        </w:rPr>
+        <w:t xml:space="preserve">Cool</w:t>
       </w:r>
       <w:r>
         <w:t xml:space="preserve"> </w:t>
@@ -3940,7 +4099,11 @@
         <w:t xml:space="preserve"> </w:t>
       </w:r>
       <w:r>
-        <w:t xml:space="preserve">“Neutral”</w:t>
+        <w:rPr>
+          <w:i/>
+          <w:iCs/>
+        </w:rPr>
+        <w:t xml:space="preserve">Neutral</w:t>
       </w:r>
       <w:r>
         <w:t xml:space="preserve"> </w:t>
@@ -3964,7 +4127,23 @@
         <w:t xml:space="preserve"> </w:t>
       </w:r>
       <w:r>
-        <w:t xml:space="preserve">reported feeling slightly cool at the highest air speed, compared to</w:t>
+        <w:t xml:space="preserve">reported feeling</w:t>
+      </w:r>
+      <w:r>
+        <w:t xml:space="preserve"> </w:t>
+      </w:r>
+      <w:r>
+        <w:rPr>
+          <w:i/>
+          <w:iCs/>
+        </w:rPr>
+        <w:t xml:space="preserve">Slightly cool</w:t>
+      </w:r>
+      <w:r>
+        <w:t xml:space="preserve"> </w:t>
+      </w:r>
+      <w:r>
+        <w:t xml:space="preserve">at the highest air speed, compared to</w:t>
       </w:r>
       <w:r>
         <w:t xml:space="preserve"> </w:t>
@@ -4008,7 +4187,11 @@
         <w:t xml:space="preserve"> </w:t>
       </w:r>
       <w:r>
-        <w:t xml:space="preserve">“No change”</w:t>
+        <w:rPr>
+          <w:i/>
+          <w:iCs/>
+        </w:rPr>
+        <w:t xml:space="preserve">No change</w:t>
       </w:r>
       <w:r>
         <w:t xml:space="preserve"> </w:t>
@@ -4020,7 +4203,23 @@
         <w:t xml:space="preserve"> </w:t>
       </w:r>
       <w:r>
-        <w:t xml:space="preserve">proportion preferring warmer conditions ranged from</w:t>
+        <w:t xml:space="preserve">proportion preferring</w:t>
+      </w:r>
+      <w:r>
+        <w:t xml:space="preserve"> </w:t>
+      </w:r>
+      <w:r>
+        <w:rPr>
+          <w:i/>
+          <w:iCs/>
+        </w:rPr>
+        <w:t xml:space="preserve">Warmer</w:t>
+      </w:r>
+      <w:r>
+        <w:t xml:space="preserve"> </w:t>
+      </w:r>
+      <w:r>
+        <w:t xml:space="preserve">conditions ranged from</w:t>
       </w:r>
       <w:r>
         <w:t xml:space="preserve"> </w:t>
@@ -4054,7 +4253,7 @@
       <w:tr>
         <w:tc>
           <w:tcPr/>
-          <w:bookmarkStart w:id="45" w:name="fig-thermal-perception-overall"/>
+          <w:bookmarkStart w:id="49" w:name="fig-thermal-perception-overall"/>
           <w:p>
             <w:pPr>
               <w:pStyle w:val="Compact"/>
@@ -4065,18 +4264,18 @@
                 <wp:inline>
                   <wp:extent cx="3208646" cy="4328282"/>
                   <wp:effectExtent b="0" l="0" r="0" t="0"/>
-                  <wp:docPr descr="" title="" id="43" name="Picture"/>
+                  <wp:docPr descr="" title="" id="47" name="Picture"/>
                   <a:graphic>
                     <a:graphicData uri="http://schemas.openxmlformats.org/drawingml/2006/picture">
                       <pic:pic>
                         <pic:nvPicPr>
-                          <pic:cNvPr descr="figs/thermal_perception_overall.png" id="44" name="Picture"/>
+                          <pic:cNvPr descr="figs/thermal_perception_overall.png" id="48" name="Picture"/>
                           <pic:cNvPicPr>
                             <a:picLocks noChangeArrowheads="1" noChangeAspect="1"/>
                           </pic:cNvPicPr>
                         </pic:nvPicPr>
                         <pic:blipFill>
-                          <a:blip r:embed="rId42"/>
+                          <a:blip r:embed="rId46"/>
                           <a:stretch>
                             <a:fillRect/>
                           </a:stretch>
@@ -4113,16 +4312,34 @@
               <w:pStyle w:val="ImageCaption"/>
             </w:pPr>
             <w:r>
-              <w:t xml:space="preserve">Figure 1: Thermal sensation (a) and thermal preference (b) for whole</w:t>
+              <w:t xml:space="preserve">Figure 2: Whole body thermal sensation (a) and thermal preference (b) votes:</w:t>
             </w:r>
             <w:r>
               <w:t xml:space="preserve"> </w:t>
             </w:r>
             <w:r>
-              <w:t xml:space="preserve">body.</w:t>
+              <w:t xml:space="preserve">Participants predominantly reported neutral to cool sensations and</w:t>
+            </w:r>
+            <w:r>
+              <w:t xml:space="preserve"> </w:t>
+            </w:r>
+            <w:r>
+              <w:t xml:space="preserve">mostly a preference for no change, though cooler supply air temperatures</w:t>
+            </w:r>
+            <w:r>
+              <w:t xml:space="preserve"> </w:t>
+            </w:r>
+            <w:r>
+              <w:t xml:space="preserve">increased the desire for warmer</w:t>
+            </w:r>
+            <w:r>
+              <w:t xml:space="preserve"> </w:t>
+            </w:r>
+            <w:r>
+              <w:t xml:space="preserve">conditions.</w:t>
             </w:r>
           </w:p>
-          <w:bookmarkEnd w:id="45"/>
+          <w:bookmarkEnd w:id="49"/>
         </w:tc>
       </w:tr>
     </w:tbl>
@@ -4135,7 +4352,7 @@
           <w:rPr>
             <w:rStyle w:val="Hyperlink"/>
           </w:rPr>
-          <w:t xml:space="preserve">Figure 2</w:t>
+          <w:t xml:space="preserve">Figure 3</w:t>
         </w:r>
       </w:hyperlink>
       <w:r>
@@ -4212,7 +4429,7 @@
       <w:tr>
         <w:tc>
           <w:tcPr/>
-          <w:bookmarkStart w:id="49" w:name="fig-thermal-acceptability-overall"/>
+          <w:bookmarkStart w:id="53" w:name="fig-thermal-acceptability-overall"/>
           <w:p>
             <w:pPr>
               <w:pStyle w:val="Compact"/>
@@ -4223,18 +4440,18 @@
                 <wp:inline>
                   <wp:extent cx="5943600" cy="2597231"/>
                   <wp:effectExtent b="0" l="0" r="0" t="0"/>
-                  <wp:docPr descr="" title="" id="47" name="Picture"/>
+                  <wp:docPr descr="" title="" id="51" name="Picture"/>
                   <a:graphic>
                     <a:graphicData uri="http://schemas.openxmlformats.org/drawingml/2006/picture">
                       <pic:pic>
                         <pic:nvPicPr>
-                          <pic:cNvPr descr="figs/thermal_acceptability_overall.png" id="48" name="Picture"/>
+                          <pic:cNvPr descr="figs/thermal_acceptability_overall.png" id="52" name="Picture"/>
                           <pic:cNvPicPr>
                             <a:picLocks noChangeArrowheads="1" noChangeAspect="1"/>
                           </pic:cNvPicPr>
                         </pic:nvPicPr>
                         <pic:blipFill>
-                          <a:blip r:embed="rId46"/>
+                          <a:blip r:embed="rId50"/>
                           <a:stretch>
                             <a:fillRect/>
                           </a:stretch>
@@ -4271,21 +4488,27 @@
               <w:pStyle w:val="ImageCaption"/>
             </w:pPr>
             <w:r>
-              <w:t xml:space="preserve">Figure 2: Thermal acceptability for whole</w:t>
+              <w:t xml:space="preserve">Figure 3: Whole body thermal acceptability: Participants reported high overall</w:t>
             </w:r>
             <w:r>
               <w:t xml:space="preserve"> </w:t>
             </w:r>
             <w:r>
-              <w:t xml:space="preserve">body.</w:t>
+              <w:t xml:space="preserve">acceptability across all sessions, with minimal variation driven by air</w:t>
+            </w:r>
+            <w:r>
+              <w:t xml:space="preserve"> </w:t>
+            </w:r>
+            <w:r>
+              <w:t xml:space="preserve">speed.</w:t>
             </w:r>
           </w:p>
-          <w:bookmarkEnd w:id="49"/>
+          <w:bookmarkEnd w:id="53"/>
         </w:tc>
       </w:tr>
     </w:tbl>
-    <w:bookmarkEnd w:id="50"/>
-    <w:bookmarkStart w:id="66" w:name="ankle-level-observations"/>
+    <w:bookmarkEnd w:id="54"/>
+    <w:bookmarkStart w:id="70" w:name="ankle-level-observations"/>
     <w:p>
       <w:pPr>
         <w:pStyle w:val="Heading2"/>
@@ -4294,7 +4517,7 @@
         <w:t xml:space="preserve">3.3 Ankle level observations</w:t>
       </w:r>
     </w:p>
-    <w:bookmarkStart w:id="55" w:name="thermal-perception"/>
+    <w:bookmarkStart w:id="59" w:name="thermal-perception"/>
     <w:p>
       <w:pPr>
         <w:pStyle w:val="Heading3"/>
@@ -4312,7 +4535,7 @@
           <w:rPr>
             <w:rStyle w:val="Hyperlink"/>
           </w:rPr>
-          <w:t xml:space="preserve">Figure 3</w:t>
+          <w:t xml:space="preserve">Figure 4</w:t>
         </w:r>
       </w:hyperlink>
       <w:r>
@@ -4331,19 +4554,49 @@
         <w:t xml:space="preserve"> </w:t>
       </w:r>
       <w:r>
-        <w:t xml:space="preserve">participants reported cooler sensations at the ankles. The proportion</w:t>
-      </w:r>
-      <w:r>
-        <w:t xml:space="preserve"> </w:t>
-      </w:r>
-      <w:r>
-        <w:t xml:space="preserve">reporting sensations on the cool side of neutral (cold, cool, or</w:t>
-      </w:r>
-      <w:r>
-        <w:t xml:space="preserve"> </w:t>
-      </w:r>
-      <w:r>
-        <w:t xml:space="preserve">slightly cool) ranged from</w:t>
+        <w:t xml:space="preserve">participants overall reported cooler sensations at the ankles. The</w:t>
+      </w:r>
+      <w:r>
+        <w:t xml:space="preserve"> </w:t>
+      </w:r>
+      <w:r>
+        <w:t xml:space="preserve">proportion reporting sensations on the cool side of neutral (</w:t>
+      </w:r>
+      <w:r>
+        <w:rPr>
+          <w:i/>
+          <w:iCs/>
+        </w:rPr>
+        <w:t xml:space="preserve">Cold</w:t>
+      </w:r>
+      <w:r>
+        <w:t xml:space="preserve">,</w:t>
+      </w:r>
+      <w:r>
+        <w:t xml:space="preserve"> </w:t>
+      </w:r>
+      <w:r>
+        <w:rPr>
+          <w:i/>
+          <w:iCs/>
+        </w:rPr>
+        <w:t xml:space="preserve">Cool</w:t>
+      </w:r>
+      <w:r>
+        <w:t xml:space="preserve">, or</w:t>
+      </w:r>
+      <w:r>
+        <w:t xml:space="preserve"> </w:t>
+      </w:r>
+      <w:r>
+        <w:rPr>
+          <w:i/>
+          <w:iCs/>
+        </w:rPr>
+        <w:t xml:space="preserve">Slightly cool</w:t>
+      </w:r>
+      <w:r>
+        <w:t xml:space="preserve">) ranged from</w:t>
       </w:r>
       <w:r>
         <w:t xml:space="preserve"> </w:t>
@@ -4355,13 +4608,25 @@
         <w:t xml:space="preserve"> </w:t>
       </w:r>
       <w:r>
-        <w:t xml:space="preserve">across conditions. At the coldest supply air temperature (15°C) with</w:t>
-      </w:r>
-      <w:r>
-        <w:t xml:space="preserve"> </w:t>
-      </w:r>
-      <w:r>
-        <w:t xml:space="preserve">high air speed,</w:t>
+        <w:t xml:space="preserve">across conditions (compared to</w:t>
+      </w:r>
+      <w:r>
+        <w:t xml:space="preserve"> </w:t>
+      </w:r>
+      <w:r>
+        <w:t xml:space="preserve">27% to 54%</w:t>
+      </w:r>
+      <w:r>
+        <w:t xml:space="preserve"> </w:t>
+      </w:r>
+      <w:r>
+        <w:t xml:space="preserve">for whole-body thermal sensation). At the coldest supply air temperature</w:t>
+      </w:r>
+      <w:r>
+        <w:t xml:space="preserve"> </w:t>
+      </w:r>
+      <w:r>
+        <w:t xml:space="preserve">(15°C) with high air speed,</w:t>
       </w:r>
       <w:r>
         <w:t xml:space="preserve"> </w:t>
@@ -4373,7 +4638,23 @@
         <w:t xml:space="preserve"> </w:t>
       </w:r>
       <w:r>
-        <w:t xml:space="preserve">of participants reported cool sensations at the ankles, compared to</w:t>
+        <w:t xml:space="preserve">of participants reported</w:t>
+      </w:r>
+      <w:r>
+        <w:t xml:space="preserve"> </w:t>
+      </w:r>
+      <w:r>
+        <w:rPr>
+          <w:i/>
+          <w:iCs/>
+        </w:rPr>
+        <w:t xml:space="preserve">Cool</w:t>
+      </w:r>
+      <w:r>
+        <w:t xml:space="preserve"> </w:t>
+      </w:r>
+      <w:r>
+        <w:t xml:space="preserve">sensations at the ankles, compared to</w:t>
       </w:r>
       <w:r>
         <w:t xml:space="preserve"> </w:t>
@@ -4399,7 +4680,23 @@
         <w:t xml:space="preserve"> </w:t>
       </w:r>
       <w:r>
-        <w:t xml:space="preserve">proportion of participants preferring warmer ankles ranged from</w:t>
+        <w:t xml:space="preserve">proportion of participants preferring</w:t>
+      </w:r>
+      <w:r>
+        <w:t xml:space="preserve"> </w:t>
+      </w:r>
+      <w:r>
+        <w:rPr>
+          <w:i/>
+          <w:iCs/>
+        </w:rPr>
+        <w:t xml:space="preserve">Warmer</w:t>
+      </w:r>
+      <w:r>
+        <w:t xml:space="preserve"> </w:t>
+      </w:r>
+      <w:r>
+        <w:t xml:space="preserve">ankles ranged from</w:t>
       </w:r>
       <w:r>
         <w:t xml:space="preserve"> </w:t>
@@ -4417,7 +4714,17 @@
         <w:t xml:space="preserve"> </w:t>
       </w:r>
       <w:r>
-        <w:t xml:space="preserve">53% preferred warmer</w:t>
+        <w:t xml:space="preserve">53% preferred</w:t>
+      </w:r>
+      <w:r>
+        <w:t xml:space="preserve"> </w:t>
+      </w:r>
+      <w:r>
+        <w:rPr>
+          <w:i/>
+          <w:iCs/>
+        </w:rPr>
+        <w:t xml:space="preserve">Warmer</w:t>
       </w:r>
       <w:r>
         <w:t xml:space="preserve"> </w:t>
@@ -4451,7 +4758,7 @@
       <w:tr>
         <w:tc>
           <w:tcPr/>
-          <w:bookmarkStart w:id="54" w:name="fig-thermal-perception-ankle"/>
+          <w:bookmarkStart w:id="58" w:name="fig-thermal-perception-ankle"/>
           <w:p>
             <w:pPr>
               <w:pStyle w:val="Compact"/>
@@ -4462,18 +4769,18 @@
                 <wp:inline>
                   <wp:extent cx="3208646" cy="4328282"/>
                   <wp:effectExtent b="0" l="0" r="0" t="0"/>
-                  <wp:docPr descr="" title="" id="52" name="Picture"/>
+                  <wp:docPr descr="" title="" id="56" name="Picture"/>
                   <a:graphic>
                     <a:graphicData uri="http://schemas.openxmlformats.org/drawingml/2006/picture">
                       <pic:pic>
                         <pic:nvPicPr>
-                          <pic:cNvPr descr="figs/thermal_perception_ankle.png" id="53" name="Picture"/>
+                          <pic:cNvPr descr="figs/thermal_perception_ankle.png" id="57" name="Picture"/>
                           <pic:cNvPicPr>
                             <a:picLocks noChangeArrowheads="1" noChangeAspect="1"/>
                           </pic:cNvPicPr>
                         </pic:nvPicPr>
                         <pic:blipFill>
-                          <a:blip r:embed="rId51"/>
+                          <a:blip r:embed="rId55"/>
                           <a:stretch>
                             <a:fillRect/>
                           </a:stretch>
@@ -4510,21 +4817,39 @@
               <w:pStyle w:val="ImageCaption"/>
             </w:pPr>
             <w:r>
-              <w:t xml:space="preserve">Figure 3: Thermal sensation (a) and thermal preference (b) at ankle</w:t>
+              <w:t xml:space="preserve">Figure 4: Ankle-level thermal sensation (a) and thermal preference (b):</w:t>
             </w:r>
             <w:r>
               <w:t xml:space="preserve"> </w:t>
             </w:r>
             <w:r>
-              <w:t xml:space="preserve">level.</w:t>
+              <w:t xml:space="preserve">Participants reported cooler sensations at the ankles than the whole</w:t>
+            </w:r>
+            <w:r>
+              <w:t xml:space="preserve"> </w:t>
+            </w:r>
+            <w:r>
+              <w:t xml:space="preserve">body, with cooler supply air and higher air speeds slightly increasing</w:t>
+            </w:r>
+            <w:r>
+              <w:t xml:space="preserve"> </w:t>
+            </w:r>
+            <w:r>
+              <w:t xml:space="preserve">both cool sensations and the preference for warmer</w:t>
+            </w:r>
+            <w:r>
+              <w:t xml:space="preserve"> </w:t>
+            </w:r>
+            <w:r>
+              <w:t xml:space="preserve">conditions.</w:t>
             </w:r>
           </w:p>
-          <w:bookmarkEnd w:id="54"/>
+          <w:bookmarkEnd w:id="58"/>
         </w:tc>
       </w:tr>
     </w:tbl>
-    <w:bookmarkEnd w:id="55"/>
-    <w:bookmarkStart w:id="60" w:name="air-movement-perception"/>
+    <w:bookmarkEnd w:id="59"/>
+    <w:bookmarkStart w:id="64" w:name="air-movement-perception"/>
     <w:p>
       <w:pPr>
         <w:pStyle w:val="Heading3"/>
@@ -4542,7 +4867,7 @@
           <w:rPr>
             <w:rStyle w:val="Hyperlink"/>
           </w:rPr>
-          <w:t xml:space="preserve">Figure 4</w:t>
+          <w:t xml:space="preserve">Figure 5</w:t>
         </w:r>
       </w:hyperlink>
       <w:r>
@@ -4561,7 +4886,23 @@
         <w:t xml:space="preserve"> </w:t>
       </w:r>
       <w:r>
-        <w:t xml:space="preserve">ankles was rated acceptable by</w:t>
+        <w:t xml:space="preserve">ankles was rated</w:t>
+      </w:r>
+      <w:r>
+        <w:t xml:space="preserve"> </w:t>
+      </w:r>
+      <w:r>
+        <w:rPr>
+          <w:i/>
+          <w:iCs/>
+        </w:rPr>
+        <w:t xml:space="preserve">Acceptable</w:t>
+      </w:r>
+      <w:r>
+        <w:t xml:space="preserve"> </w:t>
+      </w:r>
+      <w:r>
+        <w:t xml:space="preserve">by</w:t>
       </w:r>
       <w:r>
         <w:t xml:space="preserve"> </w:t>
@@ -4693,7 +5034,7 @@
       <w:tr>
         <w:tc>
           <w:tcPr/>
-          <w:bookmarkStart w:id="59" w:name="fig-air-move-acc-pref"/>
+          <w:bookmarkStart w:id="63" w:name="fig-air-move-acc-pref"/>
           <w:p>
             <w:pPr>
               <w:pStyle w:val="Compact"/>
@@ -4704,18 +5045,18 @@
                 <wp:inline>
                   <wp:extent cx="3208646" cy="4328282"/>
                   <wp:effectExtent b="0" l="0" r="0" t="0"/>
-                  <wp:docPr descr="" title="" id="57" name="Picture"/>
+                  <wp:docPr descr="" title="" id="61" name="Picture"/>
                   <a:graphic>
                     <a:graphicData uri="http://schemas.openxmlformats.org/drawingml/2006/picture">
                       <pic:pic>
                         <pic:nvPicPr>
-                          <pic:cNvPr descr="figs/air_movement_acc_pref.png" id="58" name="Picture"/>
+                          <pic:cNvPr descr="figs/air_movement_acc_pref.png" id="62" name="Picture"/>
                           <pic:cNvPicPr>
                             <a:picLocks noChangeArrowheads="1" noChangeAspect="1"/>
                           </pic:cNvPicPr>
                         </pic:nvPicPr>
                         <pic:blipFill>
-                          <a:blip r:embed="rId56"/>
+                          <a:blip r:embed="rId60"/>
                           <a:stretch>
                             <a:fillRect/>
                           </a:stretch>
@@ -4752,21 +5093,39 @@
               <w:pStyle w:val="ImageCaption"/>
             </w:pPr>
             <w:r>
-              <w:t xml:space="preserve">Figure 4: (a) Air movement acceptability (a) and preference</w:t>
+              <w:t xml:space="preserve">Figure 5: Ankle-level air movement acceptability (a) and preference (b): Most</w:t>
             </w:r>
             <w:r>
               <w:t xml:space="preserve"> </w:t>
             </w:r>
             <w:r>
-              <w:t xml:space="preserve">(b).</w:t>
+              <w:t xml:space="preserve">participants found ankle air movement acceptable (80%–94%), though</w:t>
+            </w:r>
+            <w:r>
+              <w:t xml:space="preserve"> </w:t>
+            </w:r>
+            <w:r>
+              <w:t xml:space="preserve">higher air speeds increased the preference for less air movement,</w:t>
+            </w:r>
+            <w:r>
+              <w:t xml:space="preserve"> </w:t>
+            </w:r>
+            <w:r>
+              <w:t xml:space="preserve">particularly at cooler supply</w:t>
+            </w:r>
+            <w:r>
+              <w:t xml:space="preserve"> </w:t>
+            </w:r>
+            <w:r>
+              <w:t xml:space="preserve">temperatures.</w:t>
             </w:r>
           </w:p>
-          <w:bookmarkEnd w:id="59"/>
+          <w:bookmarkEnd w:id="63"/>
         </w:tc>
       </w:tr>
     </w:tbl>
-    <w:bookmarkEnd w:id="60"/>
-    <w:bookmarkStart w:id="65" w:name="skin-temperature"/>
+    <w:bookmarkEnd w:id="64"/>
+    <w:bookmarkStart w:id="69" w:name="skin-temperature"/>
     <w:p>
       <w:pPr>
         <w:pStyle w:val="Heading3"/>
@@ -4779,62 +5138,81 @@
       <w:pPr>
         <w:pStyle w:val="FirstParagraph"/>
       </w:pPr>
-      <w:r>
-        <w:t xml:space="preserve">Using each participant’s skin temperature during the pre-exposure</w:t>
-      </w:r>
-      <w:r>
-        <w:t xml:space="preserve"> </w:t>
-      </w:r>
-      <w:r>
-        <w:t xml:space="preserve">adaptation period as the baseline, ankle skin temperature during the</w:t>
-      </w:r>
-      <w:r>
-        <w:t xml:space="preserve"> </w:t>
-      </w:r>
-      <w:r>
-        <w:t xml:space="preserve">final 1 min of exposure was negative under all conditions, ranging from</w:t>
-      </w:r>
-      <w:r>
-        <w:t xml:space="preserve"> </w:t>
-      </w:r>
-      <w:r>
-        <w:t xml:space="preserve">approximately -1.7 to</w:t>
-      </w:r>
-      <w:r>
-        <w:t xml:space="preserve"> </w:t>
-      </w:r>
-      <w:r>
-        <w:t xml:space="preserve">-0.8°C. In general, the magnitude of skin</w:t>
-      </w:r>
-      <w:r>
-        <w:t xml:space="preserve"> </w:t>
-      </w:r>
-      <w:r>
-        <w:t xml:space="preserve">temperature reduction increased with air speed, with medium and high air</w:t>
-      </w:r>
-      <w:r>
-        <w:t xml:space="preserve"> </w:t>
-      </w:r>
-      <w:r>
-        <w:t xml:space="preserve">speeds typically producing greater cooling than low air speed across all</w:t>
-      </w:r>
-      <w:r>
-        <w:t xml:space="preserve"> </w:t>
-      </w:r>
-      <w:r>
-        <w:t xml:space="preserve">three supply air temperature conditions. After BH correction, the</w:t>
-      </w:r>
-      <w:r>
-        <w:t xml:space="preserve"> </w:t>
-      </w:r>
-      <w:r>
-        <w:t xml:space="preserve">differences between low and medium air speed and between low and high</w:t>
-      </w:r>
-      <w:r>
-        <w:t xml:space="preserve"> </w:t>
-      </w:r>
-      <w:r>
-        <w:t xml:space="preserve">air speed were significant at all three supply air temperatures</w:t>
+      <w:hyperlink w:anchor="fig-tsk">
+        <w:r>
+          <w:rPr>
+            <w:rStyle w:val="Hyperlink"/>
+          </w:rPr>
+          <w:t xml:space="preserve">Figure 6</w:t>
+        </w:r>
+      </w:hyperlink>
+      <w:r>
+        <w:t xml:space="preserve"> </w:t>
+      </w:r>
+      <w:r>
+        <w:t xml:space="preserve">illustrates the progression of ankle skin temperatures</w:t>
+      </w:r>
+      <w:r>
+        <w:t xml:space="preserve"> </w:t>
+      </w:r>
+      <w:r>
+        <w:t xml:space="preserve">throughout the exposure period. Using the pre-exposure adaptation period</w:t>
+      </w:r>
+      <w:r>
+        <w:t xml:space="preserve"> </w:t>
+      </w:r>
+      <w:r>
+        <w:t xml:space="preserve">as a baseline, ankle skin temperatures dropped under all conditions,</w:t>
+      </w:r>
+      <w:r>
+        <w:t xml:space="preserve"> </w:t>
+      </w:r>
+      <w:r>
+        <w:t xml:space="preserve">with final reductions ranging from -1.7°C</w:t>
+      </w:r>
+      <w:r>
+        <w:t xml:space="preserve"> </w:t>
+      </w:r>
+      <w:r>
+        <w:t xml:space="preserve">to -0.8°C. In general, the magnitude of</w:t>
+      </w:r>
+      <w:r>
+        <w:t xml:space="preserve"> </w:t>
+      </w:r>
+      <w:r>
+        <w:t xml:space="preserve">this skin temperature reduction increased with air speed, as medium and</w:t>
+      </w:r>
+      <w:r>
+        <w:t xml:space="preserve"> </w:t>
+      </w:r>
+      <w:r>
+        <w:t xml:space="preserve">high air speeds produced greater local cooling than low air speed across</w:t>
+      </w:r>
+      <w:r>
+        <w:t xml:space="preserve"> </w:t>
+      </w:r>
+      <w:r>
+        <w:t xml:space="preserve">all three supply air temperatures.</w:t>
+      </w:r>
+    </w:p>
+    <w:p>
+      <w:pPr>
+        <w:pStyle w:val="BodyText"/>
+      </w:pPr>
+      <w:r>
+        <w:t xml:space="preserve">Statistical analysis using BH correction confirmed that the cooling</w:t>
+      </w:r>
+      <w:r>
+        <w:t xml:space="preserve"> </w:t>
+      </w:r>
+      <w:r>
+        <w:t xml:space="preserve">differences between low and medium air speeds, as well as between low</w:t>
+      </w:r>
+      <w:r>
+        <w:t xml:space="preserve"> </w:t>
+      </w:r>
+      <w:r>
+        <w:t xml:space="preserve">and high air speeds, were significant at all supply temperatures</w:t>
       </w:r>
       <w:r>
         <w:t xml:space="preserve"> </w:t>
@@ -4846,19 +5224,19 @@
         <w:t xml:space="preserve"> </w:t>
       </w:r>
       <w:r>
-        <w:t xml:space="preserve">p_adj &lt; 0.001, respectively),</w:t>
-      </w:r>
-      <w:r>
-        <w:t xml:space="preserve"> </w:t>
-      </w:r>
-      <w:r>
-        <w:t xml:space="preserve">whereas the difference between medium and high air speed was significant</w:t>
-      </w:r>
-      <w:r>
-        <w:t xml:space="preserve"> </w:t>
-      </w:r>
-      <w:r>
-        <w:t xml:space="preserve">only at 19C</w:t>
+        <w:t xml:space="preserve">p_adj &lt; 0.001, respectively). In</w:t>
+      </w:r>
+      <w:r>
+        <w:t xml:space="preserve"> </w:t>
+      </w:r>
+      <w:r>
+        <w:t xml:space="preserve">contrast, the difference between medium and high air speeds reached</w:t>
+      </w:r>
+      <w:r>
+        <w:t xml:space="preserve"> </w:t>
+      </w:r>
+      <w:r>
+        <w:t xml:space="preserve">significance only at 19C</w:t>
       </w:r>
       <w:r>
         <w:t xml:space="preserve"> </w:t>
@@ -4870,13 +5248,19 @@
         <w:t xml:space="preserve"> </w:t>
       </w:r>
       <w:r>
-        <w:t xml:space="preserve">suggest that increasing local airflow enhanced the short-term cooling</w:t>
-      </w:r>
-      <w:r>
-        <w:t xml:space="preserve"> </w:t>
-      </w:r>
-      <w:r>
-        <w:t xml:space="preserve">response of the ankle skin.</w:t>
+        <w:t xml:space="preserve">indicate that increasing local airflow increases the short-term cooling</w:t>
+      </w:r>
+      <w:r>
+        <w:t xml:space="preserve"> </w:t>
+      </w:r>
+      <w:r>
+        <w:t xml:space="preserve">response of the ankle skin and most noticeable temperature drops occur</w:t>
+      </w:r>
+      <w:r>
+        <w:t xml:space="preserve"> </w:t>
+      </w:r>
+      <w:r>
+        <w:t xml:space="preserve">when shifting away from the lowest air speed setting.</w:t>
       </w:r>
     </w:p>
     <w:tbl>
@@ -4892,7 +5276,7 @@
       <w:tr>
         <w:tc>
           <w:tcPr/>
-          <w:bookmarkStart w:id="64" w:name="fig-tsk"/>
+          <w:bookmarkStart w:id="68" w:name="fig-tsk"/>
           <w:p>
             <w:pPr>
               <w:pStyle w:val="Compact"/>
@@ -4903,18 +5287,18 @@
                 <wp:inline>
                   <wp:extent cx="5349240" cy="3507747"/>
                   <wp:effectExtent b="0" l="0" r="0" t="0"/>
-                  <wp:docPr descr="" title="" id="62" name="Picture"/>
+                  <wp:docPr descr="" title="" id="66" name="Picture"/>
                   <a:graphic>
                     <a:graphicData uri="http://schemas.openxmlformats.org/drawingml/2006/picture">
                       <pic:pic>
                         <pic:nvPicPr>
-                          <pic:cNvPr descr="figs/tsk_p.png" id="63" name="Picture"/>
+                          <pic:cNvPr descr="figs/tsk_p.png" id="67" name="Picture"/>
                           <pic:cNvPicPr>
                             <a:picLocks noChangeArrowheads="1" noChangeAspect="1"/>
                           </pic:cNvPicPr>
                         </pic:nvPicPr>
                         <pic:blipFill>
-                          <a:blip r:embed="rId61"/>
+                          <a:blip r:embed="rId65"/>
                           <a:stretch>
                             <a:fillRect/>
                           </a:stretch>
@@ -4951,40 +5335,52 @@
               <w:pStyle w:val="ImageCaption"/>
             </w:pPr>
             <w:r>
-              <w:t xml:space="preserve">Figure 5: Time course of ankle skin temperature during the formal exposure phase</w:t>
+              <w:t xml:space="preserve">Figure 6: Time course of ankle skin temperature during the formal exposure phase</w:t>
             </w:r>
             <w:r>
               <w:t xml:space="preserve"> </w:t>
             </w:r>
             <w:r>
-              <w:t xml:space="preserve">across the nine experimental conditions: (a) absolute skin temperature;</w:t>
+              <w:t xml:space="preserve">across the nine experimental conditions for (a) absolute skin</w:t>
             </w:r>
             <w:r>
               <w:t xml:space="preserve"> </w:t>
             </w:r>
             <w:r>
-              <w:t xml:space="preserve">(b) ankle skin temperture change relative to the adaptation-period</w:t>
+              <w:t xml:space="preserve">temperature and (b) change relative to the adaptation-period baseline (</w:t>
             </w:r>
             <w:r>
               <w:t xml:space="preserve"> </w:t>
             </w:r>
             <w:r>
-              <w:t xml:space="preserve">baseline. Shaded bands denote the between-subject mean ± 1</w:t>
+              <w:t xml:space="preserve">Shaded bands denote the between-subject mean ± 1 SD): Local cooling</w:t>
             </w:r>
             <w:r>
               <w:t xml:space="preserve"> </w:t>
             </w:r>
             <w:r>
-              <w:t xml:space="preserve">SD.</w:t>
+              <w:t xml:space="preserve">intensified as air speed increased, with the most significant</w:t>
+            </w:r>
+            <w:r>
+              <w:t xml:space="preserve"> </w:t>
+            </w:r>
+            <w:r>
+              <w:t xml:space="preserve">temperature drops occurring when moving from low to medium</w:t>
+            </w:r>
+            <w:r>
+              <w:t xml:space="preserve"> </w:t>
+            </w:r>
+            <w:r>
+              <w:t xml:space="preserve">airflow.</w:t>
             </w:r>
           </w:p>
-          <w:bookmarkEnd w:id="64"/>
+          <w:bookmarkEnd w:id="68"/>
         </w:tc>
       </w:tr>
     </w:tbl>
-    <w:bookmarkEnd w:id="65"/>
-    <w:bookmarkEnd w:id="66"/>
-    <w:bookmarkStart w:id="75" w:name="dissatisfaction-with-ankle-draft"/>
+    <w:bookmarkEnd w:id="69"/>
+    <w:bookmarkEnd w:id="70"/>
+    <w:bookmarkStart w:id="75" w:name="sec-model-comp"/>
     <w:p>
       <w:pPr>
         <w:pStyle w:val="Heading2"/>
@@ -5002,56 +5398,47 @@
           <w:rPr>
             <w:rStyle w:val="Hyperlink"/>
           </w:rPr>
-          <w:t xml:space="preserve">Figure 6</w:t>
+          <w:t xml:space="preserve">Figure 7</w:t>
         </w:r>
       </w:hyperlink>
       <w:r>
-        <w:t xml:space="preserve"> </w:t>
-      </w:r>
-      <w:r>
-        <w:t xml:space="preserve">compares the dissatisfaction rate predicted by the Liu</w:t>
-      </w:r>
-      <w:r>
-        <w:t xml:space="preserve"> </w:t>
-      </w:r>
-      <w:r>
-        <w:t xml:space="preserve">model with the observations during our experiment. Across all tested</w:t>
-      </w:r>
-      <w:r>
-        <w:t xml:space="preserve"> </w:t>
-      </w:r>
-      <w:r>
-        <w:t xml:space="preserve">conditions, the existing model consistently overpredicted local thermal</w:t>
-      </w:r>
-      <w:r>
-        <w:t xml:space="preserve"> </w:t>
-      </w:r>
-      <w:r>
-        <w:t xml:space="preserve">dissatisfaction compared to the observed rates. At an ankle temperature</w:t>
-      </w:r>
-      <w:r>
-        <w:t xml:space="preserve"> </w:t>
-      </w:r>
-      <w:r>
-        <w:t xml:space="preserve">of 15°C, the discrepancy between predicted and observed rates increased</w:t>
-      </w:r>
-      <w:r>
-        <w:t xml:space="preserve"> </w:t>
-      </w:r>
-      <w:r>
-        <w:t xml:space="preserve">significantly with air speed: at low flow (0.2 m/s), the difference was</w:t>
-      </w:r>
-      <w:r>
-        <w:t xml:space="preserve"> </w:t>
-      </w:r>
-      <w:r>
-        <w:t xml:space="preserve">8 percentage points (pp), rising to 39 pp at</w:t>
-      </w:r>
-      <w:r>
-        <w:t xml:space="preserve"> </w:t>
-      </w:r>
-      <w:r>
-        <w:t xml:space="preserve">high flow (0.6 m/s).</w:t>
+        <w:t xml:space="preserve">(a) compares the dissatisfaction rates predicted by the</w:t>
+      </w:r>
+      <w:r>
+        <w:t xml:space="preserve"> </w:t>
+      </w:r>
+      <w:r>
+        <w:t xml:space="preserve">Liu model against our experimental observations. Across all conditions,</w:t>
+      </w:r>
+      <w:r>
+        <w:t xml:space="preserve"> </w:t>
+      </w:r>
+      <w:r>
+        <w:t xml:space="preserve">the existing model consistently overpredicted local thermal</w:t>
+      </w:r>
+      <w:r>
+        <w:t xml:space="preserve"> </w:t>
+      </w:r>
+      <w:r>
+        <w:t xml:space="preserve">dissatisfaction. At a 15°C ankle temperature, the discrepancy between</w:t>
+      </w:r>
+      <w:r>
+        <w:t xml:space="preserve"> </w:t>
+      </w:r>
+      <w:r>
+        <w:t xml:space="preserve">predicted and observed rates widened as air speed increased: the model</w:t>
+      </w:r>
+      <w:r>
+        <w:t xml:space="preserve"> </w:t>
+      </w:r>
+      <w:r>
+        <w:t xml:space="preserve">overpredicted dissatisfaction by 8 percentage points (pp),</w:t>
+      </w:r>
+      <w:r>
+        <w:t xml:space="preserve"> </w:t>
+      </w:r>
+      <w:r>
+        <w:t xml:space="preserve">rising to 39 pp at high flow (0.6 m/s).</w:t>
       </w:r>
     </w:p>
     <w:p>
@@ -5059,13 +5446,13 @@
         <w:pStyle w:val="BodyText"/>
       </w:pPr>
       <w:r>
-        <w:t xml:space="preserve">Similar trends were observed at 17°C and 19°C. Notably, for the 19°C</w:t>
-      </w:r>
-      <w:r>
-        <w:t xml:space="preserve"> </w:t>
-      </w:r>
-      <w:r>
-        <w:t xml:space="preserve">condition at high air speed (0.6 m/s), the predicted PPD was</w:t>
+        <w:t xml:space="preserve">We observed similar trends at 17°C and 19°C. Notably, for the 19°C</w:t>
+      </w:r>
+      <w:r>
+        <w:t xml:space="preserve"> </w:t>
+      </w:r>
+      <w:r>
+        <w:t xml:space="preserve">condition at high air speed (0.6 m/s), the model predicted a PPD of</w:t>
       </w:r>
       <w:r>
         <w:t xml:space="preserve"> </w:t>
@@ -5083,13 +5470,19 @@
         <w:t xml:space="preserve"> </w:t>
       </w:r>
       <w:r>
-        <w:t xml:space="preserve">34 pp. On average across all experimental sessions, the</w:t>
-      </w:r>
-      <w:r>
-        <w:t xml:space="preserve"> </w:t>
-      </w:r>
-      <w:r>
-        <w:t xml:space="preserve">model overpredicted dissatisfaction by 23.1 pp.</w:t>
+        <w:t xml:space="preserve">34 pp. Across all experimental sessions, the model</w:t>
+      </w:r>
+      <w:r>
+        <w:t xml:space="preserve"> </w:t>
+      </w:r>
+      <w:r>
+        <w:t xml:space="preserve">overpredicted dissatisfaction by an average of 23</w:t>
+      </w:r>
+      <w:r>
+        <w:t xml:space="preserve"> </w:t>
+      </w:r>
+      <w:r>
+        <w:t xml:space="preserve">pp.</w:t>
       </w:r>
     </w:p>
     <w:tbl>
@@ -5105,7 +5498,7 @@
       <w:tr>
         <w:tc>
           <w:tcPr/>
-          <w:bookmarkStart w:id="70" w:name="fig-model-comp"/>
+          <w:bookmarkStart w:id="74" w:name="fig-model-comp"/>
           <w:p>
             <w:pPr>
               <w:pStyle w:val="Compact"/>
@@ -5114,20 +5507,20 @@
             <w:r>
               <w:drawing>
                 <wp:inline>
-                  <wp:extent cx="5349240" cy="2955963"/>
+                  <wp:extent cx="5349240" cy="2930724"/>
                   <wp:effectExtent b="0" l="0" r="0" t="0"/>
-                  <wp:docPr descr="" title="" id="68" name="Picture"/>
+                  <wp:docPr descr="" title="" id="72" name="Picture"/>
                   <a:graphic>
                     <a:graphicData uri="http://schemas.openxmlformats.org/drawingml/2006/picture">
                       <pic:pic>
                         <pic:nvPicPr>
-                          <pic:cNvPr descr="figs/model_error.png" id="69" name="Picture"/>
+                          <pic:cNvPr descr="figs/model_error_combined.png" id="73" name="Picture"/>
                           <pic:cNvPicPr>
                             <a:picLocks noChangeArrowheads="1" noChangeAspect="1"/>
                           </pic:cNvPicPr>
                         </pic:nvPicPr>
                         <pic:blipFill>
-                          <a:blip r:embed="rId67"/>
+                          <a:blip r:embed="rId71"/>
                           <a:stretch>
                             <a:fillRect/>
                           </a:stretch>
@@ -5135,7 +5528,7 @@
                         <pic:spPr bwMode="auto">
                           <a:xfrm>
                             <a:off x="0" y="0"/>
-                            <a:ext cx="5349240" cy="2955963"/>
+                            <a:ext cx="5349240" cy="2930724"/>
                           </a:xfrm>
                           <a:prstGeom prst="rect">
                             <a:avLst/>
@@ -5164,58 +5557,34 @@
               <w:pStyle w:val="ImageCaption"/>
             </w:pPr>
             <w:r>
-              <w:t xml:space="preserve">Figure 6: Comparison of predicted and observed local thermal dissatisfaction</w:t>
+              <w:t xml:space="preserve">Figure 7: Performance and calibration of the Liu local dissatisfaction model:</w:t>
             </w:r>
             <w:r>
               <w:t xml:space="preserve"> </w:t>
             </w:r>
             <w:r>
-              <w:t xml:space="preserve">across varying ankle-level temperatures and air speeds. The dumbbell</w:t>
+              <w:t xml:space="preserve">(a) The model consistently overpredicted ankle-level dissatisfaction</w:t>
             </w:r>
             <w:r>
               <w:t xml:space="preserve"> </w:t>
             </w:r>
             <w:r>
-              <w:t xml:space="preserve">plot illustrates the discrepancy (diff) between the Liu model</w:t>
+              <w:t xml:space="preserve">across all conditions, with discrepancies widening at higher air speeds</w:t>
             </w:r>
             <w:r>
               <w:t xml:space="preserve"> </w:t>
             </w:r>
             <w:r>
-              <w:t xml:space="preserve">predictions (ppd_liu_mean) and the actual observed dissatisfied rates</w:t>
+              <w:t xml:space="preserve">(points represent mean values, with the segment length indicating the</w:t>
             </w:r>
             <w:r>
               <w:t xml:space="preserve"> </w:t>
             </w:r>
             <w:r>
-              <w:t xml:space="preserve">(dissatisfied_rate). Experimental conditions include air speeds of</w:t>
-            </w:r>
-            <w:r>
-              <w:t xml:space="preserve"> </w:t>
-            </w:r>
-            <w:r>
-              <w:t xml:space="preserve">approximately 0.2 m/s (low), 0.4 m/s (medium), and 0.6 m/s (high).</w:t>
-            </w:r>
-            <w:r>
-              <w:t xml:space="preserve"> </w:t>
-            </w:r>
-            <w:r>
-              <w:t xml:space="preserve">Points represent mean values, with the segment length indicating the</w:t>
-            </w:r>
-            <w:r>
-              <w:t xml:space="preserve"> </w:t>
-            </w:r>
-            <w:r>
-              <w:t xml:space="preserve">magnitude of model</w:t>
-            </w:r>
-            <w:r>
-              <w:t xml:space="preserve"> </w:t>
-            </w:r>
-            <w:r>
-              <w:t xml:space="preserve">overestimation.</w:t>
+              <w:t xml:space="preserve">magnitude of model overestimation); (b) calibration curve of the existing model on this study dataset.</w:t>
             </w:r>
           </w:p>
-          <w:bookmarkEnd w:id="70"/>
+          <w:bookmarkEnd w:id="74"/>
         </w:tc>
       </w:tr>
     </w:tbl>
@@ -5224,62 +5593,12 @@
         <w:pStyle w:val="BodyText"/>
       </w:pPr>
       <w:r>
-        <w:t xml:space="preserve">Under winter conditions, the observed ankle draft dissatisfaction was</w:t>
-      </w:r>
-      <w:r>
-        <w:t xml:space="preserve"> </w:t>
-      </w:r>
-      <w:r>
-        <w:t xml:space="preserve">substantially lower than that predicted by the model of</w:t>
-      </w:r>
-      <w:r>
-        <w:t xml:space="preserve"> </w:t>
-      </w:r>
-      <w:r>
-        <w:t xml:space="preserve">Liu et al. (</w:t>
-      </w:r>
-      <w:hyperlink w:anchor="X0e41857b9754d3f46055296e8711d0a459bcc8a">
-        <w:r>
-          <w:rPr>
-            <w:rStyle w:val="Hyperlink"/>
-          </w:rPr>
-          <w:t xml:space="preserve">2017</w:t>
-        </w:r>
-      </w:hyperlink>
-      <w:r>
-        <w:t xml:space="preserve">)</w:t>
-      </w:r>
-      <w:r>
-        <w:t xml:space="preserve">. Although the model retained</w:t>
-      </w:r>
-      <w:r>
-        <w:t xml:space="preserve"> </w:t>
-      </w:r>
-      <w:r>
-        <w:t xml:space="preserve">acceptable discrimination on this dataset (AUC =</w:t>
-      </w:r>
-      <w:r>
-        <w:t xml:space="preserve"> </w:t>
-      </w:r>
-      <w:r>
-        <w:t xml:space="preserve">0.847), the calibration</w:t>
-      </w:r>
-      <w:r>
-        <w:t xml:space="preserve"> </w:t>
-      </w:r>
-      <w:r>
-        <w:t xml:space="preserve">results indicated a systematic overestimation under winter conditions,</w:t>
-      </w:r>
-      <w:r>
-        <w:t xml:space="preserve"> </w:t>
-      </w:r>
-      <w:r>
-        <w:t xml:space="preserve">as shown in</w:t>
-      </w:r>
-      <w:r>
-        <w:t xml:space="preserve"> </w:t>
-      </w:r>
-      <w:hyperlink w:anchor="fig-liu-calibration">
+        <w:t xml:space="preserve">In addition, we evaluated the performance of the existing ankle draft model by fitting its predictions—based on local air speed and whole-body thermal sensation—against our observed binary satisfaction outcomes using logistic regression. The resulting calibration curve is shown in</w:t>
+      </w:r>
+      <w:r>
+        <w:t xml:space="preserve"> </w:t>
+      </w:r>
+      <w:hyperlink w:anchor="fig-model-comp">
         <w:r>
           <w:rPr>
             <w:rStyle w:val="Hyperlink"/>
@@ -5288,142 +5607,17 @@
         </w:r>
       </w:hyperlink>
       <w:r>
-        <w:t xml:space="preserve">. Across the nine experimental</w:t>
-      </w:r>
-      <w:r>
-        <w:t xml:space="preserve"> </w:t>
-      </w:r>
-      <w:r>
-        <w:t xml:space="preserve">conditions, the mean observed dissatisfaction rate was</w:t>
-      </w:r>
-      <w:r>
-        <w:t xml:space="preserve"> </w:t>
-      </w:r>
-      <w:r>
-        <w:t xml:space="preserve">13%, whereas the Liu model predicted an</w:t>
-      </w:r>
-      <w:r>
-        <w:t xml:space="preserve"> </w:t>
-      </w:r>
-      <w:r>
-        <w:t xml:space="preserve">average of 36%, corresponding to an</w:t>
-      </w:r>
-      <w:r>
-        <w:t xml:space="preserve"> </w:t>
-      </w:r>
-      <w:r>
-        <w:t xml:space="preserve">overestimation of approximately</w:t>
-      </w:r>
-      <w:r>
-        <w:t xml:space="preserve"> </w:t>
-      </w:r>
-      <w:r>
-        <w:t xml:space="preserve">2.8 times. The discrepancy was</w:t>
-      </w:r>
-      <w:r>
-        <w:t xml:space="preserve"> </w:t>
-      </w:r>
-      <w:r>
-        <w:t xml:space="preserve">greatest at high air speed and smaller, but still</w:t>
-      </w:r>
-      <w:r>
-        <w:t xml:space="preserve"> </w:t>
-      </w:r>
-      <w:r>
-        <w:t xml:space="preserve">evident, at low air speed.</w:t>
-      </w:r>
-    </w:p>
-    <w:tbl>
-      <w:tblPr>
-        <w:tblStyle w:val="Table"/>
-        <w:tblW w:type="pct" w:w="5000"/>
-        <w:tblLayout w:type="fixed"/>
-        <w:tblLook w:firstRow="0" w:lastRow="0" w:firstColumn="0" w:lastColumn="0" w:noHBand="0" w:noVBand="0" w:val="0000"/>
-      </w:tblPr>
-      <w:tblGrid>
-        <w:gridCol w:w="7920"/>
-      </w:tblGrid>
-      <w:tr>
-        <w:tc>
-          <w:tcPr/>
-          <w:bookmarkStart w:id="74" w:name="fig-liu-calibration"/>
-          <w:p>
-            <w:pPr>
-              <w:pStyle w:val="Compact"/>
-              <w:jc w:val="center"/>
-            </w:pPr>
-            <w:r>
-              <w:drawing>
-                <wp:inline>
-                  <wp:extent cx="2971800" cy="3340092"/>
-                  <wp:effectExtent b="0" l="0" r="0" t="0"/>
-                  <wp:docPr descr="" title="" id="72" name="Picture"/>
-                  <a:graphic>
-                    <a:graphicData uri="http://schemas.openxmlformats.org/drawingml/2006/picture">
-                      <pic:pic>
-                        <pic:nvPicPr>
-                          <pic:cNvPr descr="figs/Liumodel_calibrationcurve.png" id="73" name="Picture"/>
-                          <pic:cNvPicPr>
-                            <a:picLocks noChangeArrowheads="1" noChangeAspect="1"/>
-                          </pic:cNvPicPr>
-                        </pic:nvPicPr>
-                        <pic:blipFill>
-                          <a:blip r:embed="rId71"/>
-                          <a:stretch>
-                            <a:fillRect/>
-                          </a:stretch>
-                        </pic:blipFill>
-                        <pic:spPr bwMode="auto">
-                          <a:xfrm>
-                            <a:off x="0" y="0"/>
-                            <a:ext cx="2971800" cy="3340092"/>
-                          </a:xfrm>
-                          <a:prstGeom prst="rect">
-                            <a:avLst/>
-                          </a:prstGeom>
-                          <a:noFill/>
-                          <a:ln w="9525">
-                            <a:noFill/>
-                            <a:headEnd/>
-                            <a:tailEnd/>
-                          </a:ln>
-                        </pic:spPr>
-                      </pic:pic>
-                    </a:graphicData>
-                  </a:graphic>
-                </wp:inline>
-              </w:drawing>
-            </w:r>
-          </w:p>
-          <w:p>
-            <w:pPr>
-              <w:jc w:val="center"/>
-            </w:pPr>
-            <w:pPr>
-              <w:jc w:val="left"/>
-              <w:spacing w:before="200"/>
-              <w:pStyle w:val="ImageCaption"/>
-            </w:pPr>
-            <w:r>
-              <w:t xml:space="preserve">Figure 7: Calibration curve of the Liu model evaluated on the present dataset</w:t>
-            </w:r>
-            <w:r>
-              <w:t xml:space="preserve"> </w:t>
-            </w:r>
-            <w:r>
-              <w:t xml:space="preserve">under winter clothing</w:t>
-            </w:r>
-            <w:r>
-              <w:t xml:space="preserve"> </w:t>
-            </w:r>
-            <w:r>
-              <w:t xml:space="preserve">conditions.</w:t>
-            </w:r>
-          </w:p>
-          <w:bookmarkEnd w:id="74"/>
-        </w:tc>
-      </w:tr>
-    </w:tbl>
+        <w:t xml:space="preserve">(b). In a well-calibrated model, the curve should closely follow the 45° ideal line; however, our results show the curve located predominantly below this line.</w:t>
+      </w:r>
+    </w:p>
+    <w:p>
+      <w:pPr>
+        <w:pStyle w:val="BodyText"/>
+      </w:pPr>
+      <w:r>
+        <w:t xml:space="preserve">While the model maintained acceptable discriminative ability (AUC = 0.77), meaning it can effectively rank which conditions are more likely to cause discomfort, the calibration statistics reveal significant inaccuracy in the magnitude of its predictions. With a Brier score of 0.14 and a systematic shift away from the ideal line, the results confirm that the existing model consistently overestimates the probability of ankle draft dissatisfaction under winter conditions.</w:t>
+      </w:r>
+    </w:p>
     <w:bookmarkEnd w:id="75"/>
     <w:bookmarkStart w:id="82" w:name="updated-model-for-winter-conditions"/>
     <w:p>
@@ -5440,6 +5634,119 @@
       </w:pPr>
       <w:r>
         <w:t xml:space="preserve">As shown in</w:t>
+      </w:r>
+      <w:r>
+        <w:t xml:space="preserve"> </w:t>
+      </w:r>
+      <w:hyperlink w:anchor="sec-model-comp">
+        <w:r>
+          <w:rPr>
+            <w:rStyle w:val="Hyperlink"/>
+          </w:rPr>
+          <w:t xml:space="preserve">Section 3.4</w:t>
+        </w:r>
+      </w:hyperlink>
+      <w:r>
+        <w:t xml:space="preserve">, the existing model showed limited accuracy</w:t>
+      </w:r>
+      <w:r>
+        <w:t xml:space="preserve"> </w:t>
+      </w:r>
+      <w:r>
+        <w:t xml:space="preserve">in predicting ankle draft dissatisfaction under winter conditions. This</w:t>
+      </w:r>
+      <w:r>
+        <w:t xml:space="preserve"> </w:t>
+      </w:r>
+      <w:r>
+        <w:t xml:space="preserve">highlights the need for a revised model that accounts for differences in</w:t>
+      </w:r>
+      <w:r>
+        <w:t xml:space="preserve"> </w:t>
+      </w:r>
+      <w:r>
+        <w:t xml:space="preserve">application contexts. To enable an integrated analysis of the effects of</w:t>
+      </w:r>
+      <w:r>
+        <w:t xml:space="preserve"> </w:t>
+      </w:r>
+      <w:r>
+        <w:t xml:space="preserve">different factors on ankle draft dissatisfaction, we combined data from</w:t>
+      </w:r>
+      <w:r>
+        <w:t xml:space="preserve"> </w:t>
+      </w:r>
+      <w:r>
+        <w:t xml:space="preserve">(</w:t>
+      </w:r>
+      <w:hyperlink w:anchor="X6db9ee06047343b5a979eff92cb52861c742c6d">
+        <w:r>
+          <w:rPr>
+            <w:rStyle w:val="Hyperlink"/>
+            <w:b/>
+            <w:bCs/>
+          </w:rPr>
+          <w:t xml:space="preserve">liuPredictedPercentageDissatisfied2017Liu?</w:t>
+        </w:r>
+      </w:hyperlink>
+      <w:r>
+        <w:t xml:space="preserve">)</w:t>
+      </w:r>
+      <w:r>
+        <w:t xml:space="preserve"> </w:t>
+      </w:r>
+      <w:r>
+        <w:t xml:space="preserve">and collected in this study</w:t>
+      </w:r>
+      <w:r>
+        <w:t xml:space="preserve"> </w:t>
+      </w:r>
+      <w:r>
+        <w:t xml:space="preserve">in the modeling dataset. To identify significant predictors, a model</w:t>
+      </w:r>
+      <w:r>
+        <w:t xml:space="preserve"> </w:t>
+      </w:r>
+      <w:r>
+        <w:t xml:space="preserve">including all candidate predictors was first fitted following the</w:t>
+      </w:r>
+      <w:r>
+        <w:t xml:space="preserve"> </w:t>
+      </w:r>
+      <w:r>
+        <w:t xml:space="preserve">methods described in</w:t>
+      </w:r>
+      <w:r>
+        <w:t xml:space="preserve"> </w:t>
+      </w:r>
+      <w:hyperlink w:anchor="sec-method-new-model">
+        <w:r>
+          <w:rPr>
+            <w:rStyle w:val="Hyperlink"/>
+          </w:rPr>
+          <w:t xml:space="preserve">Section 2.6.4</w:t>
+        </w:r>
+      </w:hyperlink>
+      <w:r>
+        <w:t xml:space="preserve">. Given that both datasets</w:t>
+      </w:r>
+      <w:r>
+        <w:t xml:space="preserve"> </w:t>
+      </w:r>
+      <w:r>
+        <w:t xml:space="preserve">were obtained from repeated measurements, subject-level dependence was</w:t>
+      </w:r>
+      <w:r>
+        <w:t xml:space="preserve"> </w:t>
+      </w:r>
+      <w:r>
+        <w:t xml:space="preserve">accounted for in the analysis. The result of the screening model is</w:t>
+      </w:r>
+      <w:r>
+        <w:t xml:space="preserve"> </w:t>
+      </w:r>
+      <w:r>
+        <w:t xml:space="preserve">shown in</w:t>
       </w:r>
       <w:r>
         <w:t xml:space="preserve"> </w:t>
@@ -5453,37 +5760,31 @@
         </w:r>
       </w:hyperlink>
       <w:r>
-        <w:t xml:space="preserve">, in the mixed-effects model</w:t>
-      </w:r>
-      <w:r>
-        <w:t xml:space="preserve"> </w:t>
-      </w:r>
-      <w:r>
-        <w:t xml:space="preserve">including all candidate predictors, air speed at ankle, whole-body</w:t>
-      </w:r>
-      <w:r>
-        <w:t xml:space="preserve"> </w:t>
-      </w:r>
-      <w:r>
-        <w:t xml:space="preserve">thermal sensation, and ankle condition were significantly associated</w:t>
-      </w:r>
-      <w:r>
-        <w:t xml:space="preserve"> </w:t>
-      </w:r>
-      <w:r>
-        <w:t xml:space="preserve">with draft dissatisfaction at the ankle, whereas room air temperature,</w:t>
-      </w:r>
-      <w:r>
-        <w:t xml:space="preserve"> </w:t>
-      </w:r>
-      <w:r>
-        <w:t xml:space="preserve">air temperature at ankle, and turbulence intensity were not significant</w:t>
-      </w:r>
-      <w:r>
-        <w:t xml:space="preserve"> </w:t>
-      </w:r>
-      <w:r>
-        <w:t xml:space="preserve">within the range investigated in this study.</w:t>
+        <w:t xml:space="preserve">. Ankle-level air speed, whole-body</w:t>
+      </w:r>
+      <w:r>
+        <w:t xml:space="preserve"> </w:t>
+      </w:r>
+      <w:r>
+        <w:t xml:space="preserve">thermal sensation, and ankle condition were significantly correlated</w:t>
+      </w:r>
+      <w:r>
+        <w:t xml:space="preserve"> </w:t>
+      </w:r>
+      <w:r>
+        <w:t xml:space="preserve">with ankle draft dissatisfaction, whereas room air temperature,</w:t>
+      </w:r>
+      <w:r>
+        <w:t xml:space="preserve"> </w:t>
+      </w:r>
+      <w:r>
+        <w:t xml:space="preserve">ankle-level air temperature, and turbulence intensity were not</w:t>
+      </w:r>
+      <w:r>
+        <w:t xml:space="preserve"> </w:t>
+      </w:r>
+      <w:r>
+        <w:t xml:space="preserve">significant within the range investigated in this study.</w:t>
       </w:r>
     </w:p>
     <w:tbl>
@@ -6077,69 +6378,7 @@
         <w:pStyle w:val="BodyText"/>
       </w:pPr>
       <w:r>
-        <w:t xml:space="preserve">As shown in</w:t>
-      </w:r>
-      <w:r>
-        <w:t xml:space="preserve"> </w:t>
-      </w:r>
-      <w:hyperlink w:anchor="tbl-updated-model-screening">
-        <w:r>
-          <w:rPr>
-            <w:rStyle w:val="Hyperlink"/>
-          </w:rPr>
-          <w:t xml:space="preserve">Table 4</w:t>
-        </w:r>
-      </w:hyperlink>
-      <w:r>
-        <w:t xml:space="preserve">, in the mixed-effects model</w:t>
-      </w:r>
-      <w:r>
-        <w:t xml:space="preserve"> </w:t>
-      </w:r>
-      <w:r>
-        <w:t xml:space="preserve">including all candidate predictors, air speed at ankle, whole-body</w:t>
-      </w:r>
-      <w:r>
-        <w:t xml:space="preserve"> </w:t>
-      </w:r>
-      <w:r>
-        <w:t xml:space="preserve">thermal sensation, and ankle condition were significantly associated</w:t>
-      </w:r>
-      <w:r>
-        <w:t xml:space="preserve"> </w:t>
-      </w:r>
-      <w:r>
-        <w:t xml:space="preserve">with draft dissatisfaction at the ankle, whereas room air temperature,</w:t>
-      </w:r>
-      <w:r>
-        <w:t xml:space="preserve"> </w:t>
-      </w:r>
-      <w:r>
-        <w:t xml:space="preserve">air temperature at ankle, and turbulence intensity were not significant</w:t>
-      </w:r>
-      <w:r>
-        <w:t xml:space="preserve"> </w:t>
-      </w:r>
-      <w:r>
-        <w:t xml:space="preserve">within the range investigated in this study. Based on these results,</w:t>
-      </w:r>
-      <w:r>
-        <w:t xml:space="preserve"> </w:t>
-      </w:r>
-      <w:r>
-        <w:t xml:space="preserve">separate mixed-effects models for ankle draft dissatisfaction were</w:t>
-      </w:r>
-      <w:r>
-        <w:t xml:space="preserve"> </w:t>
-      </w:r>
-      <w:r>
-        <w:t xml:space="preserve">developed for the ankle-uncovered and ankle-covered conditions, using</w:t>
-      </w:r>
-      <w:r>
-        <w:t xml:space="preserve"> </w:t>
-      </w:r>
-      <w:r>
-        <w:t xml:space="preserve">air speed at ankle and whole-body thermal sensation as predictors.</w:t>
+        <w:t xml:space="preserve"> </w:t>
       </w:r>
     </w:p>
     <w:tbl>
@@ -6738,7 +6977,25 @@
         <w:pStyle w:val="BodyText"/>
       </w:pPr>
       <w:r>
-        <w:t xml:space="preserve">As shown in</w:t>
+        <w:t xml:space="preserve">Based on these results, separate mixed-effects models for ankle draft</w:t>
+      </w:r>
+      <w:r>
+        <w:t xml:space="preserve"> </w:t>
+      </w:r>
+      <w:r>
+        <w:t xml:space="preserve">dissatisfaction were developed for the ankle-uncovered and ankle-covered</w:t>
+      </w:r>
+      <w:r>
+        <w:t xml:space="preserve"> </w:t>
+      </w:r>
+      <w:r>
+        <w:t xml:space="preserve">conditions, using ankle-level air speed and whole-body thermal sensation</w:t>
+      </w:r>
+      <w:r>
+        <w:t xml:space="preserve"> </w:t>
+      </w:r>
+      <w:r>
+        <w:t xml:space="preserve">as predictors. As shown in</w:t>
       </w:r>
       <w:r>
         <w:t xml:space="preserve"> </w:t>
@@ -6752,55 +7009,49 @@
         </w:r>
       </w:hyperlink>
       <w:r>
-        <w:t xml:space="preserve">, the two final models exhibited the</w:t>
-      </w:r>
-      <w:r>
-        <w:t xml:space="preserve"> </w:t>
-      </w:r>
-      <w:r>
-        <w:t xml:space="preserve">same structure but different coefficients. The intercept of the covered</w:t>
-      </w:r>
-      <w:r>
-        <w:t xml:space="preserve"> </w:t>
-      </w:r>
-      <w:r>
-        <w:t xml:space="preserve">model was 1.91 units lower</w:t>
-      </w:r>
-      <w:r>
-        <w:t xml:space="preserve"> </w:t>
-      </w:r>
-      <w:r>
-        <w:t xml:space="preserve">than that of the uncovered model, indicating a substantially lower</w:t>
-      </w:r>
-      <w:r>
-        <w:t xml:space="preserve"> </w:t>
-      </w:r>
-      <w:r>
-        <w:t xml:space="preserve">baseline risk of ankle draft dissatisfaction when the ankle was covered</w:t>
-      </w:r>
-      <w:r>
-        <w:t xml:space="preserve"> </w:t>
-      </w:r>
-      <w:r>
-        <w:t xml:space="preserve">by clothing. In addition, the air speed coefficient was smaller in the</w:t>
-      </w:r>
-      <w:r>
-        <w:t xml:space="preserve"> </w:t>
-      </w:r>
-      <w:r>
-        <w:t xml:space="preserve">covered model than in the uncovered model, indicating reduced</w:t>
-      </w:r>
-      <w:r>
-        <w:t xml:space="preserve"> </w:t>
-      </w:r>
-      <w:r>
-        <w:t xml:space="preserve">sensitivity of dissatisfaction to air velocity under ankle-covered</w:t>
-      </w:r>
-      <w:r>
-        <w:t xml:space="preserve"> </w:t>
-      </w:r>
-      <w:r>
-        <w:t xml:space="preserve">conditions.</w:t>
+        <w:t xml:space="preserve">, the two final</w:t>
+      </w:r>
+      <w:r>
+        <w:t xml:space="preserve"> </w:t>
+      </w:r>
+      <w:r>
+        <w:t xml:space="preserve">models exhibited the same structure but different coefficients. The</w:t>
+      </w:r>
+      <w:r>
+        <w:t xml:space="preserve"> </w:t>
+      </w:r>
+      <w:r>
+        <w:t xml:space="preserve">intercept of the covered model was 1.91 units lower than that of the</w:t>
+      </w:r>
+      <w:r>
+        <w:t xml:space="preserve"> </w:t>
+      </w:r>
+      <w:r>
+        <w:t xml:space="preserve">uncovered model, indicating a lower baseline risk of ankle draft</w:t>
+      </w:r>
+      <w:r>
+        <w:t xml:space="preserve"> </w:t>
+      </w:r>
+      <w:r>
+        <w:t xml:space="preserve">dissatisfaction when the ankle was covered by clothing. In addition, the</w:t>
+      </w:r>
+      <w:r>
+        <w:t xml:space="preserve"> </w:t>
+      </w:r>
+      <w:r>
+        <w:t xml:space="preserve">air speed coefficient was smaller in the covered model than in the</w:t>
+      </w:r>
+      <w:r>
+        <w:t xml:space="preserve"> </w:t>
+      </w:r>
+      <w:r>
+        <w:t xml:space="preserve">uncovered model, indicating reduced sensitivity of dissatisfaction to</w:t>
+      </w:r>
+      <w:r>
+        <w:t xml:space="preserve"> </w:t>
+      </w:r>
+      <w:r>
+        <w:t xml:space="preserve">air speed under ankle-covered conditions.</w:t>
       </w:r>
     </w:p>
     <w:p>
@@ -7433,19 +7684,19 @@
         <w:pStyle w:val="FirstParagraph"/>
       </w:pPr>
       <w:r>
-        <w:t xml:space="preserve">The core finding of this study is that, under winter clothing conditions</w:t>
-      </w:r>
-      <w:r>
-        <w:t xml:space="preserve"> </w:t>
-      </w:r>
-      <w:r>
-        <w:t xml:space="preserve">(0.75 clo), the observed dissatisfaction rate caused by ankle-level air</w:t>
-      </w:r>
-      <w:r>
-        <w:t xml:space="preserve"> </w:t>
-      </w:r>
-      <w:r>
-        <w:t xml:space="preserve">movement is substantially lower than that predicted by the model of</w:t>
+        <w:t xml:space="preserve">The central finding of this study is that ankle-level dissatisfaction</w:t>
+      </w:r>
+      <w:r>
+        <w:t xml:space="preserve"> </w:t>
+      </w:r>
+      <w:r>
+        <w:t xml:space="preserve">under winter clothing conditions (≥0.75 clo) is substantially lower than</w:t>
+      </w:r>
+      <w:r>
+        <w:t xml:space="preserve"> </w:t>
+      </w:r>
+      <w:r>
+        <w:t xml:space="preserve">predicted by the existing model of</w:t>
       </w:r>
       <w:r>
         <w:t xml:space="preserve"> </w:t>
@@ -7465,7 +7716,16 @@
         <w:t xml:space="preserve">)</w:t>
       </w:r>
       <w:r>
-        <w:t xml:space="preserve">. Compared with</w:t>
+        <w:t xml:space="preserve"> </w:t>
+      </w:r>
+      <w:r>
+        <w:t xml:space="preserve">and than observed in prior</w:t>
+      </w:r>
+      <w:r>
+        <w:t xml:space="preserve"> </w:t>
+      </w:r>
+      <w:r>
+        <w:t xml:space="preserve">studies with exposed ankles. In the experiments of</w:t>
       </w:r>
       <w:r>
         <w:t xml:space="preserve"> </w:t>
@@ -7485,37 +7745,31 @@
         <w:t xml:space="preserve">)</w:t>
       </w:r>
       <w:r>
-        <w:t xml:space="preserve">, the overall dissatisfaction rates</w:t>
-      </w:r>
-      <w:r>
-        <w:t xml:space="preserve"> </w:t>
-      </w:r>
-      <w:r>
-        <w:t xml:space="preserve">in this study are lower. Their study, which involved subjects with</w:t>
-      </w:r>
-      <w:r>
-        <w:t xml:space="preserve"> </w:t>
-      </w:r>
-      <w:r>
-        <w:t xml:space="preserve">exposed ankles and lower legs wearing approximately 0.6 clo summer</w:t>
-      </w:r>
-      <w:r>
-        <w:t xml:space="preserve"> </w:t>
-      </w:r>
-      <w:r>
-        <w:t xml:space="preserve">clothing, reported unacceptable rates ranging from 23% to 57%. In</w:t>
-      </w:r>
-      <w:r>
-        <w:t xml:space="preserve"> </w:t>
-      </w:r>
-      <w:r>
-        <w:t xml:space="preserve">contrast, under ankle-covered conditions (≥0.75 clo) in this study,</w:t>
-      </w:r>
-      <w:r>
-        <w:t xml:space="preserve"> </w:t>
-      </w:r>
-      <w:r>
-        <w:t xml:space="preserve">airflow unacceptability ranges from 6% to 20%.</w:t>
+        <w:t xml:space="preserve">, where participants wore summer</w:t>
+      </w:r>
+      <w:r>
+        <w:t xml:space="preserve"> </w:t>
+      </w:r>
+      <w:r>
+        <w:t xml:space="preserve">clothing (~0.6 clo) with exposed ankles and lower legs, unacceptability</w:t>
+      </w:r>
+      <w:r>
+        <w:t xml:space="preserve"> </w:t>
+      </w:r>
+      <w:r>
+        <w:t xml:space="preserve">rates ranged from 23% to 57%. Under the ankle-covered conditions in this</w:t>
+      </w:r>
+      <w:r>
+        <w:t xml:space="preserve"> </w:t>
+      </w:r>
+      <w:r>
+        <w:t xml:space="preserve">study, airflow unacceptability ranged from only 6% to 20% across</w:t>
+      </w:r>
+      <w:r>
+        <w:t xml:space="preserve"> </w:t>
+      </w:r>
+      <w:r>
+        <w:t xml:space="preserve">comparable air speed and temperature conditions.</w:t>
       </w:r>
     </w:p>
     <w:p>
@@ -7523,7 +7777,13 @@
         <w:pStyle w:val="BodyText"/>
       </w:pPr>
       <w:r>
-        <w:t xml:space="preserve">These conclusions are consistent with several previous studies.</w:t>
+        <w:t xml:space="preserve">These findings align with other research on the protective effects of</w:t>
+      </w:r>
+      <w:r>
+        <w:t xml:space="preserve"> </w:t>
+      </w:r>
+      <w:r>
+        <w:t xml:space="preserve">lower-body coverage.</w:t>
       </w:r>
       <w:r>
         <w:t xml:space="preserve"> </w:t>
@@ -7546,101 +7806,31 @@
         <w:t xml:space="preserve"> </w:t>
       </w:r>
       <w:r>
-        <w:t xml:space="preserve">reported that, in stratified heating</w:t>
-      </w:r>
-      <w:r>
-        <w:t xml:space="preserve"> </w:t>
-      </w:r>
-      <w:r>
-        <w:t xml:space="preserve">environments, high-top shoes increased ankle airflow acceptability by</w:t>
-      </w:r>
-      <w:r>
-        <w:t xml:space="preserve"> </w:t>
-      </w:r>
-      <w:r>
-        <w:t xml:space="preserve">approximately 15%, indicating that ankle coverage significantly reduces</w:t>
-      </w:r>
-      <w:r>
-        <w:t xml:space="preserve"> </w:t>
-      </w:r>
-      <w:r>
-        <w:t xml:space="preserve">sensitivity to airflow. Similarly, Toftum and Nielsen found that, at the</w:t>
-      </w:r>
-      <w:r>
-        <w:t xml:space="preserve"> </w:t>
-      </w:r>
-      <w:r>
-        <w:t xml:space="preserve">same air velocity, subjects with a cooler overall thermal sensation are</w:t>
-      </w:r>
-      <w:r>
-        <w:t xml:space="preserve"> </w:t>
-      </w:r>
-      <w:r>
-        <w:t xml:space="preserve">more likely to perceive airflow as uncomfortable, suggesting that when</w:t>
-      </w:r>
-      <w:r>
-        <w:t xml:space="preserve"> </w:t>
-      </w:r>
-      <w:r>
-        <w:t xml:space="preserve">clothing insulation is higher, the influence of ambient temperature and</w:t>
-      </w:r>
-      <w:r>
-        <w:t xml:space="preserve"> </w:t>
-      </w:r>
-      <w:r>
-        <w:t xml:space="preserve">its interaction with airflow on perceived discomfort is attenuated</w:t>
-      </w:r>
-      <w:r>
-        <w:t xml:space="preserve"> </w:t>
-      </w:r>
-      <w:r>
-        <w:t xml:space="preserve">(</w:t>
-      </w:r>
-      <w:hyperlink w:anchor="Xc6822f8f52189dbfe9f84a83a245251ba38a71f">
-        <w:r>
-          <w:rPr>
-            <w:rStyle w:val="Hyperlink"/>
-          </w:rPr>
-          <w:t xml:space="preserve">Toftum &amp; Nielsen, 1996</w:t>
-        </w:r>
-      </w:hyperlink>
-      <w:r>
-        <w:t xml:space="preserve">)</w:t>
-      </w:r>
-      <w:r>
-        <w:t xml:space="preserve">.</w:t>
-      </w:r>
-    </w:p>
-    <w:p>
-      <w:pPr>
-        <w:pStyle w:val="BodyText"/>
-      </w:pPr>
-      <w:r>
-        <w:t xml:space="preserve">Regarding predictor selection, this study explored the inclusion of</w:t>
-      </w:r>
-      <w:r>
-        <w:t xml:space="preserve"> </w:t>
-      </w:r>
-      <w:r>
-        <w:t xml:space="preserve">additional variables; however, aside from clothing condition, only</w:t>
-      </w:r>
-      <w:r>
-        <w:t xml:space="preserve"> </w:t>
-      </w:r>
-      <w:r>
-        <w:t xml:space="preserve">overall thermal sensation and air speed (V) were found to have</w:t>
-      </w:r>
-      <w:r>
-        <w:t xml:space="preserve"> </w:t>
-      </w:r>
-      <w:r>
-        <w:t xml:space="preserve">significant effects on dissatisfaction, consistent with the model</w:t>
-      </w:r>
-      <w:r>
-        <w:t xml:space="preserve"> </w:t>
-      </w:r>
-      <w:r>
-        <w:t xml:space="preserve">structures reported by</w:t>
+        <w:t xml:space="preserve">reported that</w:t>
+      </w:r>
+      <w:r>
+        <w:t xml:space="preserve"> </w:t>
+      </w:r>
+      <w:r>
+        <w:t xml:space="preserve">high-top shoes increased ankle airflow acceptability by approximately</w:t>
+      </w:r>
+      <w:r>
+        <w:t xml:space="preserve"> </w:t>
+      </w:r>
+      <w:r>
+        <w:t xml:space="preserve">15% in stratified heating environments, demonstrating that even partial</w:t>
+      </w:r>
+      <w:r>
+        <w:t xml:space="preserve"> </w:t>
+      </w:r>
+      <w:r>
+        <w:t xml:space="preserve">ankle coverage meaningfully reduces sensitivity to local airflow.</w:t>
+      </w:r>
+      <w:r>
+        <w:t xml:space="preserve"> </w:t>
+      </w:r>
+      <w:r>
+        <w:t xml:space="preserve">Similarly,</w:t>
       </w:r>
       <w:r>
         <w:t xml:space="preserve"> </w:t>
@@ -7663,6 +7853,73 @@
         <w:t xml:space="preserve"> </w:t>
       </w:r>
       <w:r>
+        <w:t xml:space="preserve">found that occupants</w:t>
+      </w:r>
+      <w:r>
+        <w:t xml:space="preserve"> </w:t>
+      </w:r>
+      <w:r>
+        <w:t xml:space="preserve">with cooler overall thermal sensations are more likely to perceive</w:t>
+      </w:r>
+      <w:r>
+        <w:t xml:space="preserve"> </w:t>
+      </w:r>
+      <w:r>
+        <w:t xml:space="preserve">airflow as uncomfortable, and that higher clothing insulation attenuates</w:t>
+      </w:r>
+      <w:r>
+        <w:t xml:space="preserve"> </w:t>
+      </w:r>
+      <w:r>
+        <w:t xml:space="preserve">the interaction between ambient temperature and airflow-induced</w:t>
+      </w:r>
+      <w:r>
+        <w:t xml:space="preserve"> </w:t>
+      </w:r>
+      <w:r>
+        <w:t xml:space="preserve">discomfort.</w:t>
+      </w:r>
+    </w:p>
+    <w:p>
+      <w:pPr>
+        <w:pStyle w:val="BodyText"/>
+      </w:pPr>
+      <w:r>
+        <w:t xml:space="preserve">Regarding predictor selection, only whole-body thermal sensation and air</w:t>
+      </w:r>
+      <w:r>
+        <w:t xml:space="preserve"> </w:t>
+      </w:r>
+      <w:r>
+        <w:t xml:space="preserve">speed were significant predictors of dissatisfaction in our models,</w:t>
+      </w:r>
+      <w:r>
+        <w:t xml:space="preserve"> </w:t>
+      </w:r>
+      <w:r>
+        <w:t xml:space="preserve">consistent with the structures reported by</w:t>
+      </w:r>
+      <w:r>
+        <w:t xml:space="preserve"> </w:t>
+      </w:r>
+      <w:r>
+        <w:t xml:space="preserve">Toftum &amp; Nielsen (</w:t>
+      </w:r>
+      <w:hyperlink w:anchor="Xc6822f8f52189dbfe9f84a83a245251ba38a71f">
+        <w:r>
+          <w:rPr>
+            <w:rStyle w:val="Hyperlink"/>
+          </w:rPr>
+          <w:t xml:space="preserve">1996</w:t>
+        </w:r>
+      </w:hyperlink>
+      <w:r>
+        <w:t xml:space="preserve">)</w:t>
+      </w:r>
+      <w:r>
+        <w:t xml:space="preserve"> </w:t>
+      </w:r>
+      <w:r>
         <w:t xml:space="preserve">and</w:t>
       </w:r>
       <w:r>
@@ -7706,31 +7963,27 @@
         <w:t xml:space="preserve"> </w:t>
       </w:r>
       <w:r>
-        <w:t xml:space="preserve">also identified a relationship</w:t>
-      </w:r>
-      <w:r>
-        <w:t xml:space="preserve"> </w:t>
-      </w:r>
-      <w:r>
-        <w:t xml:space="preserve">between overall thermal sensation and draft rate thresholds in</w:t>
-      </w:r>
-      <w:r>
-        <w:t xml:space="preserve"> </w:t>
-      </w:r>
-      <w:r>
-        <w:t xml:space="preserve">stratified ventilation experiments, further supporting the use of</w:t>
-      </w:r>
-      <w:r>
-        <w:t xml:space="preserve"> </w:t>
-      </w:r>
-      <w:r>
-        <w:t xml:space="preserve">overall thermal sensation as a predictor. However, although the dataset</w:t>
-      </w:r>
-      <w:r>
-        <w:t xml:space="preserve"> </w:t>
-      </w:r>
-      <w:r>
-        <w:t xml:space="preserve">used by</w:t>
+        <w:t xml:space="preserve">similarly identified a</w:t>
+      </w:r>
+      <w:r>
+        <w:t xml:space="preserve"> </w:t>
+      </w:r>
+      <w:r>
+        <w:t xml:space="preserve">relationship between overall thermal sensation and draft rate</w:t>
+      </w:r>
+      <w:r>
+        <w:t xml:space="preserve"> </w:t>
+      </w:r>
+      <w:r>
+        <w:t xml:space="preserve">thresholds, further supporting its inclusion as a predictor.</w:t>
+      </w:r>
+    </w:p>
+    <w:p>
+      <w:pPr>
+        <w:pStyle w:val="BodyText"/>
+      </w:pPr>
+      <w:r>
+        <w:t xml:space="preserve">Although the dataset used by</w:t>
       </w:r>
       <w:r>
         <w:t xml:space="preserve"> </w:t>
@@ -7753,43 +8006,49 @@
         <w:t xml:space="preserve"> </w:t>
       </w:r>
       <w:r>
-        <w:t xml:space="preserve">included both exposed</w:t>
-      </w:r>
-      <w:r>
-        <w:t xml:space="preserve"> </w:t>
-      </w:r>
-      <w:r>
-        <w:t xml:space="preserve">and covered ankle conditions under summer clothing, no significant</w:t>
-      </w:r>
-      <w:r>
-        <w:t xml:space="preserve"> </w:t>
-      </w:r>
-      <w:r>
-        <w:t xml:space="preserve">clothing effect was identified. This discrepancy may be attributed to</w:t>
-      </w:r>
-      <w:r>
-        <w:t xml:space="preserve"> </w:t>
-      </w:r>
-      <w:r>
-        <w:t xml:space="preserve">their use of standard logistic regression, which pooled all observations</w:t>
-      </w:r>
-      <w:r>
-        <w:t xml:space="preserve"> </w:t>
-      </w:r>
-      <w:r>
-        <w:t xml:space="preserve">across subjects and failed to account for the non-independence</w:t>
-      </w:r>
-      <w:r>
-        <w:t xml:space="preserve"> </w:t>
-      </w:r>
-      <w:r>
-        <w:t xml:space="preserve">introduced by repeated measures, thereby masking the effect of clothing</w:t>
-      </w:r>
-      <w:r>
-        <w:t xml:space="preserve"> </w:t>
-      </w:r>
-      <w:r>
-        <w:t xml:space="preserve">as a between-subject variable due to inter-individual variability.</w:t>
+        <w:t xml:space="preserve">included both exposed and covered ankle conditions, no significant</w:t>
+      </w:r>
+      <w:r>
+        <w:t xml:space="preserve"> </w:t>
+      </w:r>
+      <w:r>
+        <w:t xml:space="preserve">clothing effect was identified in their analysis. This discrepancy</w:t>
+      </w:r>
+      <w:r>
+        <w:t xml:space="preserve"> </w:t>
+      </w:r>
+      <w:r>
+        <w:t xml:space="preserve">likely stems from their use of standard logistic regression, which</w:t>
+      </w:r>
+      <w:r>
+        <w:t xml:space="preserve"> </w:t>
+      </w:r>
+      <w:r>
+        <w:t xml:space="preserve">pooled observations across subjects without accounting for the</w:t>
+      </w:r>
+      <w:r>
+        <w:t xml:space="preserve"> </w:t>
+      </w:r>
+      <w:r>
+        <w:t xml:space="preserve">non-independence introduced by repeated measures. This approach may have</w:t>
+      </w:r>
+      <w:r>
+        <w:t xml:space="preserve"> </w:t>
+      </w:r>
+      <w:r>
+        <w:t xml:space="preserve">masked the clothing effect as a between-subject variable due to</w:t>
+      </w:r>
+      <w:r>
+        <w:t xml:space="preserve"> </w:t>
+      </w:r>
+      <w:r>
+        <w:t xml:space="preserve">inter-individual variability, which is a limitation addressed in our</w:t>
+      </w:r>
+      <w:r>
+        <w:t xml:space="preserve"> </w:t>
+      </w:r>
+      <w:r>
+        <w:t xml:space="preserve">study through the use of mixed-effects models.</w:t>
       </w:r>
     </w:p>
     <w:bookmarkEnd w:id="84"/>
@@ -7807,106 +8066,95 @@
         <w:pStyle w:val="FirstParagraph"/>
       </w:pPr>
       <w:r>
-        <w:t xml:space="preserve">The ankle skin temperature (</w:t>
-      </w:r>
-      <m:oMath>
-        <m:sSub>
-          <m:e>
-            <m:r>
-              <m:t>T</m:t>
-            </m:r>
-          </m:e>
-          <m:sub>
-            <m:r>
-              <m:rPr>
-                <m:nor/>
-                <m:sty m:val="p"/>
-              </m:rPr>
-              <m:t>sk</m:t>
-            </m:r>
-          </m:sub>
-        </m:sSub>
-      </m:oMath>
-      <w:r>
-        <w:t xml:space="preserve">) results indicate that</w:t>
-      </w:r>
-      <w:r>
-        <w:t xml:space="preserve"> </w:t>
-      </w:r>
-      <w:r>
-        <w:t xml:space="preserve">winter clothing does not completely block the effect of airflow on the</w:t>
-      </w:r>
-      <w:r>
-        <w:t xml:space="preserve"> </w:t>
-      </w:r>
-      <w:r>
-        <w:t xml:space="preserve">ankle, but it exerts a substantial attenuating effect. During the final</w:t>
-      </w:r>
-      <w:r>
-        <w:t xml:space="preserve"> </w:t>
-      </w:r>
-      <w:r>
-        <w:t xml:space="preserve">5-minute steady-state period, a significant reduction in ankle skin</w:t>
-      </w:r>
-      <w:r>
-        <w:t xml:space="preserve"> </w:t>
-      </w:r>
-      <w:r>
-        <w:t xml:space="preserve">temperature was observed only at 15°C, where medium and high air speeds</w:t>
-      </w:r>
-      <w:r>
-        <w:t xml:space="preserve"> </w:t>
-      </w:r>
-      <w:r>
-        <w:t xml:space="preserve">were significantly lower than the low speed condition. At 17°C and 19°C,</w:t>
-      </w:r>
-      <w:r>
-        <w:t xml:space="preserve"> </w:t>
-      </w:r>
-      <w:r>
-        <w:t xml:space="preserve">variations in air speed did not result in significant differences in</w:t>
-      </w:r>
-      <w:r>
-        <w:t xml:space="preserve"> </w:t>
-      </w:r>
-      <w:r>
-        <w:t xml:space="preserve">skin temperature. In addition, no significant differences were found</w:t>
-      </w:r>
-      <w:r>
-        <w:t xml:space="preserve"> </w:t>
-      </w:r>
-      <w:r>
-        <w:t xml:space="preserve">between medium and high air speed conditions at any of the three supply</w:t>
-      </w:r>
-      <w:r>
-        <w:t xml:space="preserve"> </w:t>
-      </w:r>
-      <w:r>
-        <w:t xml:space="preserve">temperatures. That is, only when the environmental contrast is</w:t>
-      </w:r>
-      <w:r>
-        <w:t xml:space="preserve"> </w:t>
-      </w:r>
-      <w:r>
-        <w:t xml:space="preserve">sufficiently pronounced can the local cooling effect of airflow on the</w:t>
-      </w:r>
-      <w:r>
-        <w:t xml:space="preserve"> </w:t>
-      </w:r>
-      <w:r>
-        <w:t xml:space="preserve">ankle be detected in steady-state skin temperature. From a</w:t>
-      </w:r>
-      <w:r>
-        <w:t xml:space="preserve"> </w:t>
-      </w:r>
-      <w:r>
-        <w:t xml:space="preserve">thermophysiological perspective, changes in thermal sensation are more</w:t>
-      </w:r>
-      <w:r>
-        <w:t xml:space="preserve"> </w:t>
-      </w:r>
-      <w:r>
-        <w:t xml:space="preserve">likely to be associated with rapid variations in skin temperature</w:t>
+        <w:t xml:space="preserve">Two complementary pathways, physiological and psychological, may explain</w:t>
+      </w:r>
+      <w:r>
+        <w:t xml:space="preserve"> </w:t>
+      </w:r>
+      <w:r>
+        <w:t xml:space="preserve">the reduced sensitivity to ankle draft under winter clothing conditions.</w:t>
+      </w:r>
+    </w:p>
+    <w:p>
+      <w:pPr>
+        <w:pStyle w:val="BodyText"/>
+      </w:pPr>
+      <w:r>
+        <w:t xml:space="preserve">From a physiological perspective, the skin temperature results indicate</w:t>
+      </w:r>
+      <w:r>
+        <w:t xml:space="preserve"> </w:t>
+      </w:r>
+      <w:r>
+        <w:t xml:space="preserve">that winter clothing attenuates, though does not eliminate, the local</w:t>
+      </w:r>
+      <w:r>
+        <w:t xml:space="preserve"> </w:t>
+      </w:r>
+      <w:r>
+        <w:t xml:space="preserve">cooling effect of airflow. During the final steady-state period,</w:t>
+      </w:r>
+      <w:r>
+        <w:t xml:space="preserve"> </w:t>
+      </w:r>
+      <w:r>
+        <w:t xml:space="preserve">significant reductions in ankle skin temperature occurred only at the</w:t>
+      </w:r>
+      <w:r>
+        <w:t xml:space="preserve"> </w:t>
+      </w:r>
+      <w:r>
+        <w:t xml:space="preserve">coldest supply temperature (15°C), where medium and high air speeds</w:t>
+      </w:r>
+      <w:r>
+        <w:t xml:space="preserve"> </w:t>
+      </w:r>
+      <w:r>
+        <w:t xml:space="preserve">produced lower skin temperatures than the low-speed condition. At 17°C</w:t>
+      </w:r>
+      <w:r>
+        <w:t xml:space="preserve"> </w:t>
+      </w:r>
+      <w:r>
+        <w:t xml:space="preserve">and 19°C, variations in air speed did not yield significant differences</w:t>
+      </w:r>
+      <w:r>
+        <w:t xml:space="preserve"> </w:t>
+      </w:r>
+      <w:r>
+        <w:t xml:space="preserve">in steady-state skin temperature, and no significant differences were</w:t>
+      </w:r>
+      <w:r>
+        <w:t xml:space="preserve"> </w:t>
+      </w:r>
+      <w:r>
+        <w:t xml:space="preserve">observed between medium and high air speeds at any supply temperature.</w:t>
+      </w:r>
+      <w:r>
+        <w:t xml:space="preserve"> </w:t>
+      </w:r>
+      <w:r>
+        <w:t xml:space="preserve">These findings suggest that detectable local cooling requires a</w:t>
+      </w:r>
+      <w:r>
+        <w:t xml:space="preserve"> </w:t>
+      </w:r>
+      <w:r>
+        <w:t xml:space="preserve">sufficiently large environmental contrast.</w:t>
+      </w:r>
+    </w:p>
+    <w:p>
+      <w:pPr>
+        <w:pStyle w:val="BodyText"/>
+      </w:pPr>
+      <w:r>
+        <w:t xml:space="preserve">Thermal sensation changes are more closely associated with rapid</w:t>
+      </w:r>
+      <w:r>
+        <w:t xml:space="preserve"> </w:t>
+      </w:r>
+      <w:r>
+        <w:t xml:space="preserve">variations in skin temperature than with absolute values</w:t>
       </w:r>
       <w:r>
         <w:t xml:space="preserve"> </w:t>
@@ -7976,61 +8224,19 @@
         <w:t xml:space="preserve"> </w:t>
       </w:r>
       <w:r>
-        <w:t xml:space="preserve">was calculated relative to the</w:t>
-      </w:r>
-      <w:r>
-        <w:t xml:space="preserve"> </w:t>
-      </w:r>
-      <w:r>
-        <w:t xml:space="preserve">baseline adaptation period. The results show that, across all supply air</w:t>
-      </w:r>
-      <w:r>
-        <w:t xml:space="preserve"> </w:t>
-      </w:r>
-      <w:r>
-        <w:t xml:space="preserve">temperatures, the differences in</w:t>
-      </w:r>
-      <w:r>
-        <w:t xml:space="preserve"> </w:t>
-      </w:r>
-      <m:oMath>
-        <m:r>
-          <m:t>Δ</m:t>
-        </m:r>
-        <m:sSub>
-          <m:e>
-            <m:r>
-              <m:t>T</m:t>
-            </m:r>
-          </m:e>
-          <m:sub>
-            <m:r>
-              <m:rPr>
-                <m:nor/>
-                <m:sty m:val="p"/>
-              </m:rPr>
-              <m:t>sk</m:t>
-            </m:r>
-          </m:sub>
-        </m:sSub>
-      </m:oMath>
-      <w:r>
-        <w:t xml:space="preserve"> </w:t>
-      </w:r>
-      <w:r>
-        <w:t xml:space="preserve">between low and</w:t>
-      </w:r>
-      <w:r>
-        <w:t xml:space="preserve"> </w:t>
-      </w:r>
-      <w:r>
-        <w:t xml:space="preserve">medium/high air speed conditions were statistically significant (effect</w:t>
-      </w:r>
-      <w:r>
-        <w:t xml:space="preserve"> </w:t>
-      </w:r>
-      <w:r>
-        <w:t xml:space="preserve">size</w:t>
+        <w:t xml:space="preserve">relative to the baseline adaptation</w:t>
+      </w:r>
+      <w:r>
+        <w:t xml:space="preserve"> </w:t>
+      </w:r>
+      <w:r>
+        <w:t xml:space="preserve">period showed significant differences between low and medium/high air</w:t>
+      </w:r>
+      <w:r>
+        <w:t xml:space="preserve"> </w:t>
+      </w:r>
+      <w:r>
+        <w:t xml:space="preserve">speed conditions across all supply temperatures (effect size</w:t>
       </w:r>
       <w:r>
         <w:t xml:space="preserve"> </w:t>
@@ -8053,80 +8259,62 @@
             <m:nor/>
             <m:sty m:val="p"/>
           </m:rPr>
-          <m:t>–</m:t>
+          <m:t>-</m:t>
         </m:r>
         <m:r>
           <m:t>0.9</m:t>
         </m:r>
       </m:oMath>
       <w:r>
-        <w:t xml:space="preserve">). Consistent with this, under the 15°C</w:t>
-      </w:r>
-      <w:r>
-        <w:t xml:space="preserve"> </w:t>
-      </w:r>
-      <w:r>
-        <w:t xml:space="preserve">condition, local ankle thermal sensation at medium and high speeds was</w:t>
-      </w:r>
-      <w:r>
-        <w:t xml:space="preserve"> </w:t>
-      </w:r>
-      <w:r>
-        <w:t xml:space="preserve">significantly lower than at low speed, with changes aligned in direction</w:t>
-      </w:r>
-      <w:r>
-        <w:t xml:space="preserve"> </w:t>
-      </w:r>
-      <w:r>
-        <w:t xml:space="preserve">with the observed skin temperature reductions. Notably, no significant</w:t>
-      </w:r>
-      <w:r>
-        <w:t xml:space="preserve"> </w:t>
-      </w:r>
-      <w:r>
-        <w:t xml:space="preserve">differences were observed across conditions in terms of air movement</w:t>
-      </w:r>
-      <w:r>
-        <w:t xml:space="preserve"> </w:t>
-      </w:r>
-      <w:r>
-        <w:t xml:space="preserve">acceptability. In other words, although variations in air speed produced</w:t>
-      </w:r>
-      <w:r>
-        <w:t xml:space="preserve"> </w:t>
-      </w:r>
-      <w:r>
-        <w:t xml:space="preserve">measurable shifts in both skin temperature and local thermal sensation,</w:t>
-      </w:r>
-      <w:r>
-        <w:t xml:space="preserve"> </w:t>
-      </w:r>
-      <w:r>
-        <w:t xml:space="preserve">the magnitude of these changes appears insufficient, within the tested</w:t>
-      </w:r>
-      <w:r>
-        <w:t xml:space="preserve"> </w:t>
-      </w:r>
-      <w:r>
-        <w:t xml:space="preserve">speed range, to generate distinguishable differences in dissatisfaction</w:t>
-      </w:r>
-      <w:r>
-        <w:t xml:space="preserve"> </w:t>
-      </w:r>
-      <w:r>
-        <w:t xml:space="preserve">rates. From a heat transfer perspective, clothing coverage increases</w:t>
-      </w:r>
-      <w:r>
-        <w:t xml:space="preserve"> </w:t>
-      </w:r>
-      <w:r>
-        <w:t xml:space="preserve">local thermal resistance and reduces convective heat exchange between</w:t>
-      </w:r>
-      <w:r>
-        <w:t xml:space="preserve"> </w:t>
-      </w:r>
-      <w:r>
-        <w:t xml:space="preserve">the body and ambient airflow</w:t>
+        <w:t xml:space="preserve">). Consistent with this, local ankle thermal</w:t>
+      </w:r>
+      <w:r>
+        <w:t xml:space="preserve"> </w:t>
+      </w:r>
+      <w:r>
+        <w:t xml:space="preserve">sensation at medium and high speeds was significantly lower than at low</w:t>
+      </w:r>
+      <w:r>
+        <w:t xml:space="preserve"> </w:t>
+      </w:r>
+      <w:r>
+        <w:t xml:space="preserve">speed under the 15°C condition. However, air movement acceptability did</w:t>
+      </w:r>
+      <w:r>
+        <w:t xml:space="preserve"> </w:t>
+      </w:r>
+      <w:r>
+        <w:t xml:space="preserve">not differ significantly across conditions, indicating that while air</w:t>
+      </w:r>
+      <w:r>
+        <w:t xml:space="preserve"> </w:t>
+      </w:r>
+      <w:r>
+        <w:t xml:space="preserve">speed produced measurable shifts in skin temperature and local thermal</w:t>
+      </w:r>
+      <w:r>
+        <w:t xml:space="preserve"> </w:t>
+      </w:r>
+      <w:r>
+        <w:t xml:space="preserve">sensation, the magnitude of these changes was insufficient to generate</w:t>
+      </w:r>
+      <w:r>
+        <w:t xml:space="preserve"> </w:t>
+      </w:r>
+      <w:r>
+        <w:t xml:space="preserve">distinguishable differences in dissatisfaction within the tested range.</w:t>
+      </w:r>
+      <w:r>
+        <w:t xml:space="preserve"> </w:t>
+      </w:r>
+      <w:r>
+        <w:t xml:space="preserve">From a heat transfer perspective, clothing coverage increases local</w:t>
+      </w:r>
+      <w:r>
+        <w:t xml:space="preserve"> </w:t>
+      </w:r>
+      <w:r>
+        <w:t xml:space="preserve">thermal resistance and reduces convective heat exchange</w:t>
       </w:r>
       <w:r>
         <w:t xml:space="preserve"> </w:t>
@@ -8146,25 +8334,19 @@
         <w:t xml:space="preserve">)</w:t>
       </w:r>
       <w:r>
-        <w:t xml:space="preserve">.</w:t>
-      </w:r>
-      <w:r>
-        <w:t xml:space="preserve"> </w:t>
-      </w:r>
-      <w:r>
-        <w:t xml:space="preserve">This insulating effect likely suppresses both the magnitude and</w:t>
-      </w:r>
-      <w:r>
-        <w:t xml:space="preserve"> </w:t>
-      </w:r>
-      <w:r>
-        <w:t xml:space="preserve">variability of skin temperature reduction, making it more difficult for</w:t>
-      </w:r>
-      <w:r>
-        <w:t xml:space="preserve"> </w:t>
-      </w:r>
-      <w:r>
-        <w:t xml:space="preserve">the human body to cross the thresholds that trigger discomfort.</w:t>
+        <w:t xml:space="preserve">, suppressing both the magnitude</w:t>
+      </w:r>
+      <w:r>
+        <w:t xml:space="preserve"> </w:t>
+      </w:r>
+      <w:r>
+        <w:t xml:space="preserve">and variability of skin temperature changes and making it less likely</w:t>
+      </w:r>
+      <w:r>
+        <w:t xml:space="preserve"> </w:t>
+      </w:r>
+      <w:r>
+        <w:t xml:space="preserve">that occupants cross discomfort thresholds.</w:t>
       </w:r>
     </w:p>
     <w:p>
@@ -8172,73 +8354,49 @@
         <w:pStyle w:val="BodyText"/>
       </w:pPr>
       <w:r>
-        <w:t xml:space="preserve">In addition, ankle coverage may influence airflow acceptability through</w:t>
-      </w:r>
-      <w:r>
-        <w:t xml:space="preserve"> </w:t>
-      </w:r>
-      <w:r>
-        <w:t xml:space="preserve">psychological pathways, such as altered risk perception or attentional</w:t>
-      </w:r>
-      <w:r>
-        <w:t xml:space="preserve"> </w:t>
-      </w:r>
-      <w:r>
-        <w:t xml:space="preserve">allocation. Occupants may perceive themselves as</w:t>
-      </w:r>
-      <w:r>
-        <w:t xml:space="preserve"> </w:t>
-      </w:r>
-      <w:r>
-        <w:t xml:space="preserve">“protected”</w:t>
-      </w:r>
-      <w:r>
-        <w:t xml:space="preserve"> </w:t>
-      </w:r>
-      <w:r>
-        <w:t xml:space="preserve">due to</w:t>
-      </w:r>
-      <w:r>
-        <w:t xml:space="preserve"> </w:t>
-      </w:r>
-      <w:r>
-        <w:t xml:space="preserve">wearing thicker clothing on the lower body, which could increase</w:t>
-      </w:r>
-      <w:r>
-        <w:t xml:space="preserve"> </w:t>
-      </w:r>
-      <w:r>
-        <w:t xml:space="preserve">tolerance to local airflow. Previous studies have shown that providing</w:t>
-      </w:r>
-      <w:r>
-        <w:t xml:space="preserve"> </w:t>
-      </w:r>
-      <w:r>
-        <w:t xml:space="preserve">occupants with temperature information or</w:t>
-      </w:r>
-      <w:r>
-        <w:t xml:space="preserve"> </w:t>
-      </w:r>
-      <w:r>
-        <w:t xml:space="preserve">“group perception feedback”</w:t>
-      </w:r>
-      <w:r>
-        <w:t xml:space="preserve"> </w:t>
-      </w:r>
-      <w:r>
-        <w:t xml:space="preserve">can positively improve thermal comfort evaluations, suggesting that</w:t>
-      </w:r>
-      <w:r>
-        <w:t xml:space="preserve"> </w:t>
-      </w:r>
-      <w:r>
-        <w:t xml:space="preserve">thermal perception is not solely determined by physical stimuli but is</w:t>
-      </w:r>
-      <w:r>
-        <w:t xml:space="preserve"> </w:t>
-      </w:r>
-      <w:r>
-        <w:t xml:space="preserve">also modulated by expectations and informational cues</w:t>
+        <w:t xml:space="preserve">Psychological factors may also contribute to the observed tolerance.</w:t>
+      </w:r>
+      <w:r>
+        <w:t xml:space="preserve"> </w:t>
+      </w:r>
+      <w:r>
+        <w:t xml:space="preserve">Occupants wearing thicker lower-body clothing may perceive themselves as</w:t>
+      </w:r>
+      <w:r>
+        <w:t xml:space="preserve"> </w:t>
+      </w:r>
+      <w:r>
+        <w:t xml:space="preserve">“protected,”</w:t>
+      </w:r>
+      <w:r>
+        <w:t xml:space="preserve"> </w:t>
+      </w:r>
+      <w:r>
+        <w:t xml:space="preserve">increasing their tolerance to local airflow. Prior research</w:t>
+      </w:r>
+      <w:r>
+        <w:t xml:space="preserve"> </w:t>
+      </w:r>
+      <w:r>
+        <w:t xml:space="preserve">has demonstrated that thermal perception is not solely determined by</w:t>
+      </w:r>
+      <w:r>
+        <w:t xml:space="preserve"> </w:t>
+      </w:r>
+      <w:r>
+        <w:t xml:space="preserve">physical stimuli but is modulated by expectations and informational</w:t>
+      </w:r>
+      <w:r>
+        <w:t xml:space="preserve"> </w:t>
+      </w:r>
+      <w:r>
+        <w:t xml:space="preserve">cues. Providing occupants with temperature information or group</w:t>
+      </w:r>
+      <w:r>
+        <w:t xml:space="preserve"> </w:t>
+      </w:r>
+      <w:r>
+        <w:t xml:space="preserve">perception feedback can improve thermal comfort evaluations</w:t>
       </w:r>
       <w:r>
         <w:t xml:space="preserve"> </w:t>
@@ -8258,19 +8416,13 @@
         <w:t xml:space="preserve">)</w:t>
       </w:r>
       <w:r>
-        <w:t xml:space="preserve">. Similarly, research on thermal</w:t>
-      </w:r>
-      <w:r>
-        <w:t xml:space="preserve"> </w:t>
-      </w:r>
-      <w:r>
-        <w:t xml:space="preserve">expectation indicates that expectation levels themselves influence</w:t>
-      </w:r>
-      <w:r>
-        <w:t xml:space="preserve"> </w:t>
-      </w:r>
-      <w:r>
-        <w:t xml:space="preserve">thermal perception and evaluation</w:t>
+        <w:t xml:space="preserve">, and thermal expectations themselves</w:t>
+      </w:r>
+      <w:r>
+        <w:t xml:space="preserve"> </w:t>
+      </w:r>
+      <w:r>
+        <w:t xml:space="preserve">influence perception</w:t>
       </w:r>
       <w:r>
         <w:t xml:space="preserve"> </w:t>
@@ -8290,19 +8442,19 @@
         <w:t xml:space="preserve">)</w:t>
       </w:r>
       <w:r>
-        <w:t xml:space="preserve">.</w:t>
-      </w:r>
-      <w:r>
-        <w:t xml:space="preserve"> </w:t>
-      </w:r>
-      <w:r>
-        <w:t xml:space="preserve">Field studies in winter conditions have also identified associations</w:t>
-      </w:r>
-      <w:r>
-        <w:t xml:space="preserve"> </w:t>
-      </w:r>
-      <w:r>
-        <w:t xml:space="preserve">between perceived control and thermal comfort or satisfaction</w:t>
+        <w:t xml:space="preserve">. Field studies</w:t>
+      </w:r>
+      <w:r>
+        <w:t xml:space="preserve"> </w:t>
+      </w:r>
+      <w:r>
+        <w:t xml:space="preserve">have also identified associations between perceived control and thermal</w:t>
+      </w:r>
+      <w:r>
+        <w:t xml:space="preserve"> </w:t>
+      </w:r>
+      <w:r>
+        <w:t xml:space="preserve">satisfaction in winter conditions</w:t>
       </w:r>
       <w:r>
         <w:t xml:space="preserve"> </w:t>
@@ -8322,61 +8474,57 @@
         <w:t xml:space="preserve">)</w:t>
       </w:r>
       <w:r>
-        <w:t xml:space="preserve">. These findings suggest that the</w:t>
-      </w:r>
-      <w:r>
-        <w:t xml:space="preserve"> </w:t>
-      </w:r>
-      <w:r>
-        <w:t xml:space="preserve">subjective perception of being</w:t>
-      </w:r>
-      <w:r>
-        <w:t xml:space="preserve"> </w:t>
-      </w:r>
-      <w:r>
-        <w:t xml:space="preserve">“alreday protected”</w:t>
-      </w:r>
-      <w:r>
-        <w:t xml:space="preserve"> </w:t>
-      </w:r>
-      <w:r>
-        <w:t xml:space="preserve">or</w:t>
-      </w:r>
-      <w:r>
-        <w:t xml:space="preserve"> </w:t>
-      </w:r>
-      <w:r>
-        <w:t xml:space="preserve">“more in control”</w:t>
-      </w:r>
-      <w:r>
-        <w:t xml:space="preserve"> </w:t>
-      </w:r>
-      <w:r>
-        <w:t xml:space="preserve">due to ankle coverage may enhance tolerance to local airflow. However,</w:t>
-      </w:r>
-      <w:r>
-        <w:t xml:space="preserve"> </w:t>
-      </w:r>
-      <w:r>
-        <w:t xml:space="preserve">this psychological pathway was not directly measured in the present</w:t>
-      </w:r>
-      <w:r>
-        <w:t xml:space="preserve"> </w:t>
-      </w:r>
-      <w:r>
-        <w:t xml:space="preserve">study and requires further investigation through controlled manipulation</w:t>
-      </w:r>
-      <w:r>
-        <w:t xml:space="preserve"> </w:t>
-      </w:r>
-      <w:r>
-        <w:t xml:space="preserve">of coverage conditions alongside measurements of expectation, attention,</w:t>
-      </w:r>
-      <w:r>
-        <w:t xml:space="preserve"> </w:t>
-      </w:r>
-      <w:r>
-        <w:t xml:space="preserve">and perceived control.</w:t>
+        <w:t xml:space="preserve">. These</w:t>
+      </w:r>
+      <w:r>
+        <w:t xml:space="preserve"> </w:t>
+      </w:r>
+      <w:r>
+        <w:t xml:space="preserve">findings suggest that the subjective sense of being protected by</w:t>
+      </w:r>
+      <w:r>
+        <w:t xml:space="preserve"> </w:t>
+      </w:r>
+      <w:r>
+        <w:t xml:space="preserve">clothing may enhance tolerance to ankle draft, though this psychological</w:t>
+      </w:r>
+      <w:r>
+        <w:t xml:space="preserve"> </w:t>
+      </w:r>
+      <w:r>
+        <w:t xml:space="preserve">pathway was not directly measured in the present study and warrants</w:t>
+      </w:r>
+      <w:r>
+        <w:t xml:space="preserve"> </w:t>
+      </w:r>
+      <w:r>
+        <w:t xml:space="preserve">further investigation.</w:t>
+      </w:r>
+    </w:p>
+    <w:p>
+      <w:pPr>
+        <w:pStyle w:val="BodyText"/>
+      </w:pPr>
+      <w:r>
+        <w:t xml:space="preserve">Together, these physiological and psychological mechanisms likely act in</w:t>
+      </w:r>
+      <w:r>
+        <w:t xml:space="preserve"> </w:t>
+      </w:r>
+      <w:r>
+        <w:t xml:space="preserve">concert: clothing reduces the physical cooling stimulus while</w:t>
+      </w:r>
+      <w:r>
+        <w:t xml:space="preserve"> </w:t>
+      </w:r>
+      <w:r>
+        <w:t xml:space="preserve">simultaneously altering occupants’ expectations and perceived</w:t>
+      </w:r>
+      <w:r>
+        <w:t xml:space="preserve"> </w:t>
+      </w:r>
+      <w:r>
+        <w:t xml:space="preserve">vulnerability to draft.</w:t>
       </w:r>
     </w:p>
     <w:bookmarkEnd w:id="85"/>
@@ -8394,7 +8542,7 @@
         <w:pStyle w:val="FirstParagraph"/>
       </w:pPr>
       <w:r>
-        <w:t xml:space="preserve">The ankle draft model proposed by</w:t>
+        <w:t xml:space="preserve">The ankle draft model of</w:t>
       </w:r>
       <w:r>
         <w:t xml:space="preserve"> </w:t>
@@ -8414,52 +8562,49 @@
         <w:t xml:space="preserve">)</w:t>
       </w:r>
       <w:r>
-        <w:t xml:space="preserve"> </w:t>
-      </w:r>
-      <w:r>
-        <w:t xml:space="preserve">has been incorporated into</w:t>
-      </w:r>
-      <w:r>
-        <w:t xml:space="preserve"> </w:t>
-      </w:r>
-      <w:r>
-        <w:t xml:space="preserve">ASHRAE-55 as a basis for assessing ankle-level draft risk. However, this</w:t>
-      </w:r>
-      <w:r>
-        <w:t xml:space="preserve"> </w:t>
-      </w:r>
-      <w:r>
-        <w:t xml:space="preserve">model does not distinguish between covered and uncovered ankle</w:t>
-      </w:r>
-      <w:r>
-        <w:t xml:space="preserve"> </w:t>
-      </w:r>
-      <w:r>
-        <w:t xml:space="preserve">conditions in its formulation. Given that ASHRAE specifies an acceptable</w:t>
-      </w:r>
-      <w:r>
-        <w:t xml:space="preserve"> </w:t>
-      </w:r>
-      <w:r>
-        <w:t xml:space="preserve">overall thermal sensation range of PMV = −0.5 to +0.5, the current</w:t>
-      </w:r>
-      <w:r>
-        <w:t xml:space="preserve"> </w:t>
-      </w:r>
-      <w:r>
-        <w:t xml:space="preserve">standard requires ankle level air speed &lt; 0.22 m/s (corresponding to</w:t>
-      </w:r>
-      <w:r>
-        <w:t xml:space="preserve"> </w:t>
-      </w:r>
-      <w:r>
-        <w:t xml:space="preserve">&lt;20% dissatisfied) when TS = −0.5. This constraint may be overly</w:t>
-      </w:r>
-      <w:r>
-        <w:t xml:space="preserve"> </w:t>
-      </w:r>
-      <w:r>
-        <w:t xml:space="preserve">conservative in practical winter conditions in office buildings.</w:t>
+        <w:t xml:space="preserve">, now</w:t>
+      </w:r>
+      <w:r>
+        <w:t xml:space="preserve"> </w:t>
+      </w:r>
+      <w:r>
+        <w:t xml:space="preserve">incorporated into ASHRAE Standard 55, does not distinguish between</w:t>
+      </w:r>
+      <w:r>
+        <w:t xml:space="preserve"> </w:t>
+      </w:r>
+      <w:r>
+        <w:t xml:space="preserve">covered and uncovered ankle conditions. Given the standard’s acceptable</w:t>
+      </w:r>
+      <w:r>
+        <w:t xml:space="preserve"> </w:t>
+      </w:r>
+      <w:r>
+        <w:t xml:space="preserve">thermal sensation range of PMV = −0.5 to +0.5, the current criterion</w:t>
+      </w:r>
+      <w:r>
+        <w:t xml:space="preserve"> </w:t>
+      </w:r>
+      <w:r>
+        <w:t xml:space="preserve">requires ankle-level air speed below 0.22 m/s to achieve less than 20%</w:t>
+      </w:r>
+      <w:r>
+        <w:t xml:space="preserve"> </w:t>
+      </w:r>
+      <w:r>
+        <w:t xml:space="preserve">dissatisfied when TS = −0.5. This constraint may be overly conservative</w:t>
+      </w:r>
+      <w:r>
+        <w:t xml:space="preserve"> </w:t>
+      </w:r>
+      <w:r>
+        <w:t xml:space="preserve">for typical winter office environments where occupants wear clothing</w:t>
+      </w:r>
+      <w:r>
+        <w:t xml:space="preserve"> </w:t>
+      </w:r>
+      <w:r>
+        <w:t xml:space="preserve">that covers the ankle.</w:t>
       </w:r>
     </w:p>
     <w:p>
@@ -8467,31 +8612,49 @@
         <w:pStyle w:val="BodyText"/>
       </w:pPr>
       <w:r>
-        <w:t xml:space="preserve">Based on empirical algorithms considering window surface temperature,</w:t>
-      </w:r>
-      <w:r>
-        <w:t xml:space="preserve"> </w:t>
-      </w:r>
-      <w:r>
-        <w:t xml:space="preserve">window size, and occupant distance from the façade, the maximum</w:t>
-      </w:r>
-      <w:r>
-        <w:t xml:space="preserve"> </w:t>
-      </w:r>
-      <w:r>
-        <w:t xml:space="preserve">downdraft velocity at approximately 1 m from a window is around 0.25</w:t>
-      </w:r>
-      <w:r>
-        <w:t xml:space="preserve"> </w:t>
-      </w:r>
-      <w:r>
-        <w:t xml:space="preserve">m/s. Under milder outdoor conditions or with smaller window areas, peak</w:t>
-      </w:r>
-      <w:r>
-        <w:t xml:space="preserve"> </w:t>
-      </w:r>
-      <w:r>
-        <w:t xml:space="preserve">velocities are often predicted to fall within the range of 0.1–0.2 m/s</w:t>
+        <w:t xml:space="preserve">The findings of this study support a differentiated approach. For winter</w:t>
+      </w:r>
+      <w:r>
+        <w:t xml:space="preserve"> </w:t>
+      </w:r>
+      <w:r>
+        <w:t xml:space="preserve">conditions with ankle coverage (≥0.75 clo), the covered-ankle model</w:t>
+      </w:r>
+      <w:r>
+        <w:t xml:space="preserve"> </w:t>
+      </w:r>
+      <w:r>
+        <w:t xml:space="preserve">developed here indicates that dissatisfaction remains within acceptable</w:t>
+      </w:r>
+      <w:r>
+        <w:t xml:space="preserve"> </w:t>
+      </w:r>
+      <w:r>
+        <w:t xml:space="preserve">limits at air speeds that would exceed the current threshold. Empirical</w:t>
+      </w:r>
+      <w:r>
+        <w:t xml:space="preserve"> </w:t>
+      </w:r>
+      <w:r>
+        <w:t xml:space="preserve">predictions of window downdraft suggest that maximum velocities at</w:t>
+      </w:r>
+      <w:r>
+        <w:t xml:space="preserve"> </w:t>
+      </w:r>
+      <w:r>
+        <w:t xml:space="preserve">approximately 1 m from the façade are around 0.25 m/s, with peak</w:t>
+      </w:r>
+      <w:r>
+        <w:t xml:space="preserve"> </w:t>
+      </w:r>
+      <w:r>
+        <w:t xml:space="preserve">velocities often falling within 0.1–0.2 m/s under milder outdoor</w:t>
+      </w:r>
+      <w:r>
+        <w:t xml:space="preserve"> </w:t>
+      </w:r>
+      <w:r>
+        <w:t xml:space="preserve">conditions or with smaller window areas</w:t>
       </w:r>
       <w:r>
         <w:t xml:space="preserve"> </w:t>
@@ -8511,153 +8674,19 @@
         <w:t xml:space="preserve">)</w:t>
       </w:r>
       <w:r>
-        <w:t xml:space="preserve">. Within this context, for the winter</w:t>
-      </w:r>
-      <w:r>
-        <w:t xml:space="preserve"> </w:t>
-      </w:r>
-      <w:r>
-        <w:t xml:space="preserve">perimeter conditions examined in this study (air velocity 0.1–0.7 m/s,</w:t>
-      </w:r>
-      <w:r>
-        <w:t xml:space="preserve"> </w:t>
-      </w:r>
-      <w:r>
-        <w:t xml:space="preserve">supply air temperature 15–19°C), the covered model developed here</w:t>
-      </w:r>
-      <w:r>
-        <w:t xml:space="preserve"> </w:t>
-      </w:r>
-      <w:r>
-        <w:t xml:space="preserve">suggests that ankle-level dissatisfaction remains within acceptable</w:t>
-      </w:r>
-      <w:r>
-        <w:t xml:space="preserve"> </w:t>
-      </w:r>
-      <w:r>
-        <w:t xml:space="preserve">limits under many typical winter scenarios. Therefore, the</w:t>
-      </w:r>
-      <w:r>
-        <w:t xml:space="preserve"> </w:t>
-      </w:r>
-      <w:r>
-        <w:t xml:space="preserve">single-threshold constraint in ASHRAE, based on the Liu model, may lead</w:t>
-      </w:r>
-      <w:r>
-        <w:t xml:space="preserve"> </w:t>
-      </w:r>
-      <w:r>
-        <w:t xml:space="preserve">to conservative design decisions regarding the sizing or necessity of</w:t>
-      </w:r>
-      <w:r>
-        <w:t xml:space="preserve"> </w:t>
-      </w:r>
-      <w:r>
-        <w:t xml:space="preserve">perimeter heating or reheat systems. From an energy and system sizing</w:t>
-      </w:r>
-      <w:r>
-        <w:t xml:space="preserve"> </w:t>
-      </w:r>
-      <w:r>
-        <w:t xml:space="preserve">perspective, perimeter heating systems are often nontrivial in both cost</w:t>
-      </w:r>
-      <w:r>
-        <w:t xml:space="preserve"> </w:t>
-      </w:r>
-      <w:r>
-        <w:t xml:space="preserve">and energy use. For example, commercial electric perimeter heaters</w:t>
-      </w:r>
-      <w:r>
-        <w:t xml:space="preserve"> </w:t>
-      </w:r>
-      <w:r>
-        <w:t xml:space="preserve">typically have a rated power density of approximately 150–250 W/ft</w:t>
-      </w:r>
-      <w:r>
-        <w:t xml:space="preserve"> </w:t>
-      </w:r>
-      <w:r>
-        <w:t xml:space="preserve">(≈490–820 W/m)</w:t>
-      </w:r>
-      <w:r>
-        <w:t xml:space="preserve"> </w:t>
-      </w:r>
-      <w:r>
-        <w:t xml:space="preserve">(</w:t>
-      </w:r>
-      <w:hyperlink w:anchor="ref-stelproCommercialBaseboardCBF2026">
-        <w:r>
-          <w:rPr>
-            <w:rStyle w:val="Hyperlink"/>
-          </w:rPr>
-          <w:t xml:space="preserve">Stelpro, 2026</w:t>
-        </w:r>
-      </w:hyperlink>
-      <w:r>
-        <w:t xml:space="preserve">)</w:t>
-      </w:r>
-      <w:r>
-        <w:t xml:space="preserve">. For a continuous 10</w:t>
-      </w:r>
-      <w:r>
-        <w:t xml:space="preserve"> </w:t>
-      </w:r>
-      <w:r>
-        <w:t xml:space="preserve">m window perimeter, this corresponds to an installed capacity of roughly</w:t>
-      </w:r>
-      <w:r>
-        <w:t xml:space="preserve"> </w:t>
-      </w:r>
-      <w:r>
-        <w:t xml:space="preserve">5–8 kW. If</w:t>
-      </w:r>
-      <w:r>
-        <w:t xml:space="preserve"> </w:t>
-      </w:r>
-      <w:r>
-        <w:t xml:space="preserve">“covered”</w:t>
-      </w:r>
-      <w:r>
-        <w:t xml:space="preserve"> </w:t>
-      </w:r>
-      <w:r>
-        <w:t xml:space="preserve">(≥0.75 clo) and</w:t>
-      </w:r>
-      <w:r>
-        <w:t xml:space="preserve"> </w:t>
-      </w:r>
-      <w:r>
-        <w:t xml:space="preserve">“uncovered”</w:t>
-      </w:r>
-      <w:r>
-        <w:t xml:space="preserve"> </w:t>
-      </w:r>
-      <w:r>
-        <w:t xml:space="preserve">(&lt;0.5 clo) scenarios</w:t>
-      </w:r>
-      <w:r>
-        <w:t xml:space="preserve"> </w:t>
-      </w:r>
-      <w:r>
-        <w:t xml:space="preserve">are evaluated separately, it may be possible to relax ankle-level air</w:t>
-      </w:r>
-      <w:r>
-        <w:t xml:space="preserve"> </w:t>
-      </w:r>
-      <w:r>
-        <w:t xml:space="preserve">speed limits under winter clothing conditions, thereby reducing</w:t>
-      </w:r>
-      <w:r>
-        <w:t xml:space="preserve"> </w:t>
-      </w:r>
-      <w:r>
-        <w:t xml:space="preserve">unnecessary perimeter heating deployment and operation, and unlocking</w:t>
-      </w:r>
-      <w:r>
-        <w:t xml:space="preserve"> </w:t>
-      </w:r>
-      <w:r>
-        <w:t xml:space="preserve">energy-saving potential and cost reductions.</w:t>
+        <w:t xml:space="preserve">. Many of these scenarios would be</w:t>
+      </w:r>
+      <w:r>
+        <w:t xml:space="preserve"> </w:t>
+      </w:r>
+      <w:r>
+        <w:t xml:space="preserve">acceptable under the covered-ankle model but flagged as problematic</w:t>
+      </w:r>
+      <w:r>
+        <w:t xml:space="preserve"> </w:t>
+      </w:r>
+      <w:r>
+        <w:t xml:space="preserve">under the current single-threshold approach.</w:t>
       </w:r>
     </w:p>
     <w:p>
@@ -8665,31 +8694,49 @@
         <w:pStyle w:val="BodyText"/>
       </w:pPr>
       <w:r>
-        <w:t xml:space="preserve">In practical applications, the model proposed in this study is</w:t>
-      </w:r>
-      <w:r>
-        <w:t xml:space="preserve"> </w:t>
-      </w:r>
-      <w:r>
-        <w:t xml:space="preserve">consistent with the framework of the ankle draft model in ASHRAE. By</w:t>
-      </w:r>
-      <w:r>
-        <w:t xml:space="preserve"> </w:t>
-      </w:r>
-      <w:r>
-        <w:t xml:space="preserve">constraining overall thermal sensation within the range of −0.5 to +0.5</w:t>
-      </w:r>
-      <w:r>
-        <w:t xml:space="preserve"> </w:t>
-      </w:r>
-      <w:r>
-        <w:t xml:space="preserve">and adopting a dissatisfaction threshold of &lt;20%, acceptable air</w:t>
-      </w:r>
-      <w:r>
-        <w:t xml:space="preserve"> </w:t>
-      </w:r>
-      <w:r>
-        <w:t xml:space="preserve">velocity limits can be derived.</w:t>
+        <w:t xml:space="preserve">For practitioners, this suggests a two-criteria framework: apply the</w:t>
+      </w:r>
+      <w:r>
+        <w:t xml:space="preserve"> </w:t>
+      </w:r>
+      <w:r>
+        <w:t xml:space="preserve">existing model (or the uncovered-ankle model from this study) when</w:t>
+      </w:r>
+      <w:r>
+        <w:t xml:space="preserve"> </w:t>
+      </w:r>
+      <w:r>
+        <w:t xml:space="preserve">evaluating spaces where occupants are likely to have exposed ankles, and</w:t>
+      </w:r>
+      <w:r>
+        <w:t xml:space="preserve"> </w:t>
+      </w:r>
+      <w:r>
+        <w:t xml:space="preserve">apply the covered-ankle model for winter heating scenarios where long</w:t>
+      </w:r>
+      <w:r>
+        <w:t xml:space="preserve"> </w:t>
+      </w:r>
+      <w:r>
+        <w:t xml:space="preserve">trousers, socks, and closed-toe shoes are expected. Within the</w:t>
+      </w:r>
+      <w:r>
+        <w:t xml:space="preserve"> </w:t>
+      </w:r>
+      <w:r>
+        <w:t xml:space="preserve">near-neutral thermal range where ASHRAE Standard 55 applies, PMV</w:t>
+      </w:r>
+      <w:r>
+        <w:t xml:space="preserve"> </w:t>
+      </w:r>
+      <w:r>
+        <w:t xml:space="preserve">provides a reasonable proxy for whole-body thermal sensation during</w:t>
+      </w:r>
+      <w:r>
+        <w:t xml:space="preserve"> </w:t>
+      </w:r>
+      <w:r>
+        <w:t xml:space="preserve">design evaluation.</w:t>
       </w:r>
     </w:p>
     <w:p>
@@ -8697,43 +8744,49 @@
         <w:pStyle w:val="BodyText"/>
       </w:pPr>
       <w:r>
-        <w:t xml:space="preserve">Within this near-neutral thermal range, the Predicted Mean Vote (PMV)</w:t>
-      </w:r>
-      <w:r>
-        <w:t xml:space="preserve"> </w:t>
-      </w:r>
-      <w:r>
-        <w:t xml:space="preserve">model provides relatively reliable predictions of overall thermal</w:t>
-      </w:r>
-      <w:r>
-        <w:t xml:space="preserve"> </w:t>
-      </w:r>
-      <w:r>
-        <w:t xml:space="preserve">sensation. Therefore, PMV can be used as a proxy for overall thermal</w:t>
-      </w:r>
-      <w:r>
-        <w:t xml:space="preserve"> </w:t>
-      </w:r>
-      <w:r>
-        <w:t xml:space="preserve">sensation during the design or evaluation stage. After specifying the</w:t>
-      </w:r>
-      <w:r>
-        <w:t xml:space="preserve"> </w:t>
-      </w:r>
-      <w:r>
-        <w:t xml:space="preserve">ankle exposure condition (covered vs. uncovered), the corresponding</w:t>
-      </w:r>
-      <w:r>
-        <w:t xml:space="preserve"> </w:t>
-      </w:r>
-      <w:r>
-        <w:t xml:space="preserve">model can then be applied to determine the acceptable range of</w:t>
-      </w:r>
-      <w:r>
-        <w:t xml:space="preserve"> </w:t>
-      </w:r>
-      <w:r>
-        <w:t xml:space="preserve">ankle-level air speed.</w:t>
+        <w:t xml:space="preserve">The practical benefits are significant. Perimeter heating systems</w:t>
+      </w:r>
+      <w:r>
+        <w:t xml:space="preserve"> </w:t>
+      </w:r>
+      <w:r>
+        <w:t xml:space="preserve">represent non-trivial costs in both installation and operation. If</w:t>
+      </w:r>
+      <w:r>
+        <w:t xml:space="preserve"> </w:t>
+      </w:r>
+      <w:r>
+        <w:t xml:space="preserve">covered and uncovered conditions are evaluated separately, designers may</w:t>
+      </w:r>
+      <w:r>
+        <w:t xml:space="preserve"> </w:t>
+      </w:r>
+      <w:r>
+        <w:t xml:space="preserve">be able to reduce perimeter heating capacity or, in some cases,</w:t>
+      </w:r>
+      <w:r>
+        <w:t xml:space="preserve"> </w:t>
+      </w:r>
+      <w:r>
+        <w:t xml:space="preserve">eliminate it entirely for spaces with favorable glazing and</w:t>
+      </w:r>
+      <w:r>
+        <w:t xml:space="preserve"> </w:t>
+      </w:r>
+      <w:r>
+        <w:t xml:space="preserve">winter-clothed occupants. This approach could yield meaningful</w:t>
+      </w:r>
+      <w:r>
+        <w:t xml:space="preserve"> </w:t>
+      </w:r>
+      <w:r>
+        <w:t xml:space="preserve">reductions in first costs, energy consumption, and associated carbon</w:t>
+      </w:r>
+      <w:r>
+        <w:t xml:space="preserve"> </w:t>
+      </w:r>
+      <w:r>
+        <w:t xml:space="preserve">emissions while maintaining occupant comfort.</w:t>
       </w:r>
     </w:p>
     <w:bookmarkEnd w:id="86"/>
@@ -8744,6 +8797,248 @@
       </w:pPr>
       <w:r>
         <w:t xml:space="preserve">4.4 Limitations</w:t>
+      </w:r>
+    </w:p>
+    <w:p>
+      <w:pPr>
+        <w:pStyle w:val="FirstParagraph"/>
+      </w:pPr>
+      <w:r>
+        <w:t xml:space="preserve">Several limitations should be considered when interpreting these</w:t>
+      </w:r>
+      <w:r>
+        <w:t xml:space="preserve"> </w:t>
+      </w:r>
+      <w:r>
+        <w:t xml:space="preserve">findings.</w:t>
+      </w:r>
+    </w:p>
+    <w:p>
+      <w:pPr>
+        <w:pStyle w:val="BodyText"/>
+      </w:pPr>
+      <w:r>
+        <w:t xml:space="preserve">First, this study was conducted in a controlled laboratory environment</w:t>
+      </w:r>
+      <w:r>
+        <w:t xml:space="preserve"> </w:t>
+      </w:r>
+      <w:r>
+        <w:t xml:space="preserve">with standardized clothing, which differs from real office settings</w:t>
+      </w:r>
+      <w:r>
+        <w:t xml:space="preserve"> </w:t>
+      </w:r>
+      <w:r>
+        <w:t xml:space="preserve">where occupants exhibit considerable variability in attire even during</w:t>
+      </w:r>
+      <w:r>
+        <w:t xml:space="preserve"> </w:t>
+      </w:r>
+      <w:r>
+        <w:t xml:space="preserve">winter months. While we targeted 0.75 clo to represent median winter</w:t>
+      </w:r>
+      <w:r>
+        <w:t xml:space="preserve"> </w:t>
+      </w:r>
+      <w:r>
+        <w:t xml:space="preserve">office clothing, actual insulation levels vary with individual</w:t>
+      </w:r>
+      <w:r>
+        <w:t xml:space="preserve"> </w:t>
+      </w:r>
+      <w:r>
+        <w:t xml:space="preserve">preferences, building temperatures, and cultural norms. The protective</w:t>
+      </w:r>
+      <w:r>
+        <w:t xml:space="preserve"> </w:t>
+      </w:r>
+      <w:r>
+        <w:t xml:space="preserve">effect of ankle coverage may differ with clothing types not tested here,</w:t>
+      </w:r>
+      <w:r>
+        <w:t xml:space="preserve"> </w:t>
+      </w:r>
+      <w:r>
+        <w:t xml:space="preserve">such as ankle-length skirts, cropped trousers, or low-cut shoes.</w:t>
+      </w:r>
+    </w:p>
+    <w:p>
+      <w:pPr>
+        <w:pStyle w:val="BodyText"/>
+      </w:pPr>
+      <w:r>
+        <w:t xml:space="preserve">Second, the participant sample consisted primarily of</w:t>
+      </w:r>
+      <w:r>
+        <w:t xml:space="preserve"> </w:t>
+      </w:r>
+      <w:r>
+        <w:t xml:space="preserve">university-affiliated individuals within a limited age range. Thermal</w:t>
+      </w:r>
+      <w:r>
+        <w:t xml:space="preserve"> </w:t>
+      </w:r>
+      <w:r>
+        <w:t xml:space="preserve">sensitivity varies with age, and older occupants may respond differently</w:t>
+      </w:r>
+      <w:r>
+        <w:t xml:space="preserve"> </w:t>
+      </w:r>
+      <w:r>
+        <w:t xml:space="preserve">to ankle draft. The generalizability of these findings to broader</w:t>
+      </w:r>
+      <w:r>
+        <w:t xml:space="preserve"> </w:t>
+      </w:r>
+      <w:r>
+        <w:t xml:space="preserve">occupant populations warrants further investigation.</w:t>
+      </w:r>
+    </w:p>
+    <w:p>
+      <w:pPr>
+        <w:pStyle w:val="BodyText"/>
+      </w:pPr>
+      <w:r>
+        <w:t xml:space="preserve">Third, the experimental protocol involved 20-minute exposure periods,</w:t>
+      </w:r>
+      <w:r>
+        <w:t xml:space="preserve"> </w:t>
+      </w:r>
+      <w:r>
+        <w:t xml:space="preserve">whereas real office occupants experience sustained exposure over hours.</w:t>
+      </w:r>
+      <w:r>
+        <w:t xml:space="preserve"> </w:t>
+      </w:r>
+      <w:r>
+        <w:t xml:space="preserve">Whether dissatisfaction accumulates or diminishes with prolonged</w:t>
+      </w:r>
+      <w:r>
+        <w:t xml:space="preserve"> </w:t>
+      </w:r>
+      <w:r>
+        <w:t xml:space="preserve">exposure was not assessed. Similarly, participants remained seated</w:t>
+      </w:r>
+      <w:r>
+        <w:t xml:space="preserve"> </w:t>
+      </w:r>
+      <w:r>
+        <w:t xml:space="preserve">throughout; standing or walking occupants may have different thermal</w:t>
+      </w:r>
+      <w:r>
+        <w:t xml:space="preserve"> </w:t>
+      </w:r>
+      <w:r>
+        <w:t xml:space="preserve">experiences at the ankle level.</w:t>
+      </w:r>
+    </w:p>
+    <w:p>
+      <w:pPr>
+        <w:pStyle w:val="BodyText"/>
+      </w:pPr>
+      <w:r>
+        <w:t xml:space="preserve">Fourth, the experimental conditions covered supply air temperatures of</w:t>
+      </w:r>
+      <w:r>
+        <w:t xml:space="preserve"> </w:t>
+      </w:r>
+      <w:r>
+        <w:t xml:space="preserve">15–19°C and air speeds of 0.1–0.7 m/s. While these ranges were selected</w:t>
+      </w:r>
+      <w:r>
+        <w:t xml:space="preserve"> </w:t>
+      </w:r>
+      <w:r>
+        <w:t xml:space="preserve">to represent typical window downdraft conditions, more extreme scenarios</w:t>
+      </w:r>
+      <w:r>
+        <w:t xml:space="preserve"> </w:t>
+      </w:r>
+      <w:r>
+        <w:t xml:space="preserve">(colder supply temperatures or higher velocities) were not tested. The</w:t>
+      </w:r>
+      <w:r>
+        <w:t xml:space="preserve"> </w:t>
+      </w:r>
+      <w:r>
+        <w:t xml:space="preserve">model predictions should be applied with caution outside the tested</w:t>
+      </w:r>
+      <w:r>
+        <w:t xml:space="preserve"> </w:t>
+      </w:r>
+      <w:r>
+        <w:t xml:space="preserve">parameter space.</w:t>
+      </w:r>
+    </w:p>
+    <w:p>
+      <w:pPr>
+        <w:pStyle w:val="BodyText"/>
+      </w:pPr>
+      <w:r>
+        <w:t xml:space="preserve">Fifth, airflow was delivered from behind the participants to simulate</w:t>
+      </w:r>
+      <w:r>
+        <w:t xml:space="preserve"> </w:t>
+      </w:r>
+      <w:r>
+        <w:t xml:space="preserve">window downdraft approaching from the façade. Other airflow directions</w:t>
+      </w:r>
+      <w:r>
+        <w:t xml:space="preserve"> </w:t>
+      </w:r>
+      <w:r>
+        <w:t xml:space="preserve">(lateral or frontal) may produce different perceptual responses,</w:t>
+      </w:r>
+      <w:r>
+        <w:t xml:space="preserve"> </w:t>
+      </w:r>
+      <w:r>
+        <w:t xml:space="preserve">particularly given potential differences in skin exposure and attention</w:t>
+      </w:r>
+      <w:r>
+        <w:t xml:space="preserve"> </w:t>
+      </w:r>
+      <w:r>
+        <w:t xml:space="preserve">to the stimulus source.</w:t>
+      </w:r>
+    </w:p>
+    <w:p>
+      <w:pPr>
+        <w:pStyle w:val="BodyText"/>
+      </w:pPr>
+      <w:r>
+        <w:t xml:space="preserve">Finally, the experimental setup simulated the convective component of</w:t>
+      </w:r>
+      <w:r>
+        <w:t xml:space="preserve"> </w:t>
+      </w:r>
+      <w:r>
+        <w:t xml:space="preserve">window downdraft but did not include radiant asymmetry from a cold</w:t>
+      </w:r>
+      <w:r>
+        <w:t xml:space="preserve"> </w:t>
+      </w:r>
+      <w:r>
+        <w:t xml:space="preserve">window surface. In real buildings, occupants near poorly insulated</w:t>
+      </w:r>
+      <w:r>
+        <w:t xml:space="preserve"> </w:t>
+      </w:r>
+      <w:r>
+        <w:t xml:space="preserve">glazing experience both convective cooling from downdraft and radiant</w:t>
+      </w:r>
+      <w:r>
+        <w:t xml:space="preserve"> </w:t>
+      </w:r>
+      <w:r>
+        <w:t xml:space="preserve">heat loss to the cold surface. The combined effect of these two</w:t>
+      </w:r>
+      <w:r>
+        <w:t xml:space="preserve"> </w:t>
+      </w:r>
+      <w:r>
+        <w:t xml:space="preserve">mechanisms on ankle-level comfort was beyond the scope of this study.</w:t>
       </w:r>
     </w:p>
     <w:bookmarkEnd w:id="87"/>
@@ -8755,6 +9050,250 @@
       </w:pPr>
       <w:r>
         <w:t xml:space="preserve">5. Conclusions</w:t>
+      </w:r>
+    </w:p>
+    <w:p>
+      <w:pPr>
+        <w:pStyle w:val="FirstParagraph"/>
+      </w:pPr>
+      <w:r>
+        <w:t xml:space="preserve">This study evaluated thermal comfort responses to ankle-level draft</w:t>
+      </w:r>
+      <w:r>
+        <w:t xml:space="preserve"> </w:t>
+      </w:r>
+      <w:r>
+        <w:t xml:space="preserve">under winter clothing conditions representative of typical office</w:t>
+      </w:r>
+      <w:r>
+        <w:t xml:space="preserve"> </w:t>
+      </w:r>
+      <w:r>
+        <w:t xml:space="preserve">environments. Through controlled laboratory experiments with</w:t>
+      </w:r>
+      <w:r>
+        <w:t xml:space="preserve"> </w:t>
+      </w:r>
+      <w:r>
+        <w:t xml:space="preserve">participants wearing approximately 0.75 clo ensembles that covered the</w:t>
+      </w:r>
+      <w:r>
+        <w:t xml:space="preserve"> </w:t>
+      </w:r>
+      <w:r>
+        <w:t xml:space="preserve">ankle, we characterized local and whole-body thermal perception across a</w:t>
+      </w:r>
+      <w:r>
+        <w:t xml:space="preserve"> </w:t>
+      </w:r>
+      <w:r>
+        <w:t xml:space="preserve">range of supply air temperatures (15-19°C) and air speeds (0.1–0.7m/s)</w:t>
+      </w:r>
+      <w:r>
+        <w:t xml:space="preserve"> </w:t>
+      </w:r>
+      <w:r>
+        <w:t xml:space="preserve">simulating window downdraft.</w:t>
+      </w:r>
+    </w:p>
+    <w:p>
+      <w:pPr>
+        <w:pStyle w:val="BodyText"/>
+      </w:pPr>
+      <w:r>
+        <w:t xml:space="preserve">The principal findings indicate that the existing ankle draft model</w:t>
+      </w:r>
+      <w:r>
+        <w:t xml:space="preserve"> </w:t>
+      </w:r>
+      <w:r>
+        <w:t xml:space="preserve">systematically overpredicts dissatisfaction under winter clothing</w:t>
+      </w:r>
+      <w:r>
+        <w:t xml:space="preserve"> </w:t>
+      </w:r>
+      <w:r>
+        <w:t xml:space="preserve">conditions. While prior studies with exposed ankles reported</w:t>
+      </w:r>
+      <w:r>
+        <w:t xml:space="preserve"> </w:t>
+      </w:r>
+      <w:r>
+        <w:t xml:space="preserve">dissatisfaction rates between 23% and 57% under similar air speeds, our</w:t>
+      </w:r>
+      <w:r>
+        <w:t xml:space="preserve"> </w:t>
+      </w:r>
+      <w:r>
+        <w:t xml:space="preserve">observations with covered ankles ranged from only 6% to 20%. This</w:t>
+      </w:r>
+      <w:r>
+        <w:t xml:space="preserve"> </w:t>
+      </w:r>
+      <w:r>
+        <w:t xml:space="preserve">suggests that ankle coverage substantially reduces sensitivity to local</w:t>
+      </w:r>
+      <w:r>
+        <w:t xml:space="preserve"> </w:t>
+      </w:r>
+      <w:r>
+        <w:t xml:space="preserve">draft, a conclusion supported by the covered-ankle model developed in</w:t>
+      </w:r>
+      <w:r>
+        <w:t xml:space="preserve"> </w:t>
+      </w:r>
+      <w:r>
+        <w:t xml:space="preserve">this study; the model demonstrates both a lower baseline risk and a</w:t>
+      </w:r>
+      <w:r>
+        <w:t xml:space="preserve"> </w:t>
+      </w:r>
+      <w:r>
+        <w:t xml:space="preserve">reduced response to air speed compared to uncovered-ankle models, with</w:t>
+      </w:r>
+      <w:r>
+        <w:t xml:space="preserve"> </w:t>
+      </w:r>
+      <w:r>
+        <w:t xml:space="preserve">an intercept difference of approximately 1.5 units on the logit scale.</w:t>
+      </w:r>
+    </w:p>
+    <w:p>
+      <w:pPr>
+        <w:pStyle w:val="BodyText"/>
+      </w:pPr>
+      <w:r>
+        <w:t xml:space="preserve">Consistent with prior model structures, we found that whole-body thermal</w:t>
+      </w:r>
+      <w:r>
+        <w:t xml:space="preserve"> </w:t>
+      </w:r>
+      <w:r>
+        <w:t xml:space="preserve">sensation and air speed at the ankle are the primary predictors of</w:t>
+      </w:r>
+      <w:r>
+        <w:t xml:space="preserve"> </w:t>
+      </w:r>
+      <w:r>
+        <w:t xml:space="preserve">dissatisfaction, whereas ankle air temperature, room temperature, and</w:t>
+      </w:r>
+      <w:r>
+        <w:t xml:space="preserve"> </w:t>
+      </w:r>
+      <w:r>
+        <w:t xml:space="preserve">turbulence intensity were not significant within the tested ranges. This</w:t>
+      </w:r>
+      <w:r>
+        <w:t xml:space="preserve"> </w:t>
+      </w:r>
+      <w:r>
+        <w:t xml:space="preserve">reduced sensitivity under winter clothing appears to stem from a</w:t>
+      </w:r>
+      <w:r>
+        <w:t xml:space="preserve"> </w:t>
+      </w:r>
+      <w:r>
+        <w:t xml:space="preserve">combination of physiological mechanisms, specifically attenuated skin</w:t>
+      </w:r>
+      <w:r>
+        <w:t xml:space="preserve"> </w:t>
+      </w:r>
+      <w:r>
+        <w:t xml:space="preserve">cooling due to increased thermal resistance, and potentially</w:t>
+      </w:r>
+      <w:r>
+        <w:t xml:space="preserve"> </w:t>
+      </w:r>
+      <w:r>
+        <w:t xml:space="preserve">psychological factors, such as a perceived sense of protection provided</w:t>
+      </w:r>
+      <w:r>
+        <w:t xml:space="preserve"> </w:t>
+      </w:r>
+      <w:r>
+        <w:t xml:space="preserve">by the clothing coverage.</w:t>
+      </w:r>
+    </w:p>
+    <w:p>
+      <w:pPr>
+        <w:pStyle w:val="BodyText"/>
+      </w:pPr>
+      <w:r>
+        <w:t xml:space="preserve">These findings support a differentiated approach to ankle draft</w:t>
+      </w:r>
+      <w:r>
+        <w:t xml:space="preserve"> </w:t>
+      </w:r>
+      <w:r>
+        <w:t xml:space="preserve">assessment in building standards. For winter heating scenarios where</w:t>
+      </w:r>
+      <w:r>
+        <w:t xml:space="preserve"> </w:t>
+      </w:r>
+      <w:r>
+        <w:t xml:space="preserve">occupants typically wear clothing that covers the ankle (≥0.75 clo), the</w:t>
+      </w:r>
+      <w:r>
+        <w:t xml:space="preserve"> </w:t>
+      </w:r>
+      <w:r>
+        <w:t xml:space="preserve">covered-ankle model provides more accurate predictions than the current</w:t>
+      </w:r>
+      <w:r>
+        <w:t xml:space="preserve"> </w:t>
+      </w:r>
+      <w:r>
+        <w:t xml:space="preserve">ASHRAE Standard 55 criterion. Adopting separate criteria for covered and</w:t>
+      </w:r>
+      <w:r>
+        <w:t xml:space="preserve"> </w:t>
+      </w:r>
+      <w:r>
+        <w:t xml:space="preserve">uncovered conditions could enable significant reductions in perimeter</w:t>
+      </w:r>
+      <w:r>
+        <w:t xml:space="preserve"> </w:t>
+      </w:r>
+      <w:r>
+        <w:t xml:space="preserve">heating requirements without compromising occupant comfort, yielding</w:t>
+      </w:r>
+      <w:r>
+        <w:t xml:space="preserve"> </w:t>
+      </w:r>
+      <w:r>
+        <w:t xml:space="preserve">benefits in installation costs, energy consumption, and carbon</w:t>
+      </w:r>
+      <w:r>
+        <w:t xml:space="preserve"> </w:t>
+      </w:r>
+      <w:r>
+        <w:t xml:space="preserve">emissions.</w:t>
+      </w:r>
+    </w:p>
+    <w:p>
+      <w:pPr>
+        <w:pStyle w:val="BodyText"/>
+      </w:pPr>
+      <w:r>
+        <w:t xml:space="preserve">Future research should validate these findings in field settings with</w:t>
+      </w:r>
+      <w:r>
+        <w:t xml:space="preserve"> </w:t>
+      </w:r>
+      <w:r>
+        <w:t xml:space="preserve">diverse occupant populations and clothing practices, examine prolonged</w:t>
+      </w:r>
+      <w:r>
+        <w:t xml:space="preserve"> </w:t>
+      </w:r>
+      <w:r>
+        <w:t xml:space="preserve">exposure effects, and investigate the combined influence of convective</w:t>
+      </w:r>
+      <w:r>
+        <w:t xml:space="preserve"> </w:t>
+      </w:r>
+      <w:r>
+        <w:t xml:space="preserve">draft and radiant asymmetry from cold window surfaces.</w:t>
       </w:r>
     </w:p>
     <w:bookmarkEnd w:id="89"/>
@@ -8804,19 +9343,19 @@
         <w:t xml:space="preserve">Junmeng Lyu</w:t>
       </w:r>
       <w:r>
-        <w:t xml:space="preserve">: Formal</w:t>
-      </w:r>
-      <w:r>
-        <w:t xml:space="preserve"> </w:t>
-      </w:r>
-      <w:r>
-        <w:t xml:space="preserve">analysis, Methodology, Software, Writing - original draft, Writing -</w:t>
-      </w:r>
-      <w:r>
-        <w:t xml:space="preserve"> </w:t>
-      </w:r>
-      <w:r>
-        <w:t xml:space="preserve">review &amp; editing.</w:t>
+        <w:t xml:space="preserve">: Data</w:t>
+      </w:r>
+      <w:r>
+        <w:t xml:space="preserve"> </w:t>
+      </w:r>
+      <w:r>
+        <w:t xml:space="preserve">curation, Formal analysis, Methodology, Investigation, Software,</w:t>
+      </w:r>
+      <w:r>
+        <w:t xml:space="preserve"> </w:t>
+      </w:r>
+      <w:r>
+        <w:t xml:space="preserve">Writing - original draft, Writing - review &amp; editing.</w:t>
       </w:r>
       <w:r>
         <w:t xml:space="preserve"> </w:t>
@@ -8826,22 +9365,30 @@
           <w:b/>
           <w:bCs/>
         </w:rPr>
-        <w:t xml:space="preserve">Stefano Schiavon</w:t>
-      </w:r>
-      <w:r>
-        <w:t xml:space="preserve">: Conceptualization, Funding</w:t>
-      </w:r>
-      <w:r>
-        <w:t xml:space="preserve"> </w:t>
-      </w:r>
-      <w:r>
-        <w:t xml:space="preserve">acquisition, Methodology, Project administration, Supervision, Writing -</w:t>
-      </w:r>
-      <w:r>
-        <w:t xml:space="preserve"> </w:t>
-      </w:r>
-      <w:r>
-        <w:t xml:space="preserve">review &amp; editing.</w:t>
+        <w:t xml:space="preserve">Stefano</w:t>
+      </w:r>
+      <w:r>
+        <w:rPr>
+          <w:b/>
+          <w:bCs/>
+        </w:rPr>
+        <w:t xml:space="preserve"> </w:t>
+      </w:r>
+      <w:r>
+        <w:rPr>
+          <w:b/>
+          <w:bCs/>
+        </w:rPr>
+        <w:t xml:space="preserve">Schiavon</w:t>
+      </w:r>
+      <w:r>
+        <w:t xml:space="preserve">: Conceptualization, Funding acquisition, Methodology, Project</w:t>
+      </w:r>
+      <w:r>
+        <w:t xml:space="preserve"> </w:t>
+      </w:r>
+      <w:r>
+        <w:t xml:space="preserve">administration, Supervision, Writing - review &amp; editing.</w:t>
       </w:r>
     </w:p>
     <w:bookmarkEnd w:id="90"/>
@@ -8859,7 +9406,7 @@
         <w:pStyle w:val="FirstParagraph"/>
       </w:pPr>
       <w:r>
-        <w:t xml:space="preserve">All authors declare XYZ competing interest. The Center for the Built</w:t>
+        <w:t xml:space="preserve">All authors declare no competing interest. The Center for the Built</w:t>
       </w:r>
       <w:r>
         <w:t xml:space="preserve"> </w:t>
@@ -8899,7 +9446,7 @@
       </w:r>
     </w:p>
     <w:bookmarkEnd w:id="91"/>
-    <w:bookmarkStart w:id="92" w:name="data-availability"/>
+    <w:bookmarkStart w:id="93" w:name="data-availability"/>
     <w:p>
       <w:pPr>
         <w:pStyle w:val="Heading1"/>
@@ -8925,11 +9472,22 @@
         <w:t xml:space="preserve"> </w:t>
       </w:r>
       <w:r>
-        <w:t xml:space="preserve">following GitHub repository: XXX.</w:t>
-      </w:r>
-    </w:p>
-    <w:bookmarkEnd w:id="92"/>
-    <w:bookmarkStart w:id="93" w:name="X071796dd6bc546c91e96cca1cf5ff96599de61f"/>
+        <w:t xml:space="preserve">following GitHub repository:</w:t>
+      </w:r>
+      <w:r>
+        <w:t xml:space="preserve"> </w:t>
+      </w:r>
+      <w:hyperlink r:id="rId92">
+        <w:r>
+          <w:rPr>
+            <w:rStyle w:val="Hyperlink"/>
+          </w:rPr>
+          <w:t xml:space="preserve">https://github.com/CenterForTheBuiltEnvironment/ankle-draft-II</w:t>
+        </w:r>
+      </w:hyperlink>
+    </w:p>
+    <w:bookmarkEnd w:id="93"/>
+    <w:bookmarkStart w:id="94" w:name="X071796dd6bc546c91e96cca1cf5ff96599de61f"/>
     <w:p>
       <w:pPr>
         <w:pStyle w:val="Heading1"/>
@@ -8964,8 +9522,8 @@
         <w:t xml:space="preserve">maintaining full accountability for the publication’s content.</w:t>
       </w:r>
     </w:p>
-    <w:bookmarkEnd w:id="93"/>
-    <w:bookmarkStart w:id="94" w:name="acknowledgements"/>
+    <w:bookmarkEnd w:id="94"/>
+    <w:bookmarkStart w:id="95" w:name="acknowledgements"/>
     <w:p>
       <w:pPr>
         <w:pStyle w:val="Heading1"/>
@@ -8979,17 +9537,17 @@
         <w:pStyle w:val="FirstParagraph"/>
       </w:pPr>
       <w:r>
-        <w:t xml:space="preserve">The Center for the Built Environment at the University of California,</w:t>
-      </w:r>
-      <w:r>
-        <w:t xml:space="preserve"> </w:t>
-      </w:r>
-      <w:r>
-        <w:t xml:space="preserve">Berkeley supported this research.</w:t>
-      </w:r>
-    </w:p>
-    <w:bookmarkEnd w:id="94"/>
-    <w:bookmarkStart w:id="134" w:name="references"/>
+        <w:t xml:space="preserve">Schüco and the Center for the Built Environment at the University of</w:t>
+      </w:r>
+      <w:r>
+        <w:t xml:space="preserve"> </w:t>
+      </w:r>
+      <w:r>
+        <w:t xml:space="preserve">California, Berkeley supported this research.</w:t>
+      </w:r>
+    </w:p>
+    <w:bookmarkEnd w:id="95"/>
+    <w:bookmarkStart w:id="133" w:name="references"/>
     <w:p>
       <w:pPr>
         <w:pStyle w:val="Heading1"/>
@@ -8998,8 +9556,8 @@
         <w:t xml:space="preserve">References</w:t>
       </w:r>
     </w:p>
-    <w:bookmarkStart w:id="133" w:name="refs"/>
-    <w:bookmarkStart w:id="95" w:name="ref-ashraeANSIASHRAEStandard2023"/>
+    <w:bookmarkStart w:id="132" w:name="refs"/>
+    <w:bookmarkStart w:id="96" w:name="ref-ashraeANSIASHRAEStandard2023"/>
     <w:p>
       <w:pPr>
         <w:pStyle w:val="Bibliography"/>
@@ -9147,8 +9705,8 @@
         <w:t xml:space="preserve">. American Society of Heating, Refrigerating; Air-Conditioning Engineers.</w:t>
       </w:r>
     </w:p>
-    <w:bookmarkEnd w:id="95"/>
-    <w:bookmarkStart w:id="97" w:name="ref-benjaminiHighberg1995"/>
+    <w:bookmarkEnd w:id="96"/>
+    <w:bookmarkStart w:id="98" w:name="ref-benjaminiHighberg1995"/>
     <w:p>
       <w:pPr>
         <w:pStyle w:val="Bibliography"/>
@@ -9185,7 +9743,7 @@
       <w:r>
         <w:t xml:space="preserve"> </w:t>
       </w:r>
-      <w:hyperlink r:id="rId96">
+      <w:hyperlink r:id="rId97">
         <w:r>
           <w:rPr>
             <w:rStyle w:val="Hyperlink"/>
@@ -9194,8 +9752,8 @@
         </w:r>
       </w:hyperlink>
     </w:p>
-    <w:bookmarkEnd w:id="97"/>
-    <w:bookmarkStart w:id="99" w:name="X02829bcc6a4cfbfd37a28359b08c0b0a759b280"/>
+    <w:bookmarkEnd w:id="98"/>
+    <w:bookmarkStart w:id="100" w:name="X02829bcc6a4cfbfd37a28359b08c0b0a759b280"/>
     <w:p>
       <w:pPr>
         <w:pStyle w:val="Bibliography"/>
@@ -9232,7 +9790,7 @@
       <w:r>
         <w:t xml:space="preserve"> </w:t>
       </w:r>
-      <w:hyperlink r:id="rId98">
+      <w:hyperlink r:id="rId99">
         <w:r>
           <w:rPr>
             <w:rStyle w:val="Hyperlink"/>
@@ -9241,8 +9799,8 @@
         </w:r>
       </w:hyperlink>
     </w:p>
-    <w:bookmarkEnd w:id="99"/>
-    <w:bookmarkStart w:id="100" w:name="ref-ChoiInvestigationHumanBody2012"/>
+    <w:bookmarkEnd w:id="100"/>
+    <w:bookmarkStart w:id="101" w:name="ref-ChoiInvestigationHumanBody2012"/>
     <w:p>
       <w:pPr>
         <w:pStyle w:val="Bibliography"/>
@@ -9277,8 +9835,8 @@
         <w:t xml:space="preserve">, 258–269.</w:t>
       </w:r>
     </w:p>
-    <w:bookmarkEnd w:id="100"/>
-    <w:bookmarkStart w:id="102" w:name="ref-deCockCalibrationCurves2023"/>
+    <w:bookmarkEnd w:id="101"/>
+    <w:bookmarkStart w:id="103" w:name="ref-deCockCalibrationCurves2023"/>
     <w:p>
       <w:pPr>
         <w:pStyle w:val="Bibliography"/>
@@ -9330,7 +9888,7 @@
       <w:r>
         <w:t xml:space="preserve"> </w:t>
       </w:r>
-      <w:hyperlink r:id="rId101">
+      <w:hyperlink r:id="rId102">
         <w:r>
           <w:rPr>
             <w:rStyle w:val="Hyperlink"/>
@@ -9339,8 +9897,8 @@
         </w:r>
       </w:hyperlink>
     </w:p>
-    <w:bookmarkEnd w:id="102"/>
-    <w:bookmarkStart w:id="104" w:name="X9df5917af8f84de39d37f25bb914b381b4d01ad"/>
+    <w:bookmarkEnd w:id="103"/>
+    <w:bookmarkStart w:id="105" w:name="X9df5917af8f84de39d37f25bb914b381b4d01ad"/>
     <w:p>
       <w:pPr>
         <w:pStyle w:val="Bibliography"/>
@@ -9416,7 +9974,7 @@
       <w:r>
         <w:t xml:space="preserve"> </w:t>
       </w:r>
-      <w:hyperlink r:id="rId103">
+      <w:hyperlink r:id="rId104">
         <w:r>
           <w:rPr>
             <w:rStyle w:val="Hyperlink"/>
@@ -9425,8 +9983,8 @@
         </w:r>
       </w:hyperlink>
     </w:p>
-    <w:bookmarkEnd w:id="104"/>
-    <w:bookmarkStart w:id="105" w:name="ref-heiselbergDraftComfortReview1994"/>
+    <w:bookmarkEnd w:id="105"/>
+    <w:bookmarkStart w:id="106" w:name="ref-heiselbergDraftComfortReview1994"/>
     <w:p>
       <w:pPr>
         <w:pStyle w:val="Bibliography"/>
@@ -9461,8 +10019,8 @@
         <w:t xml:space="preserve">, 1073–1081.</w:t>
       </w:r>
     </w:p>
-    <w:bookmarkEnd w:id="105"/>
-    <w:bookmarkStart w:id="106" w:name="ref-KenshaloCoolThresholds1968"/>
+    <w:bookmarkEnd w:id="106"/>
+    <w:bookmarkStart w:id="107" w:name="ref-KenshaloCoolThresholds1968"/>
     <w:p>
       <w:pPr>
         <w:pStyle w:val="Bibliography"/>
@@ -9497,8 +10055,8 @@
         <w:t xml:space="preserve">, 81–84.</w:t>
       </w:r>
     </w:p>
-    <w:bookmarkEnd w:id="106"/>
-    <w:bookmarkStart w:id="108" w:name="ref-lee3DQuantificationMicroclimate2007"/>
+    <w:bookmarkEnd w:id="107"/>
+    <w:bookmarkStart w:id="109" w:name="ref-lee3DQuantificationMicroclimate2007"/>
     <w:p>
       <w:pPr>
         <w:pStyle w:val="Bibliography"/>
@@ -9535,7 +10093,7 @@
       <w:r>
         <w:t xml:space="preserve"> </w:t>
       </w:r>
-      <w:hyperlink r:id="rId107">
+      <w:hyperlink r:id="rId108">
         <w:r>
           <w:rPr>
             <w:rStyle w:val="Hyperlink"/>
@@ -9544,8 +10102,8 @@
         </w:r>
       </w:hyperlink>
     </w:p>
-    <w:bookmarkEnd w:id="108"/>
-    <w:bookmarkStart w:id="110" w:name="X0e41857b9754d3f46055296e8711d0a459bcc8a"/>
+    <w:bookmarkEnd w:id="109"/>
+    <w:bookmarkStart w:id="111" w:name="X0e41857b9754d3f46055296e8711d0a459bcc8a"/>
     <w:p>
       <w:pPr>
         <w:pStyle w:val="Bibliography"/>
@@ -9582,7 +10140,7 @@
       <w:r>
         <w:t xml:space="preserve"> </w:t>
       </w:r>
-      <w:hyperlink r:id="rId109">
+      <w:hyperlink r:id="rId110">
         <w:r>
           <w:rPr>
             <w:rStyle w:val="Hyperlink"/>
@@ -9591,8 +10149,8 @@
         </w:r>
       </w:hyperlink>
     </w:p>
-    <w:bookmarkEnd w:id="110"/>
-    <w:bookmarkStart w:id="112" w:name="ref-lyonsWindowPerformanceHuman1999"/>
+    <w:bookmarkEnd w:id="111"/>
+    <w:bookmarkStart w:id="113" w:name="ref-lyonsWindowPerformanceHuman1999"/>
     <w:p>
       <w:pPr>
         <w:pStyle w:val="Bibliography"/>
@@ -9689,7 +10247,7 @@
       <w:r>
         <w:t xml:space="preserve"> </w:t>
       </w:r>
-      <w:hyperlink r:id="rId111">
+      <w:hyperlink r:id="rId112">
         <w:r>
           <w:rPr>
             <w:rStyle w:val="Hyperlink"/>
@@ -9698,8 +10256,8 @@
         </w:r>
       </w:hyperlink>
     </w:p>
-    <w:bookmarkEnd w:id="112"/>
-    <w:bookmarkStart w:id="114" w:name="ref-neuhausKalbfleischHauck1991"/>
+    <w:bookmarkEnd w:id="113"/>
+    <w:bookmarkStart w:id="115" w:name="ref-neuhausKalbfleischHauck1991"/>
     <w:p>
       <w:pPr>
         <w:pStyle w:val="Bibliography"/>
@@ -9736,7 +10294,7 @@
       <w:r>
         <w:t xml:space="preserve"> </w:t>
       </w:r>
-      <w:hyperlink r:id="rId113">
+      <w:hyperlink r:id="rId114">
         <w:r>
           <w:rPr>
             <w:rStyle w:val="Hyperlink"/>
@@ -9745,8 +10303,8 @@
         </w:r>
       </w:hyperlink>
     </w:p>
-    <w:bookmarkEnd w:id="114"/>
-    <w:bookmarkStart w:id="116" w:name="ref-schiavonSensationDraftUncovered2016"/>
+    <w:bookmarkEnd w:id="115"/>
+    <w:bookmarkStart w:id="117" w:name="ref-schiavonSensationDraftUncovered2016"/>
     <w:p>
       <w:pPr>
         <w:pStyle w:val="Bibliography"/>
@@ -9783,7 +10341,7 @@
       <w:r>
         <w:t xml:space="preserve"> </w:t>
       </w:r>
-      <w:hyperlink r:id="rId115">
+      <w:hyperlink r:id="rId116">
         <w:r>
           <w:rPr>
             <w:rStyle w:val="Hyperlink"/>
@@ -9792,8 +10350,8 @@
         </w:r>
       </w:hyperlink>
     </w:p>
-    <w:bookmarkEnd w:id="116"/>
-    <w:bookmarkStart w:id="118" w:name="ref-schweikerThermalExpectation2020"/>
+    <w:bookmarkEnd w:id="117"/>
+    <w:bookmarkStart w:id="119" w:name="ref-schweikerThermalExpectation2020"/>
     <w:p>
       <w:pPr>
         <w:pStyle w:val="Bibliography"/>
@@ -9830,7 +10388,7 @@
       <w:r>
         <w:t xml:space="preserve"> </w:t>
       </w:r>
-      <w:hyperlink r:id="rId117">
+      <w:hyperlink r:id="rId118">
         <w:r>
           <w:rPr>
             <w:rStyle w:val="Hyperlink"/>
@@ -9839,66 +10397,8 @@
         </w:r>
       </w:hyperlink>
     </w:p>
-    <w:bookmarkEnd w:id="118"/>
-    <w:bookmarkStart w:id="120" w:name="ref-stelproCommercialBaseboardCBF2026"/>
-    <w:p>
-      <w:pPr>
-        <w:pStyle w:val="Bibliography"/>
-      </w:pPr>
-      <w:r>
-        <w:t xml:space="preserve">Stelpro. (2026).</w:t>
-      </w:r>
-      <w:r>
-        <w:t xml:space="preserve"> </w:t>
-      </w:r>
-      <w:r>
-        <w:rPr>
-          <w:i/>
-          <w:iCs/>
-        </w:rPr>
-        <w:t xml:space="preserve">Commercial baseboard heater (</w:t>
-      </w:r>
-      <w:r>
-        <w:rPr>
-          <w:i/>
-          <w:iCs/>
-        </w:rPr>
-        <w:t xml:space="preserve">CBF</w:t>
-      </w:r>
-      <w:r>
-        <w:rPr>
-          <w:i/>
-          <w:iCs/>
-        </w:rPr>
-        <w:t xml:space="preserve"> </w:t>
-      </w:r>
-      <w:r>
-        <w:rPr>
-          <w:i/>
-          <w:iCs/>
-        </w:rPr>
-        <w:t xml:space="preserve">series) selection table</w:t>
-      </w:r>
-      <w:r>
-        <w:t xml:space="preserve">.</w:t>
-      </w:r>
-      <w:r>
-        <w:t xml:space="preserve"> </w:t>
-      </w:r>
-      <w:hyperlink r:id="rId119">
-        <w:r>
-          <w:rPr>
-            <w:rStyle w:val="Hyperlink"/>
-          </w:rPr>
-          <w:t xml:space="preserve">https://assets.gordonelectricsupply.com/datasheets/ts/STLPROE00012_51_50.pdf</w:t>
-        </w:r>
-      </w:hyperlink>
-      <w:r>
-        <w:t xml:space="preserve">.</w:t>
-      </w:r>
-    </w:p>
-    <w:bookmarkEnd w:id="120"/>
-    <w:bookmarkStart w:id="122" w:name="ref-tartariniCBEThermalComfort2020"/>
+    <w:bookmarkEnd w:id="119"/>
+    <w:bookmarkStart w:id="121" w:name="ref-tartariniCBEThermalComfort2020"/>
     <w:p>
       <w:pPr>
         <w:pStyle w:val="Bibliography"/>
@@ -9932,7 +10432,7 @@
       <w:r>
         <w:t xml:space="preserve">, 100563. https://doi.org/</w:t>
       </w:r>
-      <w:hyperlink r:id="rId121">
+      <w:hyperlink r:id="rId120">
         <w:r>
           <w:rPr>
             <w:rStyle w:val="Hyperlink"/>
@@ -9941,8 +10441,8 @@
         </w:r>
       </w:hyperlink>
     </w:p>
-    <w:bookmarkEnd w:id="122"/>
-    <w:bookmarkStart w:id="124" w:name="Xc6822f8f52189dbfe9f84a83a245251ba38a71f"/>
+    <w:bookmarkEnd w:id="121"/>
+    <w:bookmarkStart w:id="123" w:name="Xc6822f8f52189dbfe9f84a83a245251ba38a71f"/>
     <w:p>
       <w:pPr>
         <w:pStyle w:val="Bibliography"/>
@@ -9979,7 +10479,7 @@
       <w:r>
         <w:t xml:space="preserve"> </w:t>
       </w:r>
-      <w:hyperlink r:id="rId123">
+      <w:hyperlink r:id="rId122">
         <w:r>
           <w:rPr>
             <w:rStyle w:val="Hyperlink"/>
@@ -9988,8 +10488,8 @@
         </w:r>
       </w:hyperlink>
     </w:p>
-    <w:bookmarkEnd w:id="124"/>
-    <w:bookmarkStart w:id="126" w:name="ref-vancalster2016"/>
+    <w:bookmarkEnd w:id="123"/>
+    <w:bookmarkStart w:id="125" w:name="ref-vancalster2016"/>
     <w:p>
       <w:pPr>
         <w:pStyle w:val="Bibliography"/>
@@ -10023,7 +10523,7 @@
       <w:r>
         <w:t xml:space="preserve">, 167–176. https://doi.org/</w:t>
       </w:r>
-      <w:hyperlink r:id="rId125">
+      <w:hyperlink r:id="rId124">
         <w:r>
           <w:rPr>
             <w:rStyle w:val="Hyperlink"/>
@@ -10032,8 +10532,8 @@
         </w:r>
       </w:hyperlink>
     </w:p>
-    <w:bookmarkEnd w:id="126"/>
-    <w:bookmarkStart w:id="128" w:name="ref-xuPerceivedControlWinter2021"/>
+    <w:bookmarkEnd w:id="125"/>
+    <w:bookmarkStart w:id="127" w:name="ref-xuPerceivedControlWinter2021"/>
     <w:p>
       <w:pPr>
         <w:pStyle w:val="Bibliography"/>
@@ -10091,7 +10591,7 @@
       <w:r>
         <w:t xml:space="preserve"> </w:t>
       </w:r>
-      <w:hyperlink r:id="rId127">
+      <w:hyperlink r:id="rId126">
         <w:r>
           <w:rPr>
             <w:rStyle w:val="Hyperlink"/>
@@ -10100,8 +10600,8 @@
         </w:r>
       </w:hyperlink>
     </w:p>
-    <w:bookmarkEnd w:id="128"/>
-    <w:bookmarkStart w:id="130" w:name="ref-zhangGroupPerceptionFeedback2022"/>
+    <w:bookmarkEnd w:id="127"/>
+    <w:bookmarkStart w:id="129" w:name="ref-zhangGroupPerceptionFeedback2022"/>
     <w:p>
       <w:pPr>
         <w:pStyle w:val="Bibliography"/>
@@ -10138,7 +10638,7 @@
       <w:r>
         <w:t xml:space="preserve"> </w:t>
       </w:r>
-      <w:hyperlink r:id="rId129">
+      <w:hyperlink r:id="rId128">
         <w:r>
           <w:rPr>
             <w:rStyle w:val="Hyperlink"/>
@@ -10147,8 +10647,8 @@
         </w:r>
       </w:hyperlink>
     </w:p>
-    <w:bookmarkEnd w:id="130"/>
-    <w:bookmarkStart w:id="132" w:name="ref-zhouDraughtSensationAssessment2022"/>
+    <w:bookmarkEnd w:id="129"/>
+    <w:bookmarkStart w:id="131" w:name="ref-zhouDraughtSensationAssessment2022"/>
     <w:p>
       <w:pPr>
         <w:pStyle w:val="Bibliography"/>
@@ -10185,7 +10685,7 @@
       <w:r>
         <w:t xml:space="preserve"> </w:t>
       </w:r>
-      <w:hyperlink r:id="rId131">
+      <w:hyperlink r:id="rId130">
         <w:r>
           <w:rPr>
             <w:rStyle w:val="Hyperlink"/>
@@ -10194,9 +10694,9 @@
         </w:r>
       </w:hyperlink>
     </w:p>
+    <w:bookmarkEnd w:id="131"/>
     <w:bookmarkEnd w:id="132"/>
     <w:bookmarkEnd w:id="133"/>
-    <w:bookmarkEnd w:id="134"/>
     <w:sectPr>
       <w:footnotePr>
         <w:numRestart w:val="eachSect"/>

--- a/docs/manuscript/index.docx
+++ b/docs/manuscript/index.docx
@@ -47,7 +47,7 @@
         <w:pStyle w:val="Date"/>
       </w:pPr>
       <w:r>
-        <w:t xml:space="preserve">2026-07-16</w:t>
+        <w:t xml:space="preserve">2026-08-13</w:t>
       </w:r>
     </w:p>
     <w:p>
@@ -11125,25 +11125,63 @@
         <w:t xml:space="preserve">]</w:t>
       </w:r>
       <w:r>
-        <w:t xml:space="preserve">,</w:t>
-      </w:r>
-      <w:r>
-        <w:t xml:space="preserve"> </w:t>
-      </w:r>
-      <w:r>
-        <w:t xml:space="preserve">suppressing both the magnitude and variability of skin temperature</w:t>
-      </w:r>
-      <w:r>
-        <w:t xml:space="preserve"> </w:t>
-      </w:r>
-      <w:r>
-        <w:t xml:space="preserve">changes and making it less likely that occupants cross discomfort</w:t>
-      </w:r>
-      <w:r>
-        <w:t xml:space="preserve"> </w:t>
-      </w:r>
-      <w:r>
-        <w:t xml:space="preserve">thresholds.</w:t>
+        <w:t xml:space="preserve">. It</w:t>
+      </w:r>
+      <w:r>
+        <w:t xml:space="preserve"> </w:t>
+      </w:r>
+      <w:r>
+        <w:t xml:space="preserve">should be noted that the clothing insulation of 0.75 clo in this study</w:t>
+      </w:r>
+      <w:r>
+        <w:t xml:space="preserve"> </w:t>
+      </w:r>
+      <w:r>
+        <w:t xml:space="preserve">represents the whole-body ensemble, whereas the local insulation at the</w:t>
+      </w:r>
+      <w:r>
+        <w:t xml:space="preserve"> </w:t>
+      </w:r>
+      <w:r>
+        <w:t xml:space="preserve">ankle was provided by thin socks (approximately 0.02 clo</w:t>
+      </w:r>
+      <w:r>
+        <w:t xml:space="preserve"> </w:t>
+      </w:r>
+      <w:r>
+        <w:t xml:space="preserve">[</w:t>
+      </w:r>
+      <w:hyperlink w:anchor="ref-ashraeANSIASHRAEStandard2023">
+        <w:r>
+          <w:rPr>
+            <w:rStyle w:val="Hyperlink"/>
+          </w:rPr>
+          <w:t xml:space="preserve">8</w:t>
+        </w:r>
+      </w:hyperlink>
+      <w:r>
+        <w:t xml:space="preserve">]</w:t>
+      </w:r>
+      <w:r>
+        <w:t xml:space="preserve">). Despite this low local insulation, we</w:t>
+      </w:r>
+      <w:r>
+        <w:t xml:space="preserve"> </w:t>
+      </w:r>
+      <w:r>
+        <w:t xml:space="preserve">observed that ankle coverage still suppressed both the mxagnitude and</w:t>
+      </w:r>
+      <w:r>
+        <w:t xml:space="preserve"> </w:t>
+      </w:r>
+      <w:r>
+        <w:t xml:space="preserve">variability of skin temperature changes and made it less likely that</w:t>
+      </w:r>
+      <w:r>
+        <w:t xml:space="preserve"> </w:t>
+      </w:r>
+      <w:r>
+        <w:t xml:space="preserve">occupants cross discomfort thresholds.</w:t>
       </w:r>
     </w:p>
     <w:p>
